--- a/A.4.14.docx
+++ b/A.4.14.docx
@@ -10,6 +10,7 @@
         </w:rPr>
       </w:pPr>
       <w:bookmarkStart w:id="0" w:name="_Toc114820859"/>
+      <w:proofErr w:type="spellStart"/>
       <w:r>
         <w:rPr>
           <w:lang w:val="sv-SE"/>
@@ -28,6 +29,7 @@
         </w:rPr>
         <w:t>4</w:t>
       </w:r>
+      <w:proofErr w:type="spellEnd"/>
       <w:r>
         <w:rPr>
           <w:lang w:val="sv-SE"/>
@@ -39,20 +41,43 @@
         <w:rPr>
           <w:lang w:val="sv-SE"/>
         </w:rPr>
-        <w:t>Bengali/Bangla</w:t>
+        <w:t>Bengali/</w:t>
       </w:r>
+      <w:proofErr w:type="spellStart"/>
       <w:r>
         <w:rPr>
           <w:lang w:val="sv-SE"/>
         </w:rPr>
-        <w:t xml:space="preserve"> Alphabet</w:t>
+        <w:t>Bangla</w:t>
       </w:r>
-      <w:bookmarkEnd w:id="0"/>
+      <w:proofErr w:type="spellEnd"/>
       <w:r>
         <w:rPr>
           <w:lang w:val="sv-SE"/>
         </w:rPr>
-        <w:t xml:space="preserve"> (0x1</w:t>
+        <w:t xml:space="preserve"> </w:t>
+      </w:r>
+      <w:proofErr w:type="spellStart"/>
+      <w:r>
+        <w:rPr>
+          <w:lang w:val="sv-SE"/>
+        </w:rPr>
+        <w:t>Alphabet</w:t>
+      </w:r>
+      <w:bookmarkEnd w:id="0"/>
+      <w:proofErr w:type="spellEnd"/>
+      <w:r>
+        <w:rPr>
+          <w:lang w:val="sv-SE"/>
+        </w:rPr>
+        <w:t xml:space="preserve"> (</w:t>
+      </w:r>
+      <w:proofErr w:type="spellStart"/>
+      <w:r>
+        <w:rPr>
+          <w:lang w:val="sv-SE"/>
+        </w:rPr>
+        <w:t>0x1</w:t>
       </w:r>
       <w:r>
         <w:rPr>
@@ -60,6 +85,7 @@
         </w:rPr>
         <w:t>4</w:t>
       </w:r>
+      <w:proofErr w:type="spellEnd"/>
       <w:r>
         <w:rPr>
           <w:lang w:val="sv-SE"/>
@@ -71,9 +97,11 @@
       <w:pPr>
         <w:pStyle w:val="Rubrik4"/>
       </w:pPr>
+      <w:proofErr w:type="spellStart"/>
       <w:r>
         <w:t>A.4.14.1</w:t>
       </w:r>
+      <w:proofErr w:type="spellEnd"/>
       <w:r>
         <w:tab/>
         <w:t xml:space="preserve">SMS/CBS 7-bit </w:t>
@@ -82,8 +110,16 @@
         <w:rPr>
           <w:lang w:val="sv-SE"/>
         </w:rPr>
-        <w:t>Bengali/Bangla</w:t>
+        <w:t>Bengali/</w:t>
       </w:r>
+      <w:proofErr w:type="spellStart"/>
+      <w:r>
+        <w:rPr>
+          <w:lang w:val="sv-SE"/>
+        </w:rPr>
+        <w:t>Bangla</w:t>
+      </w:r>
+      <w:proofErr w:type="spellEnd"/>
       <w:r>
         <w:rPr>
           <w:lang w:val="sv-SE"/>
@@ -91,7 +127,15 @@
         <w:t xml:space="preserve"> </w:t>
       </w:r>
       <w:r>
-        <w:t>Alphabet (0x14) base table</w:t>
+        <w:t>Alphabet (</w:t>
+      </w:r>
+      <w:proofErr w:type="spellStart"/>
+      <w:r>
+        <w:t>0x14</w:t>
+      </w:r>
+      <w:proofErr w:type="spellEnd"/>
+      <w:r>
+        <w:t>) base table</w:t>
       </w:r>
     </w:p>
     <w:tbl>
@@ -101,19 +145,19 @@
         <w:tblLook w:val="0000" w:firstRow="0" w:lastRow="0" w:firstColumn="0" w:lastColumn="0" w:noHBand="0" w:noVBand="0"/>
       </w:tblPr>
       <w:tblGrid>
-        <w:gridCol w:w="571"/>
-        <w:gridCol w:w="572"/>
-        <w:gridCol w:w="572"/>
-        <w:gridCol w:w="572"/>
-        <w:gridCol w:w="572"/>
-        <w:gridCol w:w="765"/>
-        <w:gridCol w:w="765"/>
-        <w:gridCol w:w="765"/>
-        <w:gridCol w:w="777"/>
-        <w:gridCol w:w="789"/>
-        <w:gridCol w:w="802"/>
-        <w:gridCol w:w="765"/>
-        <w:gridCol w:w="777"/>
+        <w:gridCol w:w="518"/>
+        <w:gridCol w:w="518"/>
+        <w:gridCol w:w="519"/>
+        <w:gridCol w:w="519"/>
+        <w:gridCol w:w="519"/>
+        <w:gridCol w:w="665"/>
+        <w:gridCol w:w="665"/>
+        <w:gridCol w:w="665"/>
+        <w:gridCol w:w="676"/>
+        <w:gridCol w:w="1247"/>
+        <w:gridCol w:w="1212"/>
+        <w:gridCol w:w="665"/>
+        <w:gridCol w:w="676"/>
       </w:tblGrid>
       <w:tr>
         <w:trPr>
@@ -205,6 +249,7 @@
                 <w:sz w:val="24"/>
               </w:rPr>
             </w:pPr>
+            <w:proofErr w:type="spellStart"/>
             <w:r>
               <w:rPr>
                 <w:rFonts w:ascii="Courier" w:hAnsi="Courier"/>
@@ -216,6 +261,7 @@
               </w:rPr>
               <w:t>b7</w:t>
             </w:r>
+            <w:proofErr w:type="spellEnd"/>
           </w:p>
         </w:tc>
         <w:tc>
@@ -548,6 +594,7 @@
                 <w:sz w:val="24"/>
               </w:rPr>
             </w:pPr>
+            <w:proofErr w:type="spellStart"/>
             <w:r>
               <w:rPr>
                 <w:rFonts w:ascii="Courier" w:hAnsi="Courier"/>
@@ -559,6 +606,7 @@
               </w:rPr>
               <w:t>b6</w:t>
             </w:r>
+            <w:proofErr w:type="spellEnd"/>
           </w:p>
         </w:tc>
         <w:tc>
@@ -891,6 +939,7 @@
                 <w:sz w:val="24"/>
               </w:rPr>
             </w:pPr>
+            <w:proofErr w:type="spellStart"/>
             <w:r>
               <w:rPr>
                 <w:rFonts w:ascii="Courier" w:hAnsi="Courier"/>
@@ -902,6 +951,7 @@
               </w:rPr>
               <w:t>b5</w:t>
             </w:r>
+            <w:proofErr w:type="spellEnd"/>
           </w:p>
         </w:tc>
         <w:tc>
@@ -1166,6 +1216,7 @@
             </w:pPr>
             <w:bookmarkStart w:id="7" w:name="_MCCTEMPBM_CRPT01490010___4" w:colFirst="0" w:colLast="11"/>
             <w:bookmarkEnd w:id="5"/>
+            <w:proofErr w:type="spellStart"/>
             <w:r>
               <w:rPr>
                 <w:rFonts w:ascii="Courier" w:hAnsi="Courier"/>
@@ -1177,27 +1228,29 @@
               </w:rPr>
               <w:t>b4</w:t>
             </w:r>
-          </w:p>
-        </w:tc>
-        <w:tc>
-          <w:tcPr>
-            <w:tcW w:w="0" w:type="auto"/>
-            <w:tcBorders>
-              <w:top w:val="single" w:sz="6" w:space="0" w:color="auto"/>
-              <w:left w:val="single" w:sz="6" w:space="0" w:color="auto"/>
-              <w:bottom w:val="single" w:sz="6" w:space="0" w:color="auto"/>
-              <w:right w:val="single" w:sz="6" w:space="0" w:color="auto"/>
-            </w:tcBorders>
-          </w:tcPr>
-          <w:p>
-            <w:pPr>
-              <w:spacing w:before="120" w:line="240" w:lineRule="exact"/>
-              <w:jc w:val="center"/>
-              <w:rPr>
-                <w:rFonts w:ascii="Courier" w:hAnsi="Courier"/>
-                <w:sz w:val="24"/>
-              </w:rPr>
-            </w:pPr>
+            <w:proofErr w:type="spellEnd"/>
+          </w:p>
+        </w:tc>
+        <w:tc>
+          <w:tcPr>
+            <w:tcW w:w="0" w:type="auto"/>
+            <w:tcBorders>
+              <w:top w:val="single" w:sz="6" w:space="0" w:color="auto"/>
+              <w:left w:val="single" w:sz="6" w:space="0" w:color="auto"/>
+              <w:bottom w:val="single" w:sz="6" w:space="0" w:color="auto"/>
+              <w:right w:val="single" w:sz="6" w:space="0" w:color="auto"/>
+            </w:tcBorders>
+          </w:tcPr>
+          <w:p>
+            <w:pPr>
+              <w:spacing w:before="120" w:line="240" w:lineRule="exact"/>
+              <w:jc w:val="center"/>
+              <w:rPr>
+                <w:rFonts w:ascii="Courier" w:hAnsi="Courier"/>
+                <w:sz w:val="24"/>
+              </w:rPr>
+            </w:pPr>
+            <w:proofErr w:type="spellStart"/>
             <w:r>
               <w:rPr>
                 <w:rFonts w:ascii="Courier" w:hAnsi="Courier"/>
@@ -1209,27 +1262,29 @@
               </w:rPr>
               <w:t>b3</w:t>
             </w:r>
-          </w:p>
-        </w:tc>
-        <w:tc>
-          <w:tcPr>
-            <w:tcW w:w="0" w:type="auto"/>
-            <w:tcBorders>
-              <w:top w:val="single" w:sz="6" w:space="0" w:color="auto"/>
-              <w:left w:val="single" w:sz="6" w:space="0" w:color="auto"/>
-              <w:bottom w:val="single" w:sz="6" w:space="0" w:color="auto"/>
-              <w:right w:val="single" w:sz="6" w:space="0" w:color="auto"/>
-            </w:tcBorders>
-          </w:tcPr>
-          <w:p>
-            <w:pPr>
-              <w:spacing w:before="120" w:line="240" w:lineRule="exact"/>
-              <w:jc w:val="center"/>
-              <w:rPr>
-                <w:rFonts w:ascii="Courier" w:hAnsi="Courier"/>
-                <w:sz w:val="24"/>
-              </w:rPr>
-            </w:pPr>
+            <w:proofErr w:type="spellEnd"/>
+          </w:p>
+        </w:tc>
+        <w:tc>
+          <w:tcPr>
+            <w:tcW w:w="0" w:type="auto"/>
+            <w:tcBorders>
+              <w:top w:val="single" w:sz="6" w:space="0" w:color="auto"/>
+              <w:left w:val="single" w:sz="6" w:space="0" w:color="auto"/>
+              <w:bottom w:val="single" w:sz="6" w:space="0" w:color="auto"/>
+              <w:right w:val="single" w:sz="6" w:space="0" w:color="auto"/>
+            </w:tcBorders>
+          </w:tcPr>
+          <w:p>
+            <w:pPr>
+              <w:spacing w:before="120" w:line="240" w:lineRule="exact"/>
+              <w:jc w:val="center"/>
+              <w:rPr>
+                <w:rFonts w:ascii="Courier" w:hAnsi="Courier"/>
+                <w:sz w:val="24"/>
+              </w:rPr>
+            </w:pPr>
+            <w:proofErr w:type="spellStart"/>
             <w:r>
               <w:rPr>
                 <w:rFonts w:ascii="Courier" w:hAnsi="Courier"/>
@@ -1241,27 +1296,29 @@
               </w:rPr>
               <w:t>b2</w:t>
             </w:r>
-          </w:p>
-        </w:tc>
-        <w:tc>
-          <w:tcPr>
-            <w:tcW w:w="0" w:type="auto"/>
-            <w:tcBorders>
-              <w:top w:val="single" w:sz="6" w:space="0" w:color="auto"/>
-              <w:left w:val="single" w:sz="6" w:space="0" w:color="auto"/>
-              <w:bottom w:val="single" w:sz="6" w:space="0" w:color="auto"/>
-              <w:right w:val="single" w:sz="6" w:space="0" w:color="auto"/>
-            </w:tcBorders>
-          </w:tcPr>
-          <w:p>
-            <w:pPr>
-              <w:spacing w:before="120" w:line="240" w:lineRule="exact"/>
-              <w:jc w:val="center"/>
-              <w:rPr>
-                <w:rFonts w:ascii="Courier" w:hAnsi="Courier"/>
-                <w:sz w:val="24"/>
-              </w:rPr>
-            </w:pPr>
+            <w:proofErr w:type="spellEnd"/>
+          </w:p>
+        </w:tc>
+        <w:tc>
+          <w:tcPr>
+            <w:tcW w:w="0" w:type="auto"/>
+            <w:tcBorders>
+              <w:top w:val="single" w:sz="6" w:space="0" w:color="auto"/>
+              <w:left w:val="single" w:sz="6" w:space="0" w:color="auto"/>
+              <w:bottom w:val="single" w:sz="6" w:space="0" w:color="auto"/>
+              <w:right w:val="single" w:sz="6" w:space="0" w:color="auto"/>
+            </w:tcBorders>
+          </w:tcPr>
+          <w:p>
+            <w:pPr>
+              <w:spacing w:before="120" w:line="240" w:lineRule="exact"/>
+              <w:jc w:val="center"/>
+              <w:rPr>
+                <w:rFonts w:ascii="Courier" w:hAnsi="Courier"/>
+                <w:sz w:val="24"/>
+              </w:rPr>
+            </w:pPr>
+            <w:proofErr w:type="spellStart"/>
             <w:r>
               <w:rPr>
                 <w:rFonts w:ascii="Courier" w:hAnsi="Courier"/>
@@ -1273,6 +1330,7 @@
               </w:rPr>
               <w:t>b1</w:t>
             </w:r>
+            <w:proofErr w:type="spellEnd"/>
           </w:p>
         </w:tc>
         <w:tc>
@@ -1876,8 +1934,15 @@
                 <w:rFonts w:ascii="Arial" w:hAnsi="Arial" w:cs="Arial"/>
               </w:rPr>
               <w:br/>
+            </w:r>
+            <w:proofErr w:type="spellStart"/>
+            <w:r>
+              <w:rPr>
+                <w:rFonts w:ascii="Arial" w:hAnsi="Arial" w:cs="Arial"/>
+              </w:rPr>
               <w:t>09AC</w:t>
             </w:r>
+            <w:proofErr w:type="spellEnd"/>
           </w:p>
         </w:tc>
         <w:tc>
@@ -1913,8 +1978,15 @@
                 <w:rFonts w:ascii="Arial" w:hAnsi="Arial" w:cs="Arial"/>
               </w:rPr>
               <w:br/>
+            </w:r>
+            <w:proofErr w:type="spellStart"/>
+            <w:r>
+              <w:rPr>
+                <w:rFonts w:ascii="Arial" w:hAnsi="Arial" w:cs="Arial"/>
+              </w:rPr>
               <w:t>09BE</w:t>
             </w:r>
+            <w:proofErr w:type="spellEnd"/>
           </w:p>
         </w:tc>
         <w:tc>
@@ -2213,8 +2285,15 @@
                 <w:rFonts w:ascii="Arial" w:hAnsi="Arial" w:cs="Arial"/>
               </w:rPr>
               <w:br/>
+            </w:r>
+            <w:proofErr w:type="spellStart"/>
+            <w:r>
+              <w:rPr>
+                <w:rFonts w:ascii="Arial" w:hAnsi="Arial" w:cs="Arial"/>
+              </w:rPr>
               <w:t>005F</w:t>
             </w:r>
+            <w:proofErr w:type="spellEnd"/>
           </w:p>
         </w:tc>
         <w:tc>
@@ -2249,8 +2328,15 @@
                 <w:rFonts w:ascii="Arial" w:hAnsi="Arial" w:cs="Arial"/>
               </w:rPr>
               <w:br/>
+            </w:r>
+            <w:proofErr w:type="spellStart"/>
+            <w:r>
+              <w:rPr>
+                <w:rFonts w:ascii="Arial" w:hAnsi="Arial" w:cs="Arial"/>
+              </w:rPr>
               <w:t>09A4</w:t>
             </w:r>
+            <w:proofErr w:type="spellEnd"/>
           </w:p>
         </w:tc>
         <w:tc>
@@ -2321,8 +2407,15 @@
                 <w:rFonts w:ascii="Arial" w:hAnsi="Arial" w:cs="Arial"/>
               </w:rPr>
               <w:br/>
+            </w:r>
+            <w:proofErr w:type="spellStart"/>
+            <w:r>
+              <w:rPr>
+                <w:rFonts w:ascii="Arial" w:hAnsi="Arial" w:cs="Arial"/>
+              </w:rPr>
               <w:t>09AD</w:t>
             </w:r>
+            <w:proofErr w:type="spellEnd"/>
           </w:p>
         </w:tc>
         <w:tc>
@@ -2358,8 +2451,15 @@
                 <w:rFonts w:ascii="Arial" w:hAnsi="Arial" w:cs="Arial"/>
               </w:rPr>
               <w:br/>
+            </w:r>
+            <w:proofErr w:type="spellStart"/>
+            <w:r>
+              <w:rPr>
+                <w:rFonts w:ascii="Arial" w:hAnsi="Arial" w:cs="Arial"/>
+              </w:rPr>
               <w:t>09BF</w:t>
             </w:r>
+            <w:proofErr w:type="spellEnd"/>
           </w:p>
         </w:tc>
         <w:tc>
@@ -2708,8 +2808,15 @@
                 <w:rFonts w:ascii="Arial" w:hAnsi="Arial" w:cs="Arial"/>
               </w:rPr>
               <w:br/>
+            </w:r>
+            <w:proofErr w:type="spellStart"/>
+            <w:r>
+              <w:rPr>
+                <w:rFonts w:ascii="Arial" w:hAnsi="Arial" w:cs="Arial"/>
+              </w:rPr>
               <w:t>099F</w:t>
             </w:r>
+            <w:proofErr w:type="spellEnd"/>
           </w:p>
         </w:tc>
         <w:tc>
@@ -2782,8 +2889,15 @@
                 <w:rFonts w:ascii="Arial" w:hAnsi="Arial" w:cs="Arial"/>
               </w:rPr>
               <w:br/>
+            </w:r>
+            <w:proofErr w:type="spellStart"/>
+            <w:r>
+              <w:rPr>
+                <w:rFonts w:ascii="Arial" w:hAnsi="Arial" w:cs="Arial"/>
+              </w:rPr>
               <w:t>09AE</w:t>
             </w:r>
+            <w:proofErr w:type="spellEnd"/>
           </w:p>
         </w:tc>
         <w:tc>
@@ -2820,8 +2934,15 @@
                 <w:rFonts w:ascii="Arial" w:hAnsi="Arial" w:cs="Arial"/>
               </w:rPr>
               <w:br/>
+            </w:r>
+            <w:proofErr w:type="spellStart"/>
+            <w:r>
+              <w:rPr>
+                <w:rFonts w:ascii="Arial" w:hAnsi="Arial" w:cs="Arial"/>
+              </w:rPr>
               <w:t>09C0</w:t>
             </w:r>
+            <w:proofErr w:type="spellEnd"/>
           </w:p>
         </w:tc>
         <w:tc>
@@ -3233,8 +3354,15 @@
                 <w:rFonts w:ascii="Arial" w:hAnsi="Arial" w:cs="Arial"/>
               </w:rPr>
               <w:br/>
+            </w:r>
+            <w:proofErr w:type="spellStart"/>
+            <w:r>
+              <w:rPr>
+                <w:rFonts w:ascii="Arial" w:hAnsi="Arial" w:cs="Arial"/>
+              </w:rPr>
               <w:t>09AF</w:t>
             </w:r>
+            <w:proofErr w:type="spellEnd"/>
           </w:p>
         </w:tc>
         <w:tc>
@@ -3261,6 +3389,12 @@
             </w:pPr>
             <w:r>
               <w:rPr>
+                <w:rFonts w:ascii="Arial" w:hAnsi="Arial" w:cs="Arial"/>
+              </w:rPr>
+              <w:t>‌</w:t>
+            </w:r>
+            <w:r>
+              <w:rPr>
                 <w:rFonts w:ascii="Nirmala UI" w:hAnsi="Nirmala UI" w:cs="Nirmala UI"/>
               </w:rPr>
               <w:t>ু</w:t>
@@ -3270,8 +3404,15 @@
                 <w:rFonts w:ascii="Arial" w:hAnsi="Arial" w:cs="Arial"/>
               </w:rPr>
               <w:br/>
-              <w:t>09C1</w:t>
-            </w:r>
+            </w:r>
+            <w:proofErr w:type="spellStart"/>
+            <w:r>
+              <w:rPr>
+                <w:rFonts w:ascii="Arial" w:hAnsi="Arial" w:cs="Arial"/>
+              </w:rPr>
+              <w:t>200C,09C1</w:t>
+            </w:r>
+            <w:proofErr w:type="spellEnd"/>
           </w:p>
         </w:tc>
         <w:tc>
@@ -3624,8 +3765,15 @@
                 <w:rFonts w:ascii="Arial" w:hAnsi="Arial" w:cs="Arial"/>
               </w:rPr>
               <w:br/>
+            </w:r>
+            <w:proofErr w:type="spellStart"/>
+            <w:r>
+              <w:rPr>
+                <w:rFonts w:ascii="Arial" w:hAnsi="Arial" w:cs="Arial"/>
+              </w:rPr>
               <w:t>09A5</w:t>
             </w:r>
+            <w:proofErr w:type="spellEnd"/>
           </w:p>
         </w:tc>
         <w:tc>
@@ -3698,8 +3846,15 @@
                 <w:rFonts w:ascii="Arial" w:hAnsi="Arial" w:cs="Arial"/>
               </w:rPr>
               <w:br/>
+            </w:r>
+            <w:proofErr w:type="spellStart"/>
+            <w:r>
+              <w:rPr>
+                <w:rFonts w:ascii="Arial" w:hAnsi="Arial" w:cs="Arial"/>
+              </w:rPr>
               <w:t>09B0</w:t>
             </w:r>
+            <w:proofErr w:type="spellEnd"/>
           </w:p>
         </w:tc>
         <w:tc>
@@ -3727,6 +3882,12 @@
             </w:pPr>
             <w:r>
               <w:rPr>
+                <w:rFonts w:ascii="Arial" w:hAnsi="Arial" w:cs="Arial"/>
+              </w:rPr>
+              <w:t>‌</w:t>
+            </w:r>
+            <w:r>
+              <w:rPr>
                 <w:rFonts w:ascii="Nirmala UI" w:hAnsi="Nirmala UI" w:cs="Nirmala UI"/>
               </w:rPr>
               <w:t>ূ</w:t>
@@ -3736,8 +3897,15 @@
                 <w:rFonts w:ascii="Arial" w:hAnsi="Arial" w:cs="Arial"/>
               </w:rPr>
               <w:br/>
-              <w:t>09C2</w:t>
-            </w:r>
+            </w:r>
+            <w:proofErr w:type="spellStart"/>
+            <w:r>
+              <w:rPr>
+                <w:rFonts w:ascii="Arial" w:hAnsi="Arial" w:cs="Arial"/>
+              </w:rPr>
+              <w:t>200C,09C2</w:t>
+            </w:r>
+            <w:proofErr w:type="spellEnd"/>
           </w:p>
         </w:tc>
         <w:tc>
@@ -4091,8 +4259,15 @@
                 <w:rFonts w:ascii="Arial" w:hAnsi="Arial" w:cs="Arial"/>
               </w:rPr>
               <w:br/>
+            </w:r>
+            <w:proofErr w:type="spellStart"/>
+            <w:r>
+              <w:rPr>
+                <w:rFonts w:ascii="Arial" w:hAnsi="Arial" w:cs="Arial"/>
+              </w:rPr>
               <w:t>09A0</w:t>
             </w:r>
+            <w:proofErr w:type="spellEnd"/>
           </w:p>
         </w:tc>
         <w:tc>
@@ -4188,6 +4363,12 @@
             </w:pPr>
             <w:r>
               <w:rPr>
+                <w:rFonts w:ascii="Arial" w:hAnsi="Arial" w:cs="Arial"/>
+              </w:rPr>
+              <w:t>‌</w:t>
+            </w:r>
+            <w:r>
+              <w:rPr>
                 <w:rFonts w:ascii="Nirmala UI" w:hAnsi="Nirmala UI" w:cs="Nirmala UI"/>
               </w:rPr>
               <w:t>ৃ</w:t>
@@ -4197,8 +4378,15 @@
                 <w:rFonts w:ascii="Arial" w:hAnsi="Arial" w:cs="Arial"/>
               </w:rPr>
               <w:br/>
-              <w:t>09C3</w:t>
-            </w:r>
+            </w:r>
+            <w:proofErr w:type="spellStart"/>
+            <w:r>
+              <w:rPr>
+                <w:rFonts w:ascii="Arial" w:hAnsi="Arial" w:cs="Arial"/>
+              </w:rPr>
+              <w:t>200C,09C3</w:t>
+            </w:r>
+            <w:proofErr w:type="spellEnd"/>
           </w:p>
         </w:tc>
         <w:tc>
@@ -4553,8 +4741,15 @@
                 <w:rFonts w:ascii="Arial" w:hAnsi="Arial" w:cs="Arial"/>
               </w:rPr>
               <w:br/>
+            </w:r>
+            <w:proofErr w:type="spellStart"/>
+            <w:r>
+              <w:rPr>
+                <w:rFonts w:ascii="Arial" w:hAnsi="Arial" w:cs="Arial"/>
+              </w:rPr>
               <w:t>09A6</w:t>
             </w:r>
+            <w:proofErr w:type="spellEnd"/>
           </w:p>
         </w:tc>
         <w:tc>
@@ -4627,8 +4822,15 @@
                 <w:rFonts w:ascii="Arial" w:hAnsi="Arial" w:cs="Arial"/>
               </w:rPr>
               <w:br/>
+            </w:r>
+            <w:proofErr w:type="spellStart"/>
+            <w:r>
+              <w:rPr>
+                <w:rFonts w:ascii="Arial" w:hAnsi="Arial" w:cs="Arial"/>
+              </w:rPr>
               <w:t>09B2</w:t>
             </w:r>
+            <w:proofErr w:type="spellEnd"/>
           </w:p>
         </w:tc>
         <w:tc>
@@ -4655,6 +4857,12 @@
             </w:pPr>
             <w:r>
               <w:rPr>
+                <w:rFonts w:ascii="Arial" w:hAnsi="Arial" w:cs="Arial"/>
+              </w:rPr>
+              <w:t>‌</w:t>
+            </w:r>
+            <w:r>
+              <w:rPr>
                 <w:rFonts w:ascii="Nirmala UI" w:hAnsi="Nirmala UI" w:cs="Nirmala UI"/>
               </w:rPr>
               <w:t>ৢ</w:t>
@@ -4664,8 +4872,15 @@
                 <w:rFonts w:ascii="Arial" w:hAnsi="Arial" w:cs="Arial"/>
               </w:rPr>
               <w:br/>
-              <w:t>09E2</w:t>
-            </w:r>
+            </w:r>
+            <w:proofErr w:type="spellStart"/>
+            <w:r>
+              <w:rPr>
+                <w:rFonts w:ascii="Arial" w:hAnsi="Arial" w:cs="Arial"/>
+              </w:rPr>
+              <w:t>200C,09E2</w:t>
+            </w:r>
+            <w:proofErr w:type="spellEnd"/>
           </w:p>
         </w:tc>
         <w:tc>
@@ -5005,8 +5220,15 @@
                 <w:rFonts w:ascii="Arial" w:hAnsi="Arial" w:cs="Arial"/>
               </w:rPr>
               <w:br/>
+            </w:r>
+            <w:proofErr w:type="spellStart"/>
+            <w:r>
+              <w:rPr>
+                <w:rFonts w:ascii="Arial" w:hAnsi="Arial" w:cs="Arial"/>
+              </w:rPr>
               <w:t>09A1</w:t>
             </w:r>
+            <w:proofErr w:type="spellEnd"/>
           </w:p>
         </w:tc>
         <w:tc>
@@ -5370,8 +5592,15 @@
                 <w:rFonts w:ascii="Arial" w:hAnsi="Arial" w:cs="Arial"/>
               </w:rPr>
               <w:br/>
+            </w:r>
+            <w:proofErr w:type="spellStart"/>
+            <w:r>
+              <w:rPr>
+                <w:rFonts w:ascii="Arial" w:hAnsi="Arial" w:cs="Arial"/>
+              </w:rPr>
               <w:t>098A</w:t>
             </w:r>
+            <w:proofErr w:type="spellEnd"/>
           </w:p>
         </w:tc>
         <w:tc>
@@ -5442,8 +5671,15 @@
                 <w:rFonts w:ascii="Arial" w:hAnsi="Arial" w:cs="Arial"/>
               </w:rPr>
               <w:br/>
+            </w:r>
+            <w:proofErr w:type="spellStart"/>
+            <w:r>
+              <w:rPr>
+                <w:rFonts w:ascii="Arial" w:hAnsi="Arial" w:cs="Arial"/>
+              </w:rPr>
               <w:t>09A7</w:t>
             </w:r>
+            <w:proofErr w:type="spellEnd"/>
           </w:p>
         </w:tc>
         <w:tc>
@@ -5545,8 +5781,15 @@
                 <w:rFonts w:ascii="Arial" w:hAnsi="Arial" w:cs="Arial"/>
               </w:rPr>
               <w:br/>
+            </w:r>
+            <w:proofErr w:type="spellStart"/>
+            <w:r>
+              <w:rPr>
+                <w:rFonts w:ascii="Arial" w:hAnsi="Arial" w:cs="Arial"/>
+              </w:rPr>
               <w:t>09C7</w:t>
             </w:r>
+            <w:proofErr w:type="spellEnd"/>
           </w:p>
         </w:tc>
         <w:tc>
@@ -5814,8 +6057,15 @@
                 <w:rFonts w:ascii="Arial" w:hAnsi="Arial" w:cs="Arial"/>
               </w:rPr>
               <w:br/>
+            </w:r>
+            <w:proofErr w:type="spellStart"/>
+            <w:r>
+              <w:rPr>
+                <w:rFonts w:ascii="Arial" w:hAnsi="Arial" w:cs="Arial"/>
+              </w:rPr>
               <w:t>098B</w:t>
             </w:r>
+            <w:proofErr w:type="spellEnd"/>
           </w:p>
         </w:tc>
         <w:tc>
@@ -5886,8 +6136,15 @@
                 <w:rFonts w:ascii="Arial" w:hAnsi="Arial" w:cs="Arial"/>
               </w:rPr>
               <w:br/>
+            </w:r>
+            <w:proofErr w:type="spellStart"/>
+            <w:r>
+              <w:rPr>
+                <w:rFonts w:ascii="Arial" w:hAnsi="Arial" w:cs="Arial"/>
+              </w:rPr>
               <w:t>09A2</w:t>
             </w:r>
+            <w:proofErr w:type="spellEnd"/>
           </w:p>
         </w:tc>
         <w:tc>
@@ -6009,12 +6266,14 @@
                 <w:lang w:val="fr-FR"/>
               </w:rPr>
             </w:pPr>
+            <w:proofErr w:type="spellStart"/>
             <w:r>
               <w:rPr>
                 <w:rFonts w:ascii="Arial" w:hAnsi="Arial" w:cs="Arial"/>
               </w:rPr>
               <w:t>i</w:t>
             </w:r>
+            <w:proofErr w:type="spellEnd"/>
             <w:r>
               <w:rPr>
                 <w:rFonts w:ascii="Arial" w:hAnsi="Arial" w:cs="Arial"/>
@@ -6257,8 +6516,15 @@
                 <w:rFonts w:ascii="Arial" w:hAnsi="Arial" w:cs="Arial"/>
               </w:rPr>
               <w:br/>
+            </w:r>
+            <w:proofErr w:type="spellStart"/>
+            <w:r>
+              <w:rPr>
+                <w:rFonts w:ascii="Arial" w:hAnsi="Arial" w:cs="Arial"/>
+              </w:rPr>
               <w:t>000A</w:t>
             </w:r>
+            <w:proofErr w:type="spellEnd"/>
           </w:p>
         </w:tc>
         <w:tc>
@@ -6293,8 +6559,15 @@
                 <w:rFonts w:ascii="Arial" w:hAnsi="Arial" w:cs="Arial"/>
               </w:rPr>
               <w:br/>
+            </w:r>
+            <w:proofErr w:type="spellStart"/>
+            <w:r>
+              <w:rPr>
+                <w:rFonts w:ascii="Arial" w:hAnsi="Arial" w:cs="Arial"/>
+              </w:rPr>
               <w:t>099A</w:t>
             </w:r>
+            <w:proofErr w:type="spellEnd"/>
           </w:p>
         </w:tc>
         <w:tc>
@@ -6329,8 +6602,15 @@
                 <w:rFonts w:ascii="Arial" w:hAnsi="Arial" w:cs="Arial"/>
               </w:rPr>
               <w:br/>
+            </w:r>
+            <w:proofErr w:type="spellStart"/>
+            <w:r>
+              <w:rPr>
+                <w:rFonts w:ascii="Arial" w:hAnsi="Arial" w:cs="Arial"/>
+              </w:rPr>
               <w:t>002A</w:t>
             </w:r>
+            <w:proofErr w:type="spellEnd"/>
           </w:p>
         </w:tc>
         <w:tc>
@@ -6365,8 +6645,15 @@
                 <w:rFonts w:ascii="Arial" w:hAnsi="Arial" w:cs="Arial"/>
               </w:rPr>
               <w:br/>
+            </w:r>
+            <w:proofErr w:type="spellStart"/>
+            <w:r>
+              <w:rPr>
+                <w:rFonts w:ascii="Arial" w:hAnsi="Arial" w:cs="Arial"/>
+              </w:rPr>
               <w:t>003A</w:t>
             </w:r>
+            <w:proofErr w:type="spellEnd"/>
           </w:p>
         </w:tc>
         <w:tc>
@@ -6401,8 +6688,15 @@
                 <w:rFonts w:ascii="Arial" w:hAnsi="Arial" w:cs="Arial"/>
               </w:rPr>
               <w:br/>
+            </w:r>
+            <w:proofErr w:type="spellStart"/>
+            <w:r>
+              <w:rPr>
+                <w:rFonts w:ascii="Arial" w:hAnsi="Arial" w:cs="Arial"/>
+              </w:rPr>
               <w:t>09B8</w:t>
             </w:r>
+            <w:proofErr w:type="spellEnd"/>
           </w:p>
         </w:tc>
         <w:tc>
@@ -6438,8 +6732,15 @@
                 <w:rFonts w:ascii="Arial" w:hAnsi="Arial" w:cs="Arial"/>
               </w:rPr>
               <w:br/>
+            </w:r>
+            <w:proofErr w:type="spellStart"/>
+            <w:r>
+              <w:rPr>
+                <w:rFonts w:ascii="Arial" w:hAnsi="Arial" w:cs="Arial"/>
+              </w:rPr>
               <w:t>09C8</w:t>
             </w:r>
+            <w:proofErr w:type="spellEnd"/>
           </w:p>
         </w:tc>
         <w:tc>
@@ -6475,8 +6776,15 @@
                 <w:rFonts w:ascii="Arial" w:hAnsi="Arial" w:cs="Arial"/>
               </w:rPr>
               <w:br/>
+            </w:r>
+            <w:proofErr w:type="spellStart"/>
+            <w:r>
+              <w:rPr>
+                <w:rFonts w:ascii="Arial" w:hAnsi="Arial" w:cs="Arial"/>
+              </w:rPr>
               <w:t>006A</w:t>
             </w:r>
+            <w:proofErr w:type="spellEnd"/>
           </w:p>
         </w:tc>
         <w:tc>
@@ -6512,8 +6820,15 @@
                 <w:rFonts w:ascii="Arial" w:hAnsi="Arial" w:cs="Arial"/>
               </w:rPr>
               <w:br/>
+            </w:r>
+            <w:proofErr w:type="spellStart"/>
+            <w:r>
+              <w:rPr>
+                <w:rFonts w:ascii="Arial" w:hAnsi="Arial" w:cs="Arial"/>
+              </w:rPr>
               <w:t>007A</w:t>
             </w:r>
+            <w:proofErr w:type="spellEnd"/>
           </w:p>
         </w:tc>
         <w:bookmarkStart w:id="30" w:name="_MCCTEMPBM_CRPT01490033___7"/>
@@ -6720,8 +7035,15 @@
                 <w:rFonts w:ascii="Arial" w:hAnsi="Arial" w:cs="Arial"/>
               </w:rPr>
               <w:br/>
+            </w:r>
+            <w:proofErr w:type="spellStart"/>
+            <w:r>
+              <w:rPr>
+                <w:rFonts w:ascii="Arial" w:hAnsi="Arial" w:cs="Arial"/>
+              </w:rPr>
               <w:t>098C</w:t>
             </w:r>
+            <w:proofErr w:type="spellEnd"/>
           </w:p>
         </w:tc>
         <w:tc>
@@ -6746,6 +7068,7 @@
                 <w:sz w:val="24"/>
               </w:rPr>
             </w:pPr>
+            <w:proofErr w:type="spellStart"/>
             <w:r>
               <w:rPr>
                 <w:rFonts w:ascii="Arial" w:hAnsi="Arial" w:cs="Arial"/>
@@ -6754,6 +7077,7 @@
               </w:rPr>
               <w:t>SS2</w:t>
             </w:r>
+            <w:proofErr w:type="spellEnd"/>
             <w:r>
               <w:rPr>
                 <w:rFonts w:ascii="Arial" w:hAnsi="Arial" w:cs="Arial"/>
@@ -6795,8 +7119,15 @@
                 <w:rFonts w:ascii="Arial" w:hAnsi="Arial" w:cs="Arial"/>
               </w:rPr>
               <w:br/>
+            </w:r>
+            <w:proofErr w:type="spellStart"/>
+            <w:r>
+              <w:rPr>
+                <w:rFonts w:ascii="Arial" w:hAnsi="Arial" w:cs="Arial"/>
+              </w:rPr>
               <w:t>002B</w:t>
             </w:r>
+            <w:proofErr w:type="spellEnd"/>
           </w:p>
         </w:tc>
         <w:tc>
@@ -6831,8 +7162,15 @@
                 <w:rFonts w:ascii="Arial" w:hAnsi="Arial" w:cs="Arial"/>
               </w:rPr>
               <w:br/>
+            </w:r>
+            <w:proofErr w:type="spellStart"/>
+            <w:r>
+              <w:rPr>
+                <w:rFonts w:ascii="Arial" w:hAnsi="Arial" w:cs="Arial"/>
+              </w:rPr>
               <w:t>003B</w:t>
             </w:r>
+            <w:proofErr w:type="spellEnd"/>
           </w:p>
         </w:tc>
         <w:tc>
@@ -6867,8 +7205,15 @@
                 <w:rFonts w:ascii="Arial" w:hAnsi="Arial" w:cs="Arial"/>
               </w:rPr>
               <w:br/>
+            </w:r>
+            <w:proofErr w:type="spellStart"/>
+            <w:r>
+              <w:rPr>
+                <w:rFonts w:ascii="Arial" w:hAnsi="Arial" w:cs="Arial"/>
+              </w:rPr>
               <w:t>09B7</w:t>
             </w:r>
+            <w:proofErr w:type="spellEnd"/>
           </w:p>
         </w:tc>
         <w:tc>
@@ -6904,8 +7249,15 @@
                 <w:rFonts w:ascii="Arial" w:hAnsi="Arial" w:cs="Arial"/>
               </w:rPr>
               <w:br/>
+            </w:r>
+            <w:proofErr w:type="spellStart"/>
+            <w:r>
+              <w:rPr>
+                <w:rFonts w:ascii="Arial" w:hAnsi="Arial" w:cs="Arial"/>
+              </w:rPr>
               <w:t>09D7</w:t>
             </w:r>
+            <w:proofErr w:type="spellEnd"/>
           </w:p>
         </w:tc>
         <w:tc>
@@ -6940,8 +7292,15 @@
                 <w:rFonts w:ascii="Arial" w:hAnsi="Arial" w:cs="Arial"/>
               </w:rPr>
               <w:br/>
+            </w:r>
+            <w:proofErr w:type="spellStart"/>
+            <w:r>
+              <w:rPr>
+                <w:rFonts w:ascii="Arial" w:hAnsi="Arial" w:cs="Arial"/>
+              </w:rPr>
               <w:t>006B</w:t>
             </w:r>
+            <w:proofErr w:type="spellEnd"/>
           </w:p>
         </w:tc>
         <w:tc>
@@ -7196,8 +7555,15 @@
                 <w:rFonts w:ascii="Arial" w:hAnsi="Arial" w:cs="Arial"/>
               </w:rPr>
               <w:br/>
+            </w:r>
+            <w:proofErr w:type="spellStart"/>
+            <w:r>
+              <w:rPr>
+                <w:rFonts w:ascii="Arial" w:hAnsi="Arial" w:cs="Arial"/>
+              </w:rPr>
               <w:t>099B</w:t>
             </w:r>
+            <w:proofErr w:type="spellEnd"/>
           </w:p>
         </w:tc>
         <w:tc>
@@ -7232,8 +7598,15 @@
                 <w:rFonts w:ascii="Arial" w:hAnsi="Arial" w:cs="Arial"/>
               </w:rPr>
               <w:br/>
+            </w:r>
+            <w:proofErr w:type="spellStart"/>
+            <w:r>
+              <w:rPr>
+                <w:rFonts w:ascii="Arial" w:hAnsi="Arial" w:cs="Arial"/>
+              </w:rPr>
               <w:t>002C</w:t>
             </w:r>
+            <w:proofErr w:type="spellEnd"/>
           </w:p>
         </w:tc>
         <w:tc>
@@ -7268,8 +7641,15 @@
                 <w:rFonts w:ascii="Arial" w:hAnsi="Arial" w:cs="Arial"/>
               </w:rPr>
               <w:br/>
+            </w:r>
+            <w:proofErr w:type="spellStart"/>
+            <w:r>
+              <w:rPr>
+                <w:rFonts w:ascii="Arial" w:hAnsi="Arial" w:cs="Arial"/>
+              </w:rPr>
               <w:t>09A3</w:t>
             </w:r>
+            <w:proofErr w:type="spellEnd"/>
           </w:p>
         </w:tc>
         <w:tc>
@@ -7304,8 +7684,15 @@
                 <w:rFonts w:ascii="Arial" w:hAnsi="Arial" w:cs="Arial"/>
               </w:rPr>
               <w:br/>
+            </w:r>
+            <w:proofErr w:type="spellStart"/>
+            <w:r>
+              <w:rPr>
+                <w:rFonts w:ascii="Arial" w:hAnsi="Arial" w:cs="Arial"/>
+              </w:rPr>
               <w:t>09B6</w:t>
             </w:r>
+            <w:proofErr w:type="spellEnd"/>
           </w:p>
         </w:tc>
         <w:tc>
@@ -7370,8 +7757,15 @@
                 <w:rFonts w:ascii="Arial" w:hAnsi="Arial" w:cs="Arial"/>
               </w:rPr>
               <w:br/>
+            </w:r>
+            <w:proofErr w:type="spellStart"/>
+            <w:r>
+              <w:rPr>
+                <w:rFonts w:ascii="Arial" w:hAnsi="Arial" w:cs="Arial"/>
+              </w:rPr>
               <w:t>006C</w:t>
             </w:r>
+            <w:proofErr w:type="spellEnd"/>
           </w:p>
         </w:tc>
         <w:tc>
@@ -7600,8 +7994,15 @@
                 <w:rFonts w:ascii="Arial" w:hAnsi="Arial" w:cs="Arial"/>
               </w:rPr>
               <w:br/>
+            </w:r>
+            <w:proofErr w:type="spellStart"/>
+            <w:r>
+              <w:rPr>
+                <w:rFonts w:ascii="Arial" w:hAnsi="Arial" w:cs="Arial"/>
+              </w:rPr>
               <w:t>000D</w:t>
             </w:r>
+            <w:proofErr w:type="spellEnd"/>
           </w:p>
         </w:tc>
         <w:tc>
@@ -7636,8 +8037,15 @@
                 <w:rFonts w:ascii="Arial" w:hAnsi="Arial" w:cs="Arial"/>
               </w:rPr>
               <w:br/>
+            </w:r>
+            <w:proofErr w:type="spellStart"/>
+            <w:r>
+              <w:rPr>
+                <w:rFonts w:ascii="Arial" w:hAnsi="Arial" w:cs="Arial"/>
+              </w:rPr>
               <w:t>099C</w:t>
             </w:r>
+            <w:proofErr w:type="spellEnd"/>
           </w:p>
         </w:tc>
         <w:tc>
@@ -7672,8 +8080,15 @@
                 <w:rFonts w:ascii="Arial" w:hAnsi="Arial" w:cs="Arial"/>
               </w:rPr>
               <w:br/>
+            </w:r>
+            <w:proofErr w:type="spellStart"/>
+            <w:r>
+              <w:rPr>
+                <w:rFonts w:ascii="Arial" w:hAnsi="Arial" w:cs="Arial"/>
+              </w:rPr>
               <w:t>09A8</w:t>
             </w:r>
+            <w:proofErr w:type="spellEnd"/>
           </w:p>
         </w:tc>
         <w:tc>
@@ -7708,8 +8123,15 @@
                 <w:rFonts w:ascii="Arial" w:hAnsi="Arial" w:cs="Arial"/>
               </w:rPr>
               <w:br/>
+            </w:r>
+            <w:proofErr w:type="spellStart"/>
+            <w:r>
+              <w:rPr>
+                <w:rFonts w:ascii="Arial" w:hAnsi="Arial" w:cs="Arial"/>
+              </w:rPr>
               <w:t>09AA</w:t>
             </w:r>
+            <w:proofErr w:type="spellEnd"/>
           </w:p>
         </w:tc>
         <w:tc>
@@ -7744,8 +8166,15 @@
                 <w:rFonts w:ascii="Arial" w:hAnsi="Arial" w:cs="Arial"/>
               </w:rPr>
               <w:br/>
+            </w:r>
+            <w:proofErr w:type="spellStart"/>
+            <w:r>
+              <w:rPr>
+                <w:rFonts w:ascii="Arial" w:hAnsi="Arial" w:cs="Arial"/>
+              </w:rPr>
               <w:t>09B9</w:t>
             </w:r>
+            <w:proofErr w:type="spellEnd"/>
           </w:p>
         </w:tc>
         <w:tc>
@@ -7781,8 +8210,15 @@
                 <w:rFonts w:ascii="Arial" w:hAnsi="Arial" w:cs="Arial"/>
               </w:rPr>
               <w:br/>
+            </w:r>
+            <w:proofErr w:type="spellStart"/>
+            <w:r>
+              <w:rPr>
+                <w:rFonts w:ascii="Arial" w:hAnsi="Arial" w:cs="Arial"/>
+              </w:rPr>
               <w:t>09CB</w:t>
             </w:r>
+            <w:proofErr w:type="spellEnd"/>
           </w:p>
         </w:tc>
         <w:tc>
@@ -7817,8 +8253,15 @@
                 <w:rFonts w:ascii="Arial" w:hAnsi="Arial" w:cs="Arial"/>
               </w:rPr>
               <w:br/>
+            </w:r>
+            <w:proofErr w:type="spellStart"/>
+            <w:r>
+              <w:rPr>
+                <w:rFonts w:ascii="Arial" w:hAnsi="Arial" w:cs="Arial"/>
+              </w:rPr>
               <w:t>006D</w:t>
             </w:r>
+            <w:proofErr w:type="spellEnd"/>
           </w:p>
         </w:tc>
         <w:tc>
@@ -8044,8 +8487,15 @@
                 <w:rFonts w:ascii="Arial" w:hAnsi="Arial" w:cs="Arial"/>
               </w:rPr>
               <w:br/>
+            </w:r>
+            <w:proofErr w:type="spellStart"/>
+            <w:r>
+              <w:rPr>
+                <w:rFonts w:ascii="Arial" w:hAnsi="Arial" w:cs="Arial"/>
+              </w:rPr>
               <w:t>098F</w:t>
             </w:r>
+            <w:proofErr w:type="spellEnd"/>
           </w:p>
         </w:tc>
         <w:tc>
@@ -8080,8 +8530,15 @@
                 <w:rFonts w:ascii="Arial" w:hAnsi="Arial" w:cs="Arial"/>
               </w:rPr>
               <w:br/>
+            </w:r>
+            <w:proofErr w:type="spellStart"/>
+            <w:r>
+              <w:rPr>
+                <w:rFonts w:ascii="Arial" w:hAnsi="Arial" w:cs="Arial"/>
+              </w:rPr>
               <w:t>099D</w:t>
             </w:r>
+            <w:proofErr w:type="spellEnd"/>
           </w:p>
         </w:tc>
         <w:tc>
@@ -8116,8 +8573,15 @@
                 <w:rFonts w:ascii="Arial" w:hAnsi="Arial" w:cs="Arial"/>
               </w:rPr>
               <w:br/>
+            </w:r>
+            <w:proofErr w:type="spellStart"/>
+            <w:r>
+              <w:rPr>
+                <w:rFonts w:ascii="Arial" w:hAnsi="Arial" w:cs="Arial"/>
+              </w:rPr>
               <w:t>002E</w:t>
             </w:r>
+            <w:proofErr w:type="spellEnd"/>
           </w:p>
         </w:tc>
         <w:tc>
@@ -8152,8 +8616,15 @@
                 <w:rFonts w:ascii="Arial" w:hAnsi="Arial" w:cs="Arial"/>
               </w:rPr>
               <w:br/>
+            </w:r>
+            <w:proofErr w:type="spellStart"/>
+            <w:r>
+              <w:rPr>
+                <w:rFonts w:ascii="Arial" w:hAnsi="Arial" w:cs="Arial"/>
+              </w:rPr>
               <w:t>09AB</w:t>
             </w:r>
+            <w:proofErr w:type="spellEnd"/>
           </w:p>
         </w:tc>
         <w:tc>
@@ -8189,8 +8660,15 @@
                 <w:rFonts w:ascii="Arial" w:hAnsi="Arial" w:cs="Arial"/>
               </w:rPr>
               <w:br/>
+            </w:r>
+            <w:proofErr w:type="spellStart"/>
+            <w:r>
+              <w:rPr>
+                <w:rFonts w:ascii="Arial" w:hAnsi="Arial" w:cs="Arial"/>
+              </w:rPr>
               <w:t>09BC</w:t>
             </w:r>
+            <w:proofErr w:type="spellEnd"/>
           </w:p>
         </w:tc>
         <w:tc>
@@ -8226,8 +8704,15 @@
                 <w:rFonts w:ascii="Arial" w:hAnsi="Arial" w:cs="Arial"/>
               </w:rPr>
               <w:br/>
+            </w:r>
+            <w:proofErr w:type="spellStart"/>
+            <w:r>
+              <w:rPr>
+                <w:rFonts w:ascii="Arial" w:hAnsi="Arial" w:cs="Arial"/>
+              </w:rPr>
               <w:t>09CC</w:t>
             </w:r>
+            <w:proofErr w:type="spellEnd"/>
           </w:p>
         </w:tc>
         <w:tc>
@@ -8262,8 +8747,15 @@
                 <w:rFonts w:ascii="Arial" w:hAnsi="Arial" w:cs="Arial"/>
               </w:rPr>
               <w:br/>
+            </w:r>
+            <w:proofErr w:type="spellStart"/>
+            <w:r>
+              <w:rPr>
+                <w:rFonts w:ascii="Arial" w:hAnsi="Arial" w:cs="Arial"/>
+              </w:rPr>
               <w:t>006E</w:t>
             </w:r>
+            <w:proofErr w:type="spellEnd"/>
           </w:p>
         </w:tc>
         <w:tc>
@@ -8298,8 +8790,15 @@
                 <w:rFonts w:ascii="Arial" w:hAnsi="Arial" w:cs="Arial"/>
               </w:rPr>
               <w:br/>
+            </w:r>
+            <w:proofErr w:type="spellStart"/>
+            <w:r>
+              <w:rPr>
+                <w:rFonts w:ascii="Arial" w:hAnsi="Arial" w:cs="Arial"/>
+              </w:rPr>
               <w:t>09FD</w:t>
             </w:r>
+            <w:proofErr w:type="spellEnd"/>
           </w:p>
         </w:tc>
         <w:bookmarkStart w:id="38" w:name="_MCCTEMPBM_CRPT01490041___7"/>
@@ -8526,8 +9025,15 @@
                 <w:rFonts w:ascii="Arial" w:hAnsi="Arial" w:cs="Arial"/>
               </w:rPr>
               <w:br/>
+            </w:r>
+            <w:proofErr w:type="spellStart"/>
+            <w:r>
+              <w:rPr>
+                <w:rFonts w:ascii="Arial" w:hAnsi="Arial" w:cs="Arial"/>
+              </w:rPr>
               <w:t>099E</w:t>
             </w:r>
+            <w:proofErr w:type="spellEnd"/>
           </w:p>
         </w:tc>
         <w:tc>
@@ -8563,8 +9069,15 @@
                 <w:rFonts w:ascii="Arial" w:hAnsi="Arial" w:cs="Arial"/>
               </w:rPr>
               <w:br/>
+            </w:r>
+            <w:proofErr w:type="spellStart"/>
+            <w:r>
+              <w:rPr>
+                <w:rFonts w:ascii="Arial" w:hAnsi="Arial" w:cs="Arial"/>
+              </w:rPr>
               <w:t>002F</w:t>
             </w:r>
+            <w:proofErr w:type="spellEnd"/>
           </w:p>
         </w:tc>
         <w:tc>
@@ -8600,20 +9113,27 @@
                 <w:rFonts w:ascii="Arial" w:hAnsi="Arial" w:cs="Arial"/>
               </w:rPr>
               <w:br/>
+            </w:r>
+            <w:proofErr w:type="spellStart"/>
+            <w:r>
+              <w:rPr>
+                <w:rFonts w:ascii="Arial" w:hAnsi="Arial" w:cs="Arial"/>
+              </w:rPr>
               <w:t>003F</w:t>
             </w:r>
-          </w:p>
-        </w:tc>
-        <w:tc>
-          <w:tcPr>
-            <w:tcW w:w="0" w:type="auto"/>
-            <w:tcBorders>
-              <w:top w:val="single" w:sz="12" w:space="0" w:color="000000"/>
-              <w:left w:val="single" w:sz="12" w:space="0" w:color="000000"/>
-              <w:bottom w:val="single" w:sz="12" w:space="0" w:color="000000"/>
-              <w:right w:val="single" w:sz="12" w:space="0" w:color="000000"/>
-            </w:tcBorders>
-            <w:shd w:val="clear" w:color="auto" w:fill="DDA0DD"/>
+            <w:proofErr w:type="spellEnd"/>
+          </w:p>
+        </w:tc>
+        <w:tc>
+          <w:tcPr>
+            <w:tcW w:w="0" w:type="auto"/>
+            <w:tcBorders>
+              <w:top w:val="single" w:sz="12" w:space="0" w:color="000000"/>
+              <w:left w:val="single" w:sz="12" w:space="0" w:color="000000"/>
+              <w:bottom w:val="single" w:sz="12" w:space="0" w:color="000000"/>
+              <w:right w:val="single" w:sz="12" w:space="0" w:color="000000"/>
+            </w:tcBorders>
+            <w:shd w:val="clear" w:color="auto" w:fill="FFFACD"/>
             <w:vAlign w:val="center"/>
           </w:tcPr>
           <w:p>
@@ -8629,10 +9149,24 @@
             </w:pPr>
             <w:r>
               <w:rPr>
-                <w:rFonts w:ascii="Arial" w:hAnsi="Arial" w:cs="Arial"/>
-              </w:rPr>
-              <w:t> </w:t>
-            </w:r>
+                <w:rFonts w:ascii="Nirmala UI" w:hAnsi="Nirmala UI" w:cs="Nirmala UI"/>
+              </w:rPr>
+              <w:t>্‌</w:t>
+            </w:r>
+            <w:r>
+              <w:rPr>
+                <w:rFonts w:ascii="Arial" w:hAnsi="Arial" w:cs="Arial"/>
+              </w:rPr>
+              <w:br/>
+            </w:r>
+            <w:proofErr w:type="spellStart"/>
+            <w:r>
+              <w:rPr>
+                <w:rFonts w:ascii="Arial" w:hAnsi="Arial" w:cs="Arial"/>
+              </w:rPr>
+              <w:t>09CD,200C</w:t>
+            </w:r>
+            <w:proofErr w:type="spellEnd"/>
           </w:p>
         </w:tc>
         <w:tc>
@@ -8669,8 +9203,15 @@
                 <w:rFonts w:ascii="Arial" w:hAnsi="Arial" w:cs="Arial"/>
               </w:rPr>
               <w:br/>
+            </w:r>
+            <w:proofErr w:type="spellStart"/>
+            <w:r>
+              <w:rPr>
+                <w:rFonts w:ascii="Arial" w:hAnsi="Arial" w:cs="Arial"/>
+              </w:rPr>
               <w:t>09CD</w:t>
             </w:r>
+            <w:proofErr w:type="spellEnd"/>
           </w:p>
         </w:tc>
         <w:tc>
@@ -8706,8 +9247,15 @@
                 <w:rFonts w:ascii="Arial" w:hAnsi="Arial" w:cs="Arial"/>
               </w:rPr>
               <w:br/>
+            </w:r>
+            <w:proofErr w:type="spellStart"/>
+            <w:r>
+              <w:rPr>
+                <w:rFonts w:ascii="Arial" w:hAnsi="Arial" w:cs="Arial"/>
+              </w:rPr>
               <w:t>006F</w:t>
             </w:r>
+            <w:proofErr w:type="spellEnd"/>
           </w:p>
         </w:tc>
         <w:tc>
@@ -8764,8 +9312,21 @@
             <w:pPr>
               <w:pStyle w:val="TAL"/>
             </w:pPr>
-            <w:r>
-              <w:t>In the event that an MS receives a code where a symbol is not represented in the above table then the MS shall display the REPLACEMENT CHARACTER (U+FFFD).</w:t>
+            <w:proofErr w:type="gramStart"/>
+            <w:r>
+              <w:t>In the event that</w:t>
+            </w:r>
+            <w:proofErr w:type="gramEnd"/>
+            <w:r>
+              <w:t xml:space="preserve"> an MS receives a code where a symbol is not represented in the above table then the MS shall display the REPLACEMENT CHARACTER (</w:t>
+            </w:r>
+            <w:proofErr w:type="spellStart"/>
+            <w:r>
+              <w:t>U+FFFD</w:t>
+            </w:r>
+            <w:proofErr w:type="spellEnd"/>
+            <w:r>
+              <w:t>).</w:t>
             </w:r>
           </w:p>
           <w:p>
@@ -8793,15 +9354,41 @@
             </w:r>
             <w:r>
               <w:br/>
-              <w:t>Note though that &lt;SS2,CR&gt; is actually CSI (se next table), and that “CR” is not a filler, nor LF.</w:t>
+              <w:t>Note though that &lt;</w:t>
+            </w:r>
+            <w:proofErr w:type="spellStart"/>
+            <w:r>
+              <w:t>SS</w:t>
+            </w:r>
+            <w:proofErr w:type="gramStart"/>
+            <w:r>
+              <w:t>2,CR</w:t>
+            </w:r>
+            <w:proofErr w:type="spellEnd"/>
+            <w:proofErr w:type="gramEnd"/>
+            <w:r>
+              <w:t xml:space="preserve">&gt; is </w:t>
+            </w:r>
+            <w:proofErr w:type="gramStart"/>
+            <w:r>
+              <w:t>actually CSI</w:t>
+            </w:r>
+            <w:proofErr w:type="gramEnd"/>
+            <w:r>
+              <w:t xml:space="preserve"> (se next table), and that “CR” is not a filler, nor LF.</w:t>
             </w:r>
           </w:p>
           <w:p>
             <w:pPr>
               <w:pStyle w:val="TAN"/>
             </w:pPr>
-            <w:r>
-              <w:t>SS2:</w:t>
+            <w:proofErr w:type="spellStart"/>
+            <w:r>
+              <w:t>SS2</w:t>
+            </w:r>
+            <w:proofErr w:type="spellEnd"/>
+            <w:r>
+              <w:t>:</w:t>
             </w:r>
             <w:r>
               <w:tab/>
@@ -8809,6 +9396,7 @@
             <w:r>
               <w:t xml:space="preserve">SINGLE SHIFT TWO; This code shifts the next 7-bit code unit to refer to an extension of this table (subclause </w:t>
             </w:r>
+            <w:proofErr w:type="spellStart"/>
             <w:r>
               <w:t>A.4.</w:t>
             </w:r>
@@ -8824,21 +9412,40 @@
             <w:r>
               <w:t>2</w:t>
             </w:r>
+            <w:proofErr w:type="spellEnd"/>
             <w:r>
               <w:t xml:space="preserve">). </w:t>
             </w:r>
             <w:r>
               <w:br/>
-              <w:t>When splitting a message text into submessages, there must be no cut right after an SS2.</w:t>
+              <w:t xml:space="preserve">When splitting a message text into </w:t>
+            </w:r>
+            <w:proofErr w:type="spellStart"/>
+            <w:r>
+              <w:t>submessages</w:t>
+            </w:r>
+            <w:proofErr w:type="spellEnd"/>
+            <w:r>
+              <w:t xml:space="preserve">, there must be no cut right after an </w:t>
+            </w:r>
+            <w:proofErr w:type="spellStart"/>
+            <w:r>
+              <w:t>SS2</w:t>
+            </w:r>
+            <w:proofErr w:type="spellEnd"/>
+            <w:r>
+              <w:t>.</w:t>
             </w:r>
           </w:p>
           <w:p>
             <w:pPr>
               <w:pStyle w:val="TAN"/>
             </w:pPr>
+            <w:proofErr w:type="spellStart"/>
             <w:r>
               <w:t>09CD</w:t>
             </w:r>
+            <w:proofErr w:type="spellEnd"/>
             <w:r>
               <w:tab/>
             </w:r>
@@ -8849,7 +9456,15 @@
               <w:t>: This is a control character for forming conjuncts. If the display font does not support the requested conjunct</w:t>
             </w:r>
             <w:r>
-              <w:t>, U+09CD is a combining</w:t>
+              <w:t xml:space="preserve">, </w:t>
+            </w:r>
+            <w:proofErr w:type="spellStart"/>
+            <w:r>
+              <w:t>U+09CD</w:t>
+            </w:r>
+            <w:proofErr w:type="spellEnd"/>
+            <w:r>
+              <w:t xml:space="preserve"> is a combining</w:t>
             </w:r>
             <w:r>
               <w:t xml:space="preserve"> character with nominal glyph.</w:t>
@@ -8878,6 +9493,7 @@
         <w:pStyle w:val="Rubrik4"/>
       </w:pPr>
       <w:bookmarkStart w:id="42" w:name="_Toc114820860"/>
+      <w:proofErr w:type="spellStart"/>
       <w:r>
         <w:lastRenderedPageBreak/>
         <w:t>A.4</w:t>
@@ -8894,6 +9510,7 @@
       <w:r>
         <w:t>2</w:t>
       </w:r>
+      <w:proofErr w:type="spellEnd"/>
       <w:r>
         <w:tab/>
         <w:t>SMS/CBS 7</w:t>
@@ -8908,8 +9525,16 @@
         <w:rPr>
           <w:lang w:val="sv-SE"/>
         </w:rPr>
-        <w:t>Bengali/Bangla</w:t>
+        <w:t>Bengali/</w:t>
       </w:r>
+      <w:proofErr w:type="spellStart"/>
+      <w:r>
+        <w:rPr>
+          <w:lang w:val="sv-SE"/>
+        </w:rPr>
+        <w:t>Bangla</w:t>
+      </w:r>
+      <w:proofErr w:type="spellEnd"/>
       <w:r>
         <w:rPr>
           <w:lang w:val="sv-SE"/>
@@ -8917,13 +9542,26 @@
         <w:t xml:space="preserve"> </w:t>
       </w:r>
       <w:r>
-        <w:t>Alphabet (0x1</w:t>
+        <w:t>Alphabet (</w:t>
+      </w:r>
+      <w:proofErr w:type="spellStart"/>
+      <w:r>
+        <w:t>0x1</w:t>
       </w:r>
       <w:r>
         <w:t>4</w:t>
       </w:r>
+      <w:proofErr w:type="spellEnd"/>
       <w:r>
-        <w:t>) extension (SS2) table</w:t>
+        <w:t>) extension (</w:t>
+      </w:r>
+      <w:proofErr w:type="spellStart"/>
+      <w:r>
+        <w:t>SS2</w:t>
+      </w:r>
+      <w:proofErr w:type="spellEnd"/>
+      <w:r>
+        <w:t>) table</w:t>
       </w:r>
       <w:bookmarkEnd w:id="42"/>
     </w:p>
@@ -8934,19 +9572,19 @@
         <w:tblLook w:val="0000" w:firstRow="0" w:lastRow="0" w:firstColumn="0" w:lastColumn="0" w:noHBand="0" w:noVBand="0"/>
       </w:tblPr>
       <w:tblGrid>
-        <w:gridCol w:w="527"/>
-        <w:gridCol w:w="526"/>
-        <w:gridCol w:w="526"/>
-        <w:gridCol w:w="526"/>
-        <w:gridCol w:w="526"/>
-        <w:gridCol w:w="747"/>
-        <w:gridCol w:w="724"/>
-        <w:gridCol w:w="1802"/>
-        <w:gridCol w:w="724"/>
-        <w:gridCol w:w="724"/>
-        <w:gridCol w:w="713"/>
-        <w:gridCol w:w="747"/>
-        <w:gridCol w:w="747"/>
+        <w:gridCol w:w="505"/>
+        <w:gridCol w:w="505"/>
+        <w:gridCol w:w="505"/>
+        <w:gridCol w:w="505"/>
+        <w:gridCol w:w="505"/>
+        <w:gridCol w:w="717"/>
+        <w:gridCol w:w="695"/>
+        <w:gridCol w:w="1578"/>
+        <w:gridCol w:w="1000"/>
+        <w:gridCol w:w="714"/>
+        <w:gridCol w:w="637"/>
+        <w:gridCol w:w="667"/>
+        <w:gridCol w:w="1026"/>
       </w:tblGrid>
       <w:tr>
         <w:trPr>
@@ -9037,6 +9675,7 @@
                 <w:sz w:val="24"/>
               </w:rPr>
             </w:pPr>
+            <w:proofErr w:type="spellStart"/>
             <w:r>
               <w:rPr>
                 <w:rFonts w:ascii="Courier" w:hAnsi="Courier"/>
@@ -9048,6 +9687,7 @@
               </w:rPr>
               <w:t>b7</w:t>
             </w:r>
+            <w:proofErr w:type="spellEnd"/>
           </w:p>
         </w:tc>
         <w:tc>
@@ -9145,7 +9785,7 @@
         </w:tc>
         <w:tc>
           <w:tcPr>
-            <w:tcW w:w="0" w:type="auto"/>
+            <w:tcW w:w="889" w:type="dxa"/>
             <w:tcBorders>
               <w:top w:val="single" w:sz="6" w:space="0" w:color="auto"/>
               <w:left w:val="single" w:sz="6" w:space="0" w:color="auto"/>
@@ -9176,7 +9816,7 @@
         </w:tc>
         <w:tc>
           <w:tcPr>
-            <w:tcW w:w="0" w:type="auto"/>
+            <w:tcW w:w="886" w:type="dxa"/>
             <w:tcBorders>
               <w:top w:val="single" w:sz="6" w:space="0" w:color="auto"/>
               <w:left w:val="single" w:sz="6" w:space="0" w:color="auto"/>
@@ -9391,6 +10031,7 @@
                 <w:sz w:val="24"/>
               </w:rPr>
             </w:pPr>
+            <w:proofErr w:type="spellStart"/>
             <w:r>
               <w:rPr>
                 <w:rFonts w:ascii="Courier" w:hAnsi="Courier"/>
@@ -9402,6 +10043,7 @@
               </w:rPr>
               <w:t>b6</w:t>
             </w:r>
+            <w:proofErr w:type="spellEnd"/>
           </w:p>
         </w:tc>
         <w:tc>
@@ -9499,7 +10141,7 @@
         </w:tc>
         <w:tc>
           <w:tcPr>
-            <w:tcW w:w="0" w:type="auto"/>
+            <w:tcW w:w="889" w:type="dxa"/>
             <w:tcBorders>
               <w:top w:val="single" w:sz="6" w:space="0" w:color="auto"/>
               <w:left w:val="single" w:sz="6" w:space="0" w:color="auto"/>
@@ -9530,7 +10172,7 @@
         </w:tc>
         <w:tc>
           <w:tcPr>
-            <w:tcW w:w="0" w:type="auto"/>
+            <w:tcW w:w="886" w:type="dxa"/>
             <w:tcBorders>
               <w:top w:val="single" w:sz="6" w:space="0" w:color="auto"/>
               <w:left w:val="single" w:sz="6" w:space="0" w:color="auto"/>
@@ -9745,6 +10387,7 @@
                 <w:sz w:val="24"/>
               </w:rPr>
             </w:pPr>
+            <w:proofErr w:type="spellStart"/>
             <w:r>
               <w:rPr>
                 <w:rFonts w:ascii="Courier" w:hAnsi="Courier"/>
@@ -9756,6 +10399,7 @@
               </w:rPr>
               <w:t>b5</w:t>
             </w:r>
+            <w:proofErr w:type="spellEnd"/>
           </w:p>
         </w:tc>
         <w:tc>
@@ -9850,7 +10494,7 @@
         </w:tc>
         <w:tc>
           <w:tcPr>
-            <w:tcW w:w="0" w:type="auto"/>
+            <w:tcW w:w="889" w:type="dxa"/>
             <w:tcBorders>
               <w:top w:val="single" w:sz="6" w:space="0" w:color="auto"/>
               <w:left w:val="single" w:sz="6" w:space="0" w:color="auto"/>
@@ -9880,7 +10524,7 @@
         </w:tc>
         <w:tc>
           <w:tcPr>
-            <w:tcW w:w="0" w:type="auto"/>
+            <w:tcW w:w="886" w:type="dxa"/>
             <w:tcBorders>
               <w:top w:val="single" w:sz="6" w:space="0" w:color="auto"/>
               <w:left w:val="single" w:sz="6" w:space="0" w:color="auto"/>
@@ -10027,6 +10671,7 @@
             </w:pPr>
             <w:bookmarkStart w:id="49" w:name="_MCCTEMPBM_CRPT01490051___4" w:colFirst="0" w:colLast="11"/>
             <w:bookmarkEnd w:id="47"/>
+            <w:proofErr w:type="spellStart"/>
             <w:r>
               <w:rPr>
                 <w:rFonts w:ascii="Courier" w:hAnsi="Courier"/>
@@ -10038,28 +10683,30 @@
               </w:rPr>
               <w:t>b4</w:t>
             </w:r>
-          </w:p>
-        </w:tc>
-        <w:tc>
-          <w:tcPr>
-            <w:tcW w:w="0" w:type="auto"/>
-            <w:tcBorders>
-              <w:top w:val="single" w:sz="6" w:space="0" w:color="auto"/>
-              <w:left w:val="single" w:sz="6" w:space="0" w:color="auto"/>
-              <w:bottom w:val="single" w:sz="6" w:space="0" w:color="auto"/>
-              <w:right w:val="single" w:sz="6" w:space="0" w:color="auto"/>
-            </w:tcBorders>
-          </w:tcPr>
-          <w:p>
-            <w:pPr>
-              <w:keepNext/>
-              <w:spacing w:before="120" w:line="240" w:lineRule="exact"/>
-              <w:jc w:val="center"/>
-              <w:rPr>
-                <w:rFonts w:ascii="Courier" w:hAnsi="Courier"/>
-                <w:sz w:val="24"/>
-              </w:rPr>
-            </w:pPr>
+            <w:proofErr w:type="spellEnd"/>
+          </w:p>
+        </w:tc>
+        <w:tc>
+          <w:tcPr>
+            <w:tcW w:w="0" w:type="auto"/>
+            <w:tcBorders>
+              <w:top w:val="single" w:sz="6" w:space="0" w:color="auto"/>
+              <w:left w:val="single" w:sz="6" w:space="0" w:color="auto"/>
+              <w:bottom w:val="single" w:sz="6" w:space="0" w:color="auto"/>
+              <w:right w:val="single" w:sz="6" w:space="0" w:color="auto"/>
+            </w:tcBorders>
+          </w:tcPr>
+          <w:p>
+            <w:pPr>
+              <w:keepNext/>
+              <w:spacing w:before="120" w:line="240" w:lineRule="exact"/>
+              <w:jc w:val="center"/>
+              <w:rPr>
+                <w:rFonts w:ascii="Courier" w:hAnsi="Courier"/>
+                <w:sz w:val="24"/>
+              </w:rPr>
+            </w:pPr>
+            <w:proofErr w:type="spellStart"/>
             <w:r>
               <w:rPr>
                 <w:rFonts w:ascii="Courier" w:hAnsi="Courier"/>
@@ -10071,28 +10718,30 @@
               </w:rPr>
               <w:t>b3</w:t>
             </w:r>
-          </w:p>
-        </w:tc>
-        <w:tc>
-          <w:tcPr>
-            <w:tcW w:w="0" w:type="auto"/>
-            <w:tcBorders>
-              <w:top w:val="single" w:sz="6" w:space="0" w:color="auto"/>
-              <w:left w:val="single" w:sz="6" w:space="0" w:color="auto"/>
-              <w:bottom w:val="single" w:sz="6" w:space="0" w:color="auto"/>
-              <w:right w:val="single" w:sz="6" w:space="0" w:color="auto"/>
-            </w:tcBorders>
-          </w:tcPr>
-          <w:p>
-            <w:pPr>
-              <w:keepNext/>
-              <w:spacing w:before="120" w:line="240" w:lineRule="exact"/>
-              <w:jc w:val="center"/>
-              <w:rPr>
-                <w:rFonts w:ascii="Courier" w:hAnsi="Courier"/>
-                <w:sz w:val="24"/>
-              </w:rPr>
-            </w:pPr>
+            <w:proofErr w:type="spellEnd"/>
+          </w:p>
+        </w:tc>
+        <w:tc>
+          <w:tcPr>
+            <w:tcW w:w="0" w:type="auto"/>
+            <w:tcBorders>
+              <w:top w:val="single" w:sz="6" w:space="0" w:color="auto"/>
+              <w:left w:val="single" w:sz="6" w:space="0" w:color="auto"/>
+              <w:bottom w:val="single" w:sz="6" w:space="0" w:color="auto"/>
+              <w:right w:val="single" w:sz="6" w:space="0" w:color="auto"/>
+            </w:tcBorders>
+          </w:tcPr>
+          <w:p>
+            <w:pPr>
+              <w:keepNext/>
+              <w:spacing w:before="120" w:line="240" w:lineRule="exact"/>
+              <w:jc w:val="center"/>
+              <w:rPr>
+                <w:rFonts w:ascii="Courier" w:hAnsi="Courier"/>
+                <w:sz w:val="24"/>
+              </w:rPr>
+            </w:pPr>
+            <w:proofErr w:type="spellStart"/>
             <w:r>
               <w:rPr>
                 <w:rFonts w:ascii="Courier" w:hAnsi="Courier"/>
@@ -10104,28 +10753,30 @@
               </w:rPr>
               <w:t>b2</w:t>
             </w:r>
-          </w:p>
-        </w:tc>
-        <w:tc>
-          <w:tcPr>
-            <w:tcW w:w="0" w:type="auto"/>
-            <w:tcBorders>
-              <w:top w:val="single" w:sz="6" w:space="0" w:color="auto"/>
-              <w:left w:val="single" w:sz="6" w:space="0" w:color="auto"/>
-              <w:bottom w:val="single" w:sz="6" w:space="0" w:color="auto"/>
-              <w:right w:val="single" w:sz="6" w:space="0" w:color="auto"/>
-            </w:tcBorders>
-          </w:tcPr>
-          <w:p>
-            <w:pPr>
-              <w:keepNext/>
-              <w:spacing w:before="120" w:line="240" w:lineRule="exact"/>
-              <w:jc w:val="center"/>
-              <w:rPr>
-                <w:rFonts w:ascii="Courier" w:hAnsi="Courier"/>
-                <w:sz w:val="24"/>
-              </w:rPr>
-            </w:pPr>
+            <w:proofErr w:type="spellEnd"/>
+          </w:p>
+        </w:tc>
+        <w:tc>
+          <w:tcPr>
+            <w:tcW w:w="0" w:type="auto"/>
+            <w:tcBorders>
+              <w:top w:val="single" w:sz="6" w:space="0" w:color="auto"/>
+              <w:left w:val="single" w:sz="6" w:space="0" w:color="auto"/>
+              <w:bottom w:val="single" w:sz="6" w:space="0" w:color="auto"/>
+              <w:right w:val="single" w:sz="6" w:space="0" w:color="auto"/>
+            </w:tcBorders>
+          </w:tcPr>
+          <w:p>
+            <w:pPr>
+              <w:keepNext/>
+              <w:spacing w:before="120" w:line="240" w:lineRule="exact"/>
+              <w:jc w:val="center"/>
+              <w:rPr>
+                <w:rFonts w:ascii="Courier" w:hAnsi="Courier"/>
+                <w:sz w:val="24"/>
+              </w:rPr>
+            </w:pPr>
+            <w:proofErr w:type="spellStart"/>
             <w:r>
               <w:rPr>
                 <w:rFonts w:ascii="Courier" w:hAnsi="Courier"/>
@@ -10137,6 +10788,7 @@
               </w:rPr>
               <w:t>b1</w:t>
             </w:r>
+            <w:proofErr w:type="spellEnd"/>
           </w:p>
         </w:tc>
         <w:tc>
@@ -10160,6 +10812,7 @@
                 <w:sz w:val="24"/>
               </w:rPr>
             </w:pPr>
+            <w:proofErr w:type="spellStart"/>
             <w:r>
               <w:rPr>
                 <w:rFonts w:ascii="Courier" w:hAnsi="Courier"/>
@@ -10169,6 +10822,7 @@
               </w:rPr>
               <w:t>1B</w:t>
             </w:r>
+            <w:proofErr w:type="spellEnd"/>
           </w:p>
         </w:tc>
         <w:tc>
@@ -10266,7 +10920,7 @@
         </w:tc>
         <w:tc>
           <w:tcPr>
-            <w:tcW w:w="0" w:type="auto"/>
+            <w:tcW w:w="889" w:type="dxa"/>
             <w:tcBorders>
               <w:top w:val="single" w:sz="6" w:space="0" w:color="auto"/>
               <w:left w:val="single" w:sz="6" w:space="0" w:color="auto"/>
@@ -10297,7 +10951,7 @@
         </w:tc>
         <w:tc>
           <w:tcPr>
-            <w:tcW w:w="0" w:type="auto"/>
+            <w:tcW w:w="886" w:type="dxa"/>
             <w:tcBorders>
               <w:top w:val="single" w:sz="6" w:space="0" w:color="auto"/>
               <w:left w:val="single" w:sz="6" w:space="0" w:color="auto"/>
@@ -10651,8 +11305,15 @@
                 <w:rFonts w:ascii="Arial" w:hAnsi="Arial" w:cs="Arial"/>
               </w:rPr>
               <w:br/>
+            </w:r>
+            <w:proofErr w:type="spellStart"/>
+            <w:r>
+              <w:rPr>
+                <w:rFonts w:ascii="Arial" w:hAnsi="Arial" w:cs="Arial"/>
+              </w:rPr>
               <w:t>003C</w:t>
             </w:r>
+            <w:proofErr w:type="spellEnd"/>
           </w:p>
         </w:tc>
         <w:tc>
@@ -10687,13 +11348,20 @@
                 <w:rFonts w:ascii="Arial" w:hAnsi="Arial" w:cs="Arial"/>
               </w:rPr>
               <w:br/>
+            </w:r>
+            <w:proofErr w:type="spellStart"/>
+            <w:r>
+              <w:rPr>
+                <w:rFonts w:ascii="Arial" w:hAnsi="Arial" w:cs="Arial"/>
+              </w:rPr>
               <w:t>09EA</w:t>
             </w:r>
-          </w:p>
-        </w:tc>
-        <w:tc>
-          <w:tcPr>
-            <w:tcW w:w="0" w:type="auto"/>
+            <w:proofErr w:type="spellEnd"/>
+          </w:p>
+        </w:tc>
+        <w:tc>
+          <w:tcPr>
+            <w:tcW w:w="889" w:type="dxa"/>
             <w:tcBorders>
               <w:top w:val="single" w:sz="12" w:space="0" w:color="000000"/>
               <w:left w:val="single" w:sz="12" w:space="0" w:color="000000"/>
@@ -10723,13 +11391,20 @@
                 <w:rFonts w:ascii="Arial" w:hAnsi="Arial" w:cs="Arial"/>
               </w:rPr>
               <w:br/>
+            </w:r>
+            <w:proofErr w:type="spellStart"/>
+            <w:r>
+              <w:rPr>
+                <w:rFonts w:ascii="Arial" w:hAnsi="Arial" w:cs="Arial"/>
+              </w:rPr>
               <w:t>09E0</w:t>
             </w:r>
-          </w:p>
-        </w:tc>
-        <w:tc>
-          <w:tcPr>
-            <w:tcW w:w="0" w:type="auto"/>
+            <w:proofErr w:type="spellEnd"/>
+          </w:p>
+        </w:tc>
+        <w:tc>
+          <w:tcPr>
+            <w:tcW w:w="886" w:type="dxa"/>
             <w:tcBorders>
               <w:top w:val="single" w:sz="12" w:space="0" w:color="000000"/>
               <w:left w:val="single" w:sz="12" w:space="0" w:color="000000"/>
@@ -10745,22 +11420,36 @@
               <w:jc w:val="center"/>
               <w:rPr>
                 <w:rFonts w:ascii="Courier" w:hAnsi="Courier"/>
-                <w:sz w:val="24"/>
-              </w:rPr>
-            </w:pPr>
-            <w:r>
-              <w:rPr>
-                <w:rFonts w:ascii="Arial" w:hAnsi="Arial" w:cs="Arial"/>
+                <w:sz w:val="18"/>
+                <w:szCs w:val="18"/>
+              </w:rPr>
+            </w:pPr>
+            <w:r>
+              <w:rPr>
+                <w:rFonts w:ascii="Arial" w:hAnsi="Arial" w:cs="Arial"/>
+                <w:sz w:val="18"/>
+                <w:szCs w:val="18"/>
               </w:rPr>
               <w:t>|</w:t>
             </w:r>
             <w:r>
               <w:rPr>
                 <w:rFonts w:ascii="Arial" w:hAnsi="Arial" w:cs="Arial"/>
-              </w:rPr>
-              <w:br/>
+                <w:sz w:val="18"/>
+                <w:szCs w:val="18"/>
+              </w:rPr>
+              <w:br/>
+            </w:r>
+            <w:proofErr w:type="spellStart"/>
+            <w:r>
+              <w:rPr>
+                <w:rFonts w:ascii="Arial" w:hAnsi="Arial" w:cs="Arial"/>
+                <w:sz w:val="18"/>
+                <w:szCs w:val="18"/>
+              </w:rPr>
               <w:t>007C</w:t>
             </w:r>
+            <w:proofErr w:type="spellEnd"/>
           </w:p>
         </w:tc>
         <w:tc>
@@ -10781,18 +11470,23 @@
               <w:jc w:val="center"/>
               <w:rPr>
                 <w:rFonts w:ascii="Courier" w:hAnsi="Courier"/>
-                <w:sz w:val="24"/>
-              </w:rPr>
-            </w:pPr>
-            <w:r>
-              <w:rPr>
-                <w:rFonts w:ascii="Arial" w:hAnsi="Arial" w:cs="Arial"/>
+                <w:sz w:val="18"/>
+                <w:szCs w:val="18"/>
+              </w:rPr>
+            </w:pPr>
+            <w:r>
+              <w:rPr>
+                <w:rFonts w:ascii="Arial" w:hAnsi="Arial" w:cs="Arial"/>
+                <w:sz w:val="18"/>
+                <w:szCs w:val="18"/>
               </w:rPr>
               <w:t>P</w:t>
             </w:r>
             <w:r>
               <w:rPr>
                 <w:rFonts w:ascii="Arial" w:hAnsi="Arial" w:cs="Arial"/>
+                <w:sz w:val="18"/>
+                <w:szCs w:val="18"/>
               </w:rPr>
               <w:br/>
               <w:t>0050</w:t>
@@ -10817,22 +11511,36 @@
               <w:jc w:val="center"/>
               <w:rPr>
                 <w:rFonts w:ascii="Courier" w:hAnsi="Courier"/>
-                <w:sz w:val="24"/>
-              </w:rPr>
-            </w:pPr>
-            <w:r>
-              <w:rPr>
-                <w:rFonts w:ascii="Arial" w:hAnsi="Arial" w:cs="Arial"/>
+                <w:sz w:val="18"/>
+                <w:szCs w:val="18"/>
+              </w:rPr>
+            </w:pPr>
+            <w:r>
+              <w:rPr>
+                <w:rFonts w:ascii="Arial" w:hAnsi="Arial" w:cs="Arial"/>
+                <w:sz w:val="18"/>
+                <w:szCs w:val="18"/>
               </w:rPr>
               <w:t>¼</w:t>
             </w:r>
             <w:r>
               <w:rPr>
                 <w:rFonts w:ascii="Arial" w:hAnsi="Arial" w:cs="Arial"/>
-              </w:rPr>
-              <w:br/>
+                <w:sz w:val="18"/>
+                <w:szCs w:val="18"/>
+              </w:rPr>
+              <w:br/>
+            </w:r>
+            <w:proofErr w:type="spellStart"/>
+            <w:r>
+              <w:rPr>
+                <w:rFonts w:ascii="Arial" w:hAnsi="Arial" w:cs="Arial"/>
+                <w:sz w:val="18"/>
+                <w:szCs w:val="18"/>
+              </w:rPr>
               <w:t>00BC</w:t>
             </w:r>
+            <w:proofErr w:type="spellEnd"/>
           </w:p>
         </w:tc>
         <w:tc>
@@ -11067,8 +11775,15 @@
                 <w:rFonts w:ascii="Arial" w:hAnsi="Arial" w:cs="Arial"/>
               </w:rPr>
               <w:br/>
+            </w:r>
+            <w:proofErr w:type="spellStart"/>
+            <w:r>
+              <w:rPr>
+                <w:rFonts w:ascii="Arial" w:hAnsi="Arial" w:cs="Arial"/>
+              </w:rPr>
               <w:t>00A3</w:t>
             </w:r>
+            <w:proofErr w:type="spellEnd"/>
           </w:p>
         </w:tc>
         <w:tc>
@@ -11103,8 +11818,15 @@
                 <w:rFonts w:ascii="Arial" w:hAnsi="Arial" w:cs="Arial"/>
               </w:rPr>
               <w:br/>
+            </w:r>
+            <w:proofErr w:type="spellStart"/>
+            <w:r>
+              <w:rPr>
+                <w:rFonts w:ascii="Arial" w:hAnsi="Arial" w:cs="Arial"/>
+              </w:rPr>
               <w:t>003D</w:t>
             </w:r>
+            <w:proofErr w:type="spellEnd"/>
           </w:p>
         </w:tc>
         <w:tc>
@@ -11139,13 +11861,20 @@
                 <w:rFonts w:ascii="Arial" w:hAnsi="Arial" w:cs="Arial"/>
               </w:rPr>
               <w:br/>
+            </w:r>
+            <w:proofErr w:type="spellStart"/>
+            <w:r>
+              <w:rPr>
+                <w:rFonts w:ascii="Arial" w:hAnsi="Arial" w:cs="Arial"/>
+              </w:rPr>
               <w:t>09EB</w:t>
             </w:r>
-          </w:p>
-        </w:tc>
-        <w:tc>
-          <w:tcPr>
-            <w:tcW w:w="0" w:type="auto"/>
+            <w:proofErr w:type="spellEnd"/>
+          </w:p>
+        </w:tc>
+        <w:tc>
+          <w:tcPr>
+            <w:tcW w:w="889" w:type="dxa"/>
             <w:tcBorders>
               <w:top w:val="single" w:sz="12" w:space="0" w:color="000000"/>
               <w:left w:val="single" w:sz="12" w:space="0" w:color="000000"/>
@@ -11175,13 +11904,20 @@
                 <w:rFonts w:ascii="Arial" w:hAnsi="Arial" w:cs="Arial"/>
               </w:rPr>
               <w:br/>
+            </w:r>
+            <w:proofErr w:type="spellStart"/>
+            <w:r>
+              <w:rPr>
+                <w:rFonts w:ascii="Arial" w:hAnsi="Arial" w:cs="Arial"/>
+              </w:rPr>
               <w:t>09E1</w:t>
             </w:r>
-          </w:p>
-        </w:tc>
-        <w:tc>
-          <w:tcPr>
-            <w:tcW w:w="0" w:type="auto"/>
+            <w:proofErr w:type="spellEnd"/>
+          </w:p>
+        </w:tc>
+        <w:tc>
+          <w:tcPr>
+            <w:tcW w:w="886" w:type="dxa"/>
             <w:tcBorders>
               <w:top w:val="single" w:sz="12" w:space="0" w:color="000000"/>
               <w:left w:val="single" w:sz="12" w:space="0" w:color="000000"/>
@@ -11197,18 +11933,23 @@
               <w:jc w:val="center"/>
               <w:rPr>
                 <w:rFonts w:ascii="Courier" w:hAnsi="Courier"/>
-                <w:sz w:val="24"/>
-              </w:rPr>
-            </w:pPr>
-            <w:r>
-              <w:rPr>
-                <w:rFonts w:ascii="Arial" w:hAnsi="Arial" w:cs="Arial"/>
+                <w:sz w:val="18"/>
+                <w:szCs w:val="18"/>
+              </w:rPr>
+            </w:pPr>
+            <w:r>
+              <w:rPr>
+                <w:rFonts w:ascii="Arial" w:hAnsi="Arial" w:cs="Arial"/>
+                <w:sz w:val="18"/>
+                <w:szCs w:val="18"/>
               </w:rPr>
               <w:t>A</w:t>
             </w:r>
             <w:r>
               <w:rPr>
                 <w:rFonts w:ascii="Arial" w:hAnsi="Arial" w:cs="Arial"/>
+                <w:sz w:val="18"/>
+                <w:szCs w:val="18"/>
               </w:rPr>
               <w:br/>
               <w:t>0041</w:t>
@@ -11233,18 +11974,23 @@
               <w:jc w:val="center"/>
               <w:rPr>
                 <w:rFonts w:ascii="Courier" w:hAnsi="Courier"/>
-                <w:sz w:val="24"/>
-              </w:rPr>
-            </w:pPr>
-            <w:r>
-              <w:rPr>
-                <w:rFonts w:ascii="Arial" w:hAnsi="Arial" w:cs="Arial"/>
+                <w:sz w:val="18"/>
+                <w:szCs w:val="18"/>
+              </w:rPr>
+            </w:pPr>
+            <w:r>
+              <w:rPr>
+                <w:rFonts w:ascii="Arial" w:hAnsi="Arial" w:cs="Arial"/>
+                <w:sz w:val="18"/>
+                <w:szCs w:val="18"/>
               </w:rPr>
               <w:t>Q</w:t>
             </w:r>
             <w:r>
               <w:rPr>
                 <w:rFonts w:ascii="Arial" w:hAnsi="Arial" w:cs="Arial"/>
+                <w:sz w:val="18"/>
+                <w:szCs w:val="18"/>
               </w:rPr>
               <w:br/>
               <w:t>0051</w:t>
@@ -11269,22 +12015,36 @@
               <w:jc w:val="center"/>
               <w:rPr>
                 <w:rFonts w:ascii="Courier" w:hAnsi="Courier"/>
-                <w:sz w:val="24"/>
-              </w:rPr>
-            </w:pPr>
-            <w:r>
-              <w:rPr>
-                <w:rFonts w:ascii="Arial" w:hAnsi="Arial" w:cs="Arial"/>
+                <w:sz w:val="18"/>
+                <w:szCs w:val="18"/>
+              </w:rPr>
+            </w:pPr>
+            <w:r>
+              <w:rPr>
+                <w:rFonts w:ascii="Arial" w:hAnsi="Arial" w:cs="Arial"/>
+                <w:sz w:val="18"/>
+                <w:szCs w:val="18"/>
               </w:rPr>
               <w:t>½</w:t>
             </w:r>
             <w:r>
               <w:rPr>
                 <w:rFonts w:ascii="Arial" w:hAnsi="Arial" w:cs="Arial"/>
-              </w:rPr>
-              <w:br/>
+                <w:sz w:val="18"/>
+                <w:szCs w:val="18"/>
+              </w:rPr>
+              <w:br/>
+            </w:r>
+            <w:proofErr w:type="spellStart"/>
+            <w:r>
+              <w:rPr>
+                <w:rFonts w:ascii="Arial" w:hAnsi="Arial" w:cs="Arial"/>
+                <w:sz w:val="18"/>
+                <w:szCs w:val="18"/>
+              </w:rPr>
               <w:t>00BD</w:t>
             </w:r>
+            <w:proofErr w:type="spellEnd"/>
           </w:p>
         </w:tc>
         <w:tc>
@@ -11319,8 +12079,15 @@
                 <w:rFonts w:ascii="Arial" w:hAnsi="Arial" w:cs="Arial"/>
               </w:rPr>
               <w:br/>
+            </w:r>
+            <w:proofErr w:type="spellStart"/>
+            <w:r>
+              <w:rPr>
+                <w:rFonts w:ascii="Arial" w:hAnsi="Arial" w:cs="Arial"/>
+              </w:rPr>
               <w:t>221E</w:t>
             </w:r>
+            <w:proofErr w:type="spellEnd"/>
           </w:p>
         </w:tc>
         <w:bookmarkStart w:id="54" w:name="_MCCTEMPBM_CRPT01490056___7"/>
@@ -11560,8 +12327,15 @@
                 <w:rFonts w:ascii="Arial" w:hAnsi="Arial" w:cs="Arial"/>
               </w:rPr>
               <w:br/>
+            </w:r>
+            <w:proofErr w:type="spellStart"/>
+            <w:r>
+              <w:rPr>
+                <w:rFonts w:ascii="Arial" w:hAnsi="Arial" w:cs="Arial"/>
+              </w:rPr>
               <w:t>003E</w:t>
             </w:r>
+            <w:proofErr w:type="spellEnd"/>
           </w:p>
         </w:tc>
         <w:tc>
@@ -11596,13 +12370,20 @@
                 <w:rFonts w:ascii="Arial" w:hAnsi="Arial" w:cs="Arial"/>
               </w:rPr>
               <w:br/>
+            </w:r>
+            <w:proofErr w:type="spellStart"/>
+            <w:r>
+              <w:rPr>
+                <w:rFonts w:ascii="Arial" w:hAnsi="Arial" w:cs="Arial"/>
+              </w:rPr>
               <w:t>09EC</w:t>
             </w:r>
-          </w:p>
-        </w:tc>
-        <w:tc>
-          <w:tcPr>
-            <w:tcW w:w="0" w:type="auto"/>
+            <w:proofErr w:type="spellEnd"/>
+          </w:p>
+        </w:tc>
+        <w:tc>
+          <w:tcPr>
+            <w:tcW w:w="889" w:type="dxa"/>
             <w:tcBorders>
               <w:top w:val="single" w:sz="12" w:space="0" w:color="000000"/>
               <w:left w:val="single" w:sz="12" w:space="0" w:color="000000"/>
@@ -11633,13 +12414,20 @@
                 <w:rFonts w:ascii="Arial" w:hAnsi="Arial" w:cs="Arial"/>
               </w:rPr>
               <w:br/>
+            </w:r>
+            <w:proofErr w:type="spellStart"/>
+            <w:r>
+              <w:rPr>
+                <w:rFonts w:ascii="Arial" w:hAnsi="Arial" w:cs="Arial"/>
+              </w:rPr>
               <w:t>09C4</w:t>
             </w:r>
-          </w:p>
-        </w:tc>
-        <w:tc>
-          <w:tcPr>
-            <w:tcW w:w="0" w:type="auto"/>
+            <w:proofErr w:type="spellEnd"/>
+          </w:p>
+        </w:tc>
+        <w:tc>
+          <w:tcPr>
+            <w:tcW w:w="886" w:type="dxa"/>
             <w:tcBorders>
               <w:top w:val="single" w:sz="12" w:space="0" w:color="000000"/>
               <w:left w:val="single" w:sz="12" w:space="0" w:color="000000"/>
@@ -11655,18 +12443,23 @@
               <w:jc w:val="center"/>
               <w:rPr>
                 <w:rFonts w:ascii="Courier" w:hAnsi="Courier"/>
-                <w:sz w:val="24"/>
-              </w:rPr>
-            </w:pPr>
-            <w:r>
-              <w:rPr>
-                <w:rFonts w:ascii="Arial" w:hAnsi="Arial" w:cs="Arial"/>
+                <w:sz w:val="18"/>
+                <w:szCs w:val="18"/>
+              </w:rPr>
+            </w:pPr>
+            <w:r>
+              <w:rPr>
+                <w:rFonts w:ascii="Arial" w:hAnsi="Arial" w:cs="Arial"/>
+                <w:sz w:val="18"/>
+                <w:szCs w:val="18"/>
               </w:rPr>
               <w:t>B</w:t>
             </w:r>
             <w:r>
               <w:rPr>
                 <w:rFonts w:ascii="Arial" w:hAnsi="Arial" w:cs="Arial"/>
+                <w:sz w:val="18"/>
+                <w:szCs w:val="18"/>
               </w:rPr>
               <w:br/>
               <w:t>0042</w:t>
@@ -11691,18 +12484,23 @@
               <w:jc w:val="center"/>
               <w:rPr>
                 <w:rFonts w:ascii="Courier" w:hAnsi="Courier"/>
-                <w:sz w:val="24"/>
-              </w:rPr>
-            </w:pPr>
-            <w:r>
-              <w:rPr>
-                <w:rFonts w:ascii="Arial" w:hAnsi="Arial" w:cs="Arial"/>
+                <w:sz w:val="18"/>
+                <w:szCs w:val="18"/>
+              </w:rPr>
+            </w:pPr>
+            <w:r>
+              <w:rPr>
+                <w:rFonts w:ascii="Arial" w:hAnsi="Arial" w:cs="Arial"/>
+                <w:sz w:val="18"/>
+                <w:szCs w:val="18"/>
               </w:rPr>
               <w:t>R</w:t>
             </w:r>
             <w:r>
               <w:rPr>
                 <w:rFonts w:ascii="Arial" w:hAnsi="Arial" w:cs="Arial"/>
+                <w:sz w:val="18"/>
+                <w:szCs w:val="18"/>
               </w:rPr>
               <w:br/>
               <w:t>0052</w:t>
@@ -11727,22 +12525,36 @@
               <w:jc w:val="center"/>
               <w:rPr>
                 <w:rFonts w:ascii="Courier" w:hAnsi="Courier"/>
-                <w:sz w:val="24"/>
-              </w:rPr>
-            </w:pPr>
-            <w:r>
-              <w:rPr>
-                <w:rFonts w:ascii="Arial" w:hAnsi="Arial" w:cs="Arial"/>
+                <w:sz w:val="18"/>
+                <w:szCs w:val="18"/>
+              </w:rPr>
+            </w:pPr>
+            <w:r>
+              <w:rPr>
+                <w:rFonts w:ascii="Arial" w:hAnsi="Arial" w:cs="Arial"/>
+                <w:sz w:val="18"/>
+                <w:szCs w:val="18"/>
               </w:rPr>
               <w:t>¾</w:t>
             </w:r>
             <w:r>
               <w:rPr>
                 <w:rFonts w:ascii="Arial" w:hAnsi="Arial" w:cs="Arial"/>
-              </w:rPr>
-              <w:br/>
+                <w:sz w:val="18"/>
+                <w:szCs w:val="18"/>
+              </w:rPr>
+              <w:br/>
+            </w:r>
+            <w:proofErr w:type="spellStart"/>
+            <w:r>
+              <w:rPr>
+                <w:rFonts w:ascii="Arial" w:hAnsi="Arial" w:cs="Arial"/>
+                <w:sz w:val="18"/>
+                <w:szCs w:val="18"/>
+              </w:rPr>
               <w:t>00BE</w:t>
             </w:r>
+            <w:proofErr w:type="spellEnd"/>
           </w:p>
         </w:tc>
         <w:tc>
@@ -11777,8 +12589,15 @@
                 <w:rFonts w:ascii="Arial" w:hAnsi="Arial" w:cs="Arial"/>
               </w:rPr>
               <w:br/>
+            </w:r>
+            <w:proofErr w:type="spellStart"/>
+            <w:r>
+              <w:rPr>
+                <w:rFonts w:ascii="Arial" w:hAnsi="Arial" w:cs="Arial"/>
+              </w:rPr>
               <w:t>00B2</w:t>
             </w:r>
+            <w:proofErr w:type="spellEnd"/>
           </w:p>
         </w:tc>
         <w:bookmarkStart w:id="56" w:name="_MCCTEMPBM_CRPT01490058___7"/>
@@ -11977,8 +12796,15 @@
                 <w:rFonts w:ascii="Arial" w:hAnsi="Arial" w:cs="Arial"/>
               </w:rPr>
               <w:br/>
+            </w:r>
+            <w:proofErr w:type="spellStart"/>
+            <w:r>
+              <w:rPr>
+                <w:rFonts w:ascii="Arial" w:hAnsi="Arial" w:cs="Arial"/>
+              </w:rPr>
               <w:t>00A5</w:t>
             </w:r>
+            <w:proofErr w:type="spellEnd"/>
           </w:p>
         </w:tc>
         <w:tc>
@@ -12013,8 +12839,15 @@
                 <w:rFonts w:ascii="Arial" w:hAnsi="Arial" w:cs="Arial"/>
               </w:rPr>
               <w:br/>
+            </w:r>
+            <w:proofErr w:type="spellStart"/>
+            <w:r>
+              <w:rPr>
+                <w:rFonts w:ascii="Arial" w:hAnsi="Arial" w:cs="Arial"/>
+              </w:rPr>
               <w:t>20B9</w:t>
             </w:r>
+            <w:proofErr w:type="spellEnd"/>
           </w:p>
         </w:tc>
         <w:tc>
@@ -12049,13 +12882,20 @@
                 <w:rFonts w:ascii="Arial" w:hAnsi="Arial" w:cs="Arial"/>
               </w:rPr>
               <w:br/>
+            </w:r>
+            <w:proofErr w:type="spellStart"/>
+            <w:r>
+              <w:rPr>
+                <w:rFonts w:ascii="Arial" w:hAnsi="Arial" w:cs="Arial"/>
+              </w:rPr>
               <w:t>09ED</w:t>
             </w:r>
-          </w:p>
-        </w:tc>
-        <w:tc>
-          <w:tcPr>
-            <w:tcW w:w="0" w:type="auto"/>
+            <w:proofErr w:type="spellEnd"/>
+          </w:p>
+        </w:tc>
+        <w:tc>
+          <w:tcPr>
+            <w:tcW w:w="889" w:type="dxa"/>
             <w:tcBorders>
               <w:top w:val="single" w:sz="12" w:space="0" w:color="000000"/>
               <w:left w:val="single" w:sz="12" w:space="0" w:color="000000"/>
@@ -12086,13 +12926,20 @@
                 <w:rFonts w:ascii="Arial" w:hAnsi="Arial" w:cs="Arial"/>
               </w:rPr>
               <w:br/>
+            </w:r>
+            <w:proofErr w:type="spellStart"/>
+            <w:r>
+              <w:rPr>
+                <w:rFonts w:ascii="Arial" w:hAnsi="Arial" w:cs="Arial"/>
+              </w:rPr>
               <w:t>09E3</w:t>
             </w:r>
-          </w:p>
-        </w:tc>
-        <w:tc>
-          <w:tcPr>
-            <w:tcW w:w="0" w:type="auto"/>
+            <w:proofErr w:type="spellEnd"/>
+          </w:p>
+        </w:tc>
+        <w:tc>
+          <w:tcPr>
+            <w:tcW w:w="886" w:type="dxa"/>
             <w:tcBorders>
               <w:top w:val="single" w:sz="12" w:space="0" w:color="000000"/>
               <w:left w:val="single" w:sz="12" w:space="0" w:color="000000"/>
@@ -12108,18 +12955,23 @@
               <w:jc w:val="center"/>
               <w:rPr>
                 <w:rFonts w:ascii="Courier" w:hAnsi="Courier"/>
-                <w:sz w:val="24"/>
-              </w:rPr>
-            </w:pPr>
-            <w:r>
-              <w:rPr>
-                <w:rFonts w:ascii="Arial" w:hAnsi="Arial" w:cs="Arial"/>
+                <w:sz w:val="18"/>
+                <w:szCs w:val="18"/>
+              </w:rPr>
+            </w:pPr>
+            <w:r>
+              <w:rPr>
+                <w:rFonts w:ascii="Arial" w:hAnsi="Arial" w:cs="Arial"/>
+                <w:sz w:val="18"/>
+                <w:szCs w:val="18"/>
               </w:rPr>
               <w:t>C</w:t>
             </w:r>
             <w:r>
               <w:rPr>
                 <w:rFonts w:ascii="Arial" w:hAnsi="Arial" w:cs="Arial"/>
+                <w:sz w:val="18"/>
+                <w:szCs w:val="18"/>
               </w:rPr>
               <w:br/>
               <w:t>0043</w:t>
@@ -12144,18 +12996,23 @@
               <w:jc w:val="center"/>
               <w:rPr>
                 <w:rFonts w:ascii="Courier" w:hAnsi="Courier"/>
-                <w:sz w:val="24"/>
-              </w:rPr>
-            </w:pPr>
-            <w:r>
-              <w:rPr>
-                <w:rFonts w:ascii="Arial" w:hAnsi="Arial" w:cs="Arial"/>
+                <w:sz w:val="18"/>
+                <w:szCs w:val="18"/>
+              </w:rPr>
+            </w:pPr>
+            <w:r>
+              <w:rPr>
+                <w:rFonts w:ascii="Arial" w:hAnsi="Arial" w:cs="Arial"/>
+                <w:sz w:val="18"/>
+                <w:szCs w:val="18"/>
               </w:rPr>
               <w:t>S</w:t>
             </w:r>
             <w:r>
               <w:rPr>
                 <w:rFonts w:ascii="Arial" w:hAnsi="Arial" w:cs="Arial"/>
+                <w:sz w:val="18"/>
+                <w:szCs w:val="18"/>
               </w:rPr>
               <w:br/>
               <w:t>0053</w:t>
@@ -12180,22 +13037,36 @@
               <w:jc w:val="center"/>
               <w:rPr>
                 <w:rFonts w:ascii="Courier" w:hAnsi="Courier"/>
-                <w:sz w:val="24"/>
-              </w:rPr>
-            </w:pPr>
-            <w:r>
-              <w:rPr>
-                <w:rFonts w:ascii="Arial" w:hAnsi="Arial" w:cs="Arial"/>
+                <w:sz w:val="18"/>
+                <w:szCs w:val="18"/>
+              </w:rPr>
+            </w:pPr>
+            <w:r>
+              <w:rPr>
+                <w:rFonts w:ascii="Arial" w:hAnsi="Arial" w:cs="Arial"/>
+                <w:sz w:val="18"/>
+                <w:szCs w:val="18"/>
               </w:rPr>
               <w:t>“</w:t>
             </w:r>
             <w:r>
               <w:rPr>
                 <w:rFonts w:ascii="Arial" w:hAnsi="Arial" w:cs="Arial"/>
-              </w:rPr>
-              <w:br/>
+                <w:sz w:val="18"/>
+                <w:szCs w:val="18"/>
+              </w:rPr>
+              <w:br/>
+            </w:r>
+            <w:proofErr w:type="spellStart"/>
+            <w:r>
+              <w:rPr>
+                <w:rFonts w:ascii="Arial" w:hAnsi="Arial" w:cs="Arial"/>
+                <w:sz w:val="18"/>
+                <w:szCs w:val="18"/>
+              </w:rPr>
               <w:t>201C</w:t>
             </w:r>
+            <w:proofErr w:type="spellEnd"/>
           </w:p>
         </w:tc>
         <w:tc>
@@ -12230,8 +13101,15 @@
                 <w:rFonts w:ascii="Arial" w:hAnsi="Arial" w:cs="Arial"/>
               </w:rPr>
               <w:br/>
+            </w:r>
+            <w:proofErr w:type="spellStart"/>
+            <w:r>
+              <w:rPr>
+                <w:rFonts w:ascii="Arial" w:hAnsi="Arial" w:cs="Arial"/>
+              </w:rPr>
               <w:t>00B3</w:t>
             </w:r>
+            <w:proofErr w:type="spellEnd"/>
           </w:p>
         </w:tc>
         <w:bookmarkStart w:id="58" w:name="_MCCTEMPBM_CRPT01490060___7"/>
@@ -12435,8 +13313,15 @@
                 <w:rFonts w:ascii="Arial" w:hAnsi="Arial" w:cs="Arial"/>
               </w:rPr>
               <w:br/>
+            </w:r>
+            <w:proofErr w:type="spellStart"/>
+            <w:r>
+              <w:rPr>
+                <w:rFonts w:ascii="Arial" w:hAnsi="Arial" w:cs="Arial"/>
+              </w:rPr>
               <w:t>00A7</w:t>
             </w:r>
+            <w:proofErr w:type="spellEnd"/>
           </w:p>
         </w:tc>
         <w:tc>
@@ -12471,8 +13356,15 @@
                 <w:rFonts w:ascii="Arial" w:hAnsi="Arial" w:cs="Arial"/>
               </w:rPr>
               <w:br/>
+            </w:r>
+            <w:proofErr w:type="spellStart"/>
+            <w:r>
+              <w:rPr>
+                <w:rFonts w:ascii="Arial" w:hAnsi="Arial" w:cs="Arial"/>
+              </w:rPr>
               <w:t>005E</w:t>
             </w:r>
+            <w:proofErr w:type="spellEnd"/>
           </w:p>
         </w:tc>
         <w:tc>
@@ -12507,13 +13399,20 @@
                 <w:rFonts w:ascii="Arial" w:hAnsi="Arial" w:cs="Arial"/>
               </w:rPr>
               <w:br/>
+            </w:r>
+            <w:proofErr w:type="spellStart"/>
+            <w:r>
+              <w:rPr>
+                <w:rFonts w:ascii="Arial" w:hAnsi="Arial" w:cs="Arial"/>
+              </w:rPr>
               <w:t>09EE</w:t>
             </w:r>
-          </w:p>
-        </w:tc>
-        <w:tc>
-          <w:tcPr>
-            <w:tcW w:w="0" w:type="auto"/>
+            <w:proofErr w:type="spellEnd"/>
+          </w:p>
+        </w:tc>
+        <w:tc>
+          <w:tcPr>
+            <w:tcW w:w="889" w:type="dxa"/>
             <w:tcBorders>
               <w:top w:val="single" w:sz="12" w:space="0" w:color="000000"/>
               <w:left w:val="single" w:sz="12" w:space="0" w:color="000000"/>
@@ -12543,7 +13442,7 @@
         </w:tc>
         <w:tc>
           <w:tcPr>
-            <w:tcW w:w="0" w:type="auto"/>
+            <w:tcW w:w="886" w:type="dxa"/>
             <w:tcBorders>
               <w:top w:val="single" w:sz="12" w:space="0" w:color="000000"/>
               <w:left w:val="single" w:sz="12" w:space="0" w:color="000000"/>
@@ -12559,18 +13458,23 @@
               <w:jc w:val="center"/>
               <w:rPr>
                 <w:rFonts w:ascii="Courier" w:hAnsi="Courier"/>
-                <w:sz w:val="24"/>
-              </w:rPr>
-            </w:pPr>
-            <w:r>
-              <w:rPr>
-                <w:rFonts w:ascii="Arial" w:hAnsi="Arial" w:cs="Arial"/>
+                <w:sz w:val="18"/>
+                <w:szCs w:val="18"/>
+              </w:rPr>
+            </w:pPr>
+            <w:r>
+              <w:rPr>
+                <w:rFonts w:ascii="Arial" w:hAnsi="Arial" w:cs="Arial"/>
+                <w:sz w:val="18"/>
+                <w:szCs w:val="18"/>
               </w:rPr>
               <w:t>D</w:t>
             </w:r>
             <w:r>
               <w:rPr>
                 <w:rFonts w:ascii="Arial" w:hAnsi="Arial" w:cs="Arial"/>
+                <w:sz w:val="18"/>
+                <w:szCs w:val="18"/>
               </w:rPr>
               <w:br/>
               <w:t>0044</w:t>
@@ -12595,18 +13499,23 @@
               <w:jc w:val="center"/>
               <w:rPr>
                 <w:rFonts w:ascii="Courier" w:hAnsi="Courier"/>
-                <w:sz w:val="24"/>
-              </w:rPr>
-            </w:pPr>
-            <w:r>
-              <w:rPr>
-                <w:rFonts w:ascii="Arial" w:hAnsi="Arial" w:cs="Arial"/>
+                <w:sz w:val="18"/>
+                <w:szCs w:val="18"/>
+              </w:rPr>
+            </w:pPr>
+            <w:r>
+              <w:rPr>
+                <w:rFonts w:ascii="Arial" w:hAnsi="Arial" w:cs="Arial"/>
+                <w:sz w:val="18"/>
+                <w:szCs w:val="18"/>
               </w:rPr>
               <w:t>T</w:t>
             </w:r>
             <w:r>
               <w:rPr>
                 <w:rFonts w:ascii="Arial" w:hAnsi="Arial" w:cs="Arial"/>
+                <w:sz w:val="18"/>
+                <w:szCs w:val="18"/>
               </w:rPr>
               <w:br/>
               <w:t>0054</w:t>
@@ -12631,22 +13540,36 @@
               <w:jc w:val="center"/>
               <w:rPr>
                 <w:rFonts w:ascii="Courier" w:hAnsi="Courier"/>
-                <w:sz w:val="24"/>
-              </w:rPr>
-            </w:pPr>
-            <w:r>
-              <w:rPr>
-                <w:rFonts w:ascii="Arial" w:hAnsi="Arial" w:cs="Arial"/>
+                <w:sz w:val="18"/>
+                <w:szCs w:val="18"/>
+              </w:rPr>
+            </w:pPr>
+            <w:r>
+              <w:rPr>
+                <w:rFonts w:ascii="Arial" w:hAnsi="Arial" w:cs="Arial"/>
+                <w:sz w:val="18"/>
+                <w:szCs w:val="18"/>
               </w:rPr>
               <w:t>”</w:t>
             </w:r>
             <w:r>
               <w:rPr>
                 <w:rFonts w:ascii="Arial" w:hAnsi="Arial" w:cs="Arial"/>
-              </w:rPr>
-              <w:br/>
+                <w:sz w:val="18"/>
+                <w:szCs w:val="18"/>
+              </w:rPr>
+              <w:br/>
+            </w:r>
+            <w:proofErr w:type="spellStart"/>
+            <w:r>
+              <w:rPr>
+                <w:rFonts w:ascii="Arial" w:hAnsi="Arial" w:cs="Arial"/>
+                <w:sz w:val="18"/>
+                <w:szCs w:val="18"/>
+              </w:rPr>
               <w:t>201D</w:t>
             </w:r>
+            <w:proofErr w:type="spellEnd"/>
           </w:p>
         </w:tc>
         <w:tc>
@@ -12681,8 +13604,15 @@
                 <w:rFonts w:ascii="Arial" w:hAnsi="Arial" w:cs="Arial"/>
               </w:rPr>
               <w:br/>
+            </w:r>
+            <w:proofErr w:type="spellStart"/>
+            <w:r>
+              <w:rPr>
+                <w:rFonts w:ascii="Arial" w:hAnsi="Arial" w:cs="Arial"/>
+              </w:rPr>
               <w:t>09BD</w:t>
             </w:r>
+            <w:proofErr w:type="spellEnd"/>
           </w:p>
         </w:tc>
         <w:bookmarkStart w:id="60" w:name="_MCCTEMPBM_CRPT01490062___7"/>
@@ -12922,8 +13852,15 @@
                 <w:rFonts w:ascii="Arial" w:hAnsi="Arial" w:cs="Arial"/>
               </w:rPr>
               <w:br/>
+            </w:r>
+            <w:proofErr w:type="spellStart"/>
+            <w:r>
+              <w:rPr>
+                <w:rFonts w:ascii="Arial" w:hAnsi="Arial" w:cs="Arial"/>
+              </w:rPr>
               <w:t>09F3</w:t>
             </w:r>
+            <w:proofErr w:type="spellEnd"/>
           </w:p>
         </w:tc>
         <w:tc>
@@ -12958,13 +13895,20 @@
                 <w:rFonts w:ascii="Arial" w:hAnsi="Arial" w:cs="Arial"/>
               </w:rPr>
               <w:br/>
+            </w:r>
+            <w:proofErr w:type="spellStart"/>
+            <w:r>
+              <w:rPr>
+                <w:rFonts w:ascii="Arial" w:hAnsi="Arial" w:cs="Arial"/>
+              </w:rPr>
               <w:t>09EF</w:t>
             </w:r>
-          </w:p>
-        </w:tc>
-        <w:tc>
-          <w:tcPr>
-            <w:tcW w:w="0" w:type="auto"/>
+            <w:proofErr w:type="spellEnd"/>
+          </w:p>
+        </w:tc>
+        <w:tc>
+          <w:tcPr>
+            <w:tcW w:w="889" w:type="dxa"/>
             <w:tcBorders>
               <w:top w:val="single" w:sz="12" w:space="0" w:color="000000"/>
               <w:left w:val="single" w:sz="12" w:space="0" w:color="000000"/>
@@ -12994,7 +13938,7 @@
         </w:tc>
         <w:tc>
           <w:tcPr>
-            <w:tcW w:w="0" w:type="auto"/>
+            <w:tcW w:w="886" w:type="dxa"/>
             <w:tcBorders>
               <w:top w:val="single" w:sz="12" w:space="0" w:color="000000"/>
               <w:left w:val="single" w:sz="12" w:space="0" w:color="000000"/>
@@ -13010,18 +13954,23 @@
               <w:jc w:val="center"/>
               <w:rPr>
                 <w:rFonts w:ascii="Courier" w:hAnsi="Courier"/>
-                <w:sz w:val="24"/>
-              </w:rPr>
-            </w:pPr>
-            <w:r>
-              <w:rPr>
-                <w:rFonts w:ascii="Arial" w:hAnsi="Arial" w:cs="Arial"/>
+                <w:sz w:val="18"/>
+                <w:szCs w:val="18"/>
+              </w:rPr>
+            </w:pPr>
+            <w:r>
+              <w:rPr>
+                <w:rFonts w:ascii="Arial" w:hAnsi="Arial" w:cs="Arial"/>
+                <w:sz w:val="18"/>
+                <w:szCs w:val="18"/>
               </w:rPr>
               <w:t>E</w:t>
             </w:r>
             <w:r>
               <w:rPr>
                 <w:rFonts w:ascii="Arial" w:hAnsi="Arial" w:cs="Arial"/>
+                <w:sz w:val="18"/>
+                <w:szCs w:val="18"/>
               </w:rPr>
               <w:br/>
               <w:t>0045</w:t>
@@ -13046,18 +13995,23 @@
               <w:jc w:val="center"/>
               <w:rPr>
                 <w:rFonts w:ascii="Courier" w:hAnsi="Courier"/>
-                <w:sz w:val="24"/>
-              </w:rPr>
-            </w:pPr>
-            <w:r>
-              <w:rPr>
-                <w:rFonts w:ascii="Arial" w:hAnsi="Arial" w:cs="Arial"/>
+                <w:sz w:val="18"/>
+                <w:szCs w:val="18"/>
+              </w:rPr>
+            </w:pPr>
+            <w:r>
+              <w:rPr>
+                <w:rFonts w:ascii="Arial" w:hAnsi="Arial" w:cs="Arial"/>
+                <w:sz w:val="18"/>
+                <w:szCs w:val="18"/>
               </w:rPr>
               <w:t>U</w:t>
             </w:r>
             <w:r>
               <w:rPr>
                 <w:rFonts w:ascii="Arial" w:hAnsi="Arial" w:cs="Arial"/>
+                <w:sz w:val="18"/>
+                <w:szCs w:val="18"/>
               </w:rPr>
               <w:br/>
               <w:t>0055</w:t>
@@ -13082,22 +14036,36 @@
               <w:jc w:val="center"/>
               <w:rPr>
                 <w:rFonts w:ascii="Courier" w:hAnsi="Courier"/>
-                <w:sz w:val="24"/>
-              </w:rPr>
-            </w:pPr>
-            <w:r>
-              <w:rPr>
-                <w:rFonts w:ascii="Arial" w:hAnsi="Arial" w:cs="Arial"/>
+                <w:sz w:val="18"/>
+                <w:szCs w:val="18"/>
+              </w:rPr>
+            </w:pPr>
+            <w:r>
+              <w:rPr>
+                <w:rFonts w:ascii="Arial" w:hAnsi="Arial" w:cs="Arial"/>
+                <w:sz w:val="18"/>
+                <w:szCs w:val="18"/>
               </w:rPr>
               <w:t>¤</w:t>
             </w:r>
             <w:r>
               <w:rPr>
                 <w:rFonts w:ascii="Arial" w:hAnsi="Arial" w:cs="Arial"/>
-              </w:rPr>
-              <w:br/>
+                <w:sz w:val="18"/>
+                <w:szCs w:val="18"/>
+              </w:rPr>
+              <w:br/>
+            </w:r>
+            <w:proofErr w:type="spellStart"/>
+            <w:r>
+              <w:rPr>
+                <w:rFonts w:ascii="Arial" w:hAnsi="Arial" w:cs="Arial"/>
+                <w:sz w:val="18"/>
+                <w:szCs w:val="18"/>
+              </w:rPr>
               <w:t>00A4</w:t>
             </w:r>
+            <w:proofErr w:type="spellEnd"/>
           </w:p>
         </w:tc>
         <w:tc>
@@ -13132,8 +14100,15 @@
                 <w:rFonts w:ascii="Arial" w:hAnsi="Arial" w:cs="Arial"/>
               </w:rPr>
               <w:br/>
+            </w:r>
+            <w:proofErr w:type="spellStart"/>
+            <w:r>
+              <w:rPr>
+                <w:rFonts w:ascii="Arial" w:hAnsi="Arial" w:cs="Arial"/>
+              </w:rPr>
               <w:t>09F0</w:t>
             </w:r>
+            <w:proofErr w:type="spellEnd"/>
           </w:p>
         </w:tc>
         <w:bookmarkStart w:id="62" w:name="_MCCTEMPBM_CRPT01490064___7"/>
@@ -13337,8 +14312,15 @@
                 <w:rFonts w:ascii="Arial" w:hAnsi="Arial" w:cs="Arial"/>
               </w:rPr>
               <w:br/>
+            </w:r>
+            <w:proofErr w:type="spellStart"/>
+            <w:r>
+              <w:rPr>
+                <w:rFonts w:ascii="Arial" w:hAnsi="Arial" w:cs="Arial"/>
+              </w:rPr>
               <w:t>20AC</w:t>
             </w:r>
+            <w:proofErr w:type="spellEnd"/>
           </w:p>
         </w:tc>
         <w:tc>
@@ -13409,7 +14391,7 @@
         </w:tc>
         <w:tc>
           <w:tcPr>
-            <w:tcW w:w="0" w:type="auto"/>
+            <w:tcW w:w="889" w:type="dxa"/>
             <w:tcBorders>
               <w:top w:val="single" w:sz="12" w:space="0" w:color="000000"/>
               <w:left w:val="single" w:sz="12" w:space="0" w:color="000000"/>
@@ -13439,7 +14421,7 @@
         </w:tc>
         <w:tc>
           <w:tcPr>
-            <w:tcW w:w="0" w:type="auto"/>
+            <w:tcW w:w="886" w:type="dxa"/>
             <w:tcBorders>
               <w:top w:val="single" w:sz="12" w:space="0" w:color="000000"/>
               <w:left w:val="single" w:sz="12" w:space="0" w:color="000000"/>
@@ -13455,18 +14437,23 @@
               <w:jc w:val="center"/>
               <w:rPr>
                 <w:rFonts w:ascii="Courier" w:hAnsi="Courier"/>
-                <w:sz w:val="24"/>
-              </w:rPr>
-            </w:pPr>
-            <w:r>
-              <w:rPr>
-                <w:rFonts w:ascii="Arial" w:hAnsi="Arial" w:cs="Arial"/>
+                <w:sz w:val="18"/>
+                <w:szCs w:val="18"/>
+              </w:rPr>
+            </w:pPr>
+            <w:r>
+              <w:rPr>
+                <w:rFonts w:ascii="Arial" w:hAnsi="Arial" w:cs="Arial"/>
+                <w:sz w:val="18"/>
+                <w:szCs w:val="18"/>
               </w:rPr>
               <w:t>F</w:t>
             </w:r>
             <w:r>
               <w:rPr>
                 <w:rFonts w:ascii="Arial" w:hAnsi="Arial" w:cs="Arial"/>
+                <w:sz w:val="18"/>
+                <w:szCs w:val="18"/>
               </w:rPr>
               <w:br/>
               <w:t>0046</w:t>
@@ -13491,18 +14478,23 @@
               <w:jc w:val="center"/>
               <w:rPr>
                 <w:rFonts w:ascii="Courier" w:hAnsi="Courier"/>
-                <w:sz w:val="24"/>
-              </w:rPr>
-            </w:pPr>
-            <w:r>
-              <w:rPr>
-                <w:rFonts w:ascii="Arial" w:hAnsi="Arial" w:cs="Arial"/>
+                <w:sz w:val="18"/>
+                <w:szCs w:val="18"/>
+              </w:rPr>
+            </w:pPr>
+            <w:r>
+              <w:rPr>
+                <w:rFonts w:ascii="Arial" w:hAnsi="Arial" w:cs="Arial"/>
+                <w:sz w:val="18"/>
+                <w:szCs w:val="18"/>
               </w:rPr>
               <w:t>V</w:t>
             </w:r>
             <w:r>
               <w:rPr>
                 <w:rFonts w:ascii="Arial" w:hAnsi="Arial" w:cs="Arial"/>
+                <w:sz w:val="18"/>
+                <w:szCs w:val="18"/>
               </w:rPr>
               <w:br/>
               <w:t>0056</w:t>
@@ -13527,22 +14519,36 @@
               <w:jc w:val="center"/>
               <w:rPr>
                 <w:rFonts w:ascii="Courier" w:hAnsi="Courier"/>
-                <w:sz w:val="24"/>
-              </w:rPr>
-            </w:pPr>
-            <w:r>
-              <w:rPr>
-                <w:rFonts w:ascii="Arial" w:hAnsi="Arial" w:cs="Arial"/>
+                <w:sz w:val="18"/>
+                <w:szCs w:val="18"/>
+              </w:rPr>
+            </w:pPr>
+            <w:r>
+              <w:rPr>
+                <w:rFonts w:ascii="Arial" w:hAnsi="Arial" w:cs="Arial"/>
+                <w:sz w:val="18"/>
+                <w:szCs w:val="18"/>
               </w:rPr>
               <w:t>Ω</w:t>
             </w:r>
             <w:r>
               <w:rPr>
                 <w:rFonts w:ascii="Arial" w:hAnsi="Arial" w:cs="Arial"/>
-              </w:rPr>
-              <w:br/>
+                <w:sz w:val="18"/>
+                <w:szCs w:val="18"/>
+              </w:rPr>
+              <w:br/>
+            </w:r>
+            <w:proofErr w:type="spellStart"/>
+            <w:r>
+              <w:rPr>
+                <w:rFonts w:ascii="Arial" w:hAnsi="Arial" w:cs="Arial"/>
+                <w:sz w:val="18"/>
+                <w:szCs w:val="18"/>
+              </w:rPr>
               <w:t>03A9</w:t>
             </w:r>
+            <w:proofErr w:type="spellEnd"/>
           </w:p>
         </w:tc>
         <w:tc>
@@ -13577,8 +14583,15 @@
                 <w:rFonts w:ascii="Arial" w:hAnsi="Arial" w:cs="Arial"/>
               </w:rPr>
               <w:br/>
+            </w:r>
+            <w:proofErr w:type="spellStart"/>
+            <w:r>
+              <w:rPr>
+                <w:rFonts w:ascii="Arial" w:hAnsi="Arial" w:cs="Arial"/>
+              </w:rPr>
               <w:t>09F1</w:t>
             </w:r>
+            <w:proofErr w:type="spellEnd"/>
           </w:p>
         </w:tc>
         <w:bookmarkStart w:id="64" w:name="_MCCTEMPBM_CRPT01490066___7"/>
@@ -13849,7 +14862,7 @@
         </w:tc>
         <w:tc>
           <w:tcPr>
-            <w:tcW w:w="0" w:type="auto"/>
+            <w:tcW w:w="889" w:type="dxa"/>
             <w:tcBorders>
               <w:top w:val="single" w:sz="12" w:space="0" w:color="000000"/>
               <w:left w:val="single" w:sz="12" w:space="0" w:color="000000"/>
@@ -13879,7 +14892,7 @@
         </w:tc>
         <w:tc>
           <w:tcPr>
-            <w:tcW w:w="0" w:type="auto"/>
+            <w:tcW w:w="886" w:type="dxa"/>
             <w:tcBorders>
               <w:top w:val="single" w:sz="12" w:space="0" w:color="000000"/>
               <w:left w:val="single" w:sz="12" w:space="0" w:color="000000"/>
@@ -13895,18 +14908,23 @@
               <w:jc w:val="center"/>
               <w:rPr>
                 <w:rFonts w:ascii="Courier" w:hAnsi="Courier"/>
-                <w:sz w:val="24"/>
-              </w:rPr>
-            </w:pPr>
-            <w:r>
-              <w:rPr>
-                <w:rFonts w:ascii="Arial" w:hAnsi="Arial" w:cs="Arial"/>
+                <w:sz w:val="18"/>
+                <w:szCs w:val="18"/>
+              </w:rPr>
+            </w:pPr>
+            <w:r>
+              <w:rPr>
+                <w:rFonts w:ascii="Arial" w:hAnsi="Arial" w:cs="Arial"/>
+                <w:sz w:val="18"/>
+                <w:szCs w:val="18"/>
               </w:rPr>
               <w:t>G</w:t>
             </w:r>
             <w:r>
               <w:rPr>
                 <w:rFonts w:ascii="Arial" w:hAnsi="Arial" w:cs="Arial"/>
+                <w:sz w:val="18"/>
+                <w:szCs w:val="18"/>
               </w:rPr>
               <w:br/>
               <w:t>0047</w:t>
@@ -13931,18 +14949,23 @@
               <w:jc w:val="center"/>
               <w:rPr>
                 <w:rFonts w:ascii="Courier" w:hAnsi="Courier"/>
-                <w:sz w:val="24"/>
-              </w:rPr>
-            </w:pPr>
-            <w:r>
-              <w:rPr>
-                <w:rFonts w:ascii="Arial" w:hAnsi="Arial" w:cs="Arial"/>
+                <w:sz w:val="18"/>
+                <w:szCs w:val="18"/>
+              </w:rPr>
+            </w:pPr>
+            <w:r>
+              <w:rPr>
+                <w:rFonts w:ascii="Arial" w:hAnsi="Arial" w:cs="Arial"/>
+                <w:sz w:val="18"/>
+                <w:szCs w:val="18"/>
               </w:rPr>
               <w:t>W</w:t>
             </w:r>
             <w:r>
               <w:rPr>
                 <w:rFonts w:ascii="Arial" w:hAnsi="Arial" w:cs="Arial"/>
+                <w:sz w:val="18"/>
+                <w:szCs w:val="18"/>
               </w:rPr>
               <w:br/>
               <w:t>0057</w:t>
@@ -13967,34 +14990,48 @@
               <w:jc w:val="center"/>
               <w:rPr>
                 <w:rFonts w:ascii="Courier" w:hAnsi="Courier"/>
-                <w:sz w:val="24"/>
-              </w:rPr>
-            </w:pPr>
-            <w:r>
-              <w:rPr>
-                <w:rFonts w:ascii="Arial" w:hAnsi="Arial" w:cs="Arial"/>
+                <w:sz w:val="18"/>
+                <w:szCs w:val="18"/>
+              </w:rPr>
+            </w:pPr>
+            <w:r>
+              <w:rPr>
+                <w:rFonts w:ascii="Arial" w:hAnsi="Arial" w:cs="Arial"/>
+                <w:sz w:val="18"/>
+                <w:szCs w:val="18"/>
               </w:rPr>
               <w:t>μ</w:t>
             </w:r>
             <w:r>
               <w:rPr>
                 <w:rFonts w:ascii="Arial" w:hAnsi="Arial" w:cs="Arial"/>
-              </w:rPr>
-              <w:br/>
+                <w:sz w:val="18"/>
+                <w:szCs w:val="18"/>
+              </w:rPr>
+              <w:br/>
+            </w:r>
+            <w:proofErr w:type="spellStart"/>
+            <w:r>
+              <w:rPr>
+                <w:rFonts w:ascii="Arial" w:hAnsi="Arial" w:cs="Arial"/>
+                <w:sz w:val="18"/>
+                <w:szCs w:val="18"/>
+              </w:rPr>
               <w:t>03BC</w:t>
             </w:r>
-          </w:p>
-        </w:tc>
-        <w:tc>
-          <w:tcPr>
-            <w:tcW w:w="0" w:type="auto"/>
-            <w:tcBorders>
-              <w:top w:val="single" w:sz="12" w:space="0" w:color="000000"/>
-              <w:left w:val="single" w:sz="12" w:space="0" w:color="000000"/>
-              <w:bottom w:val="single" w:sz="12" w:space="0" w:color="000000"/>
-              <w:right w:val="single" w:sz="12" w:space="0" w:color="000000"/>
-            </w:tcBorders>
-            <w:shd w:val="clear" w:color="auto" w:fill="DDA0DD"/>
+            <w:proofErr w:type="spellEnd"/>
+          </w:p>
+        </w:tc>
+        <w:tc>
+          <w:tcPr>
+            <w:tcW w:w="0" w:type="auto"/>
+            <w:tcBorders>
+              <w:top w:val="single" w:sz="12" w:space="0" w:color="000000"/>
+              <w:left w:val="single" w:sz="12" w:space="0" w:color="000000"/>
+              <w:bottom w:val="single" w:sz="12" w:space="0" w:color="000000"/>
+              <w:right w:val="single" w:sz="12" w:space="0" w:color="000000"/>
+            </w:tcBorders>
+            <w:shd w:val="clear" w:color="auto" w:fill="FFFACD"/>
             <w:vAlign w:val="center"/>
           </w:tcPr>
           <w:p>
@@ -14004,15 +15041,44 @@
               <w:jc w:val="center"/>
               <w:rPr>
                 <w:rFonts w:ascii="Courier" w:hAnsi="Courier"/>
-                <w:sz w:val="24"/>
-              </w:rPr>
-            </w:pPr>
-            <w:r>
-              <w:rPr>
-                <w:rFonts w:ascii="Arial" w:hAnsi="Arial" w:cs="Arial"/>
-              </w:rPr>
-              <w:t> </w:t>
-            </w:r>
+                <w:sz w:val="16"/>
+                <w:szCs w:val="16"/>
+              </w:rPr>
+            </w:pPr>
+            <w:r>
+              <w:rPr>
+                <w:rFonts w:ascii="Arial" w:hAnsi="Arial" w:cs="Arial"/>
+                <w:sz w:val="16"/>
+                <w:szCs w:val="16"/>
+              </w:rPr>
+              <w:t>‍</w:t>
+            </w:r>
+            <w:r>
+              <w:rPr>
+                <w:rFonts w:ascii="Nirmala UI" w:hAnsi="Nirmala UI" w:cs="Nirmala UI"/>
+                <w:sz w:val="16"/>
+                <w:szCs w:val="16"/>
+              </w:rPr>
+              <w:t>ু</w:t>
+            </w:r>
+            <w:r>
+              <w:rPr>
+                <w:rFonts w:ascii="Arial" w:hAnsi="Arial" w:cs="Arial"/>
+                <w:sz w:val="16"/>
+                <w:szCs w:val="16"/>
+              </w:rPr>
+              <w:br/>
+            </w:r>
+            <w:proofErr w:type="spellStart"/>
+            <w:r>
+              <w:rPr>
+                <w:rFonts w:ascii="Arial" w:hAnsi="Arial" w:cs="Arial"/>
+                <w:sz w:val="16"/>
+                <w:szCs w:val="16"/>
+              </w:rPr>
+              <w:t>200D,09C1</w:t>
+            </w:r>
+            <w:proofErr w:type="spellEnd"/>
           </w:p>
         </w:tc>
         <w:bookmarkStart w:id="66" w:name="_MCCTEMPBM_CRPT01490068___7"/>
@@ -14021,7 +15087,7 @@
       <w:tr>
         <w:trPr>
           <w:cantSplit/>
-          <w:trHeight w:hRule="exact" w:val="510"/>
+          <w:trHeight w:hRule="exact" w:val="591"/>
         </w:trPr>
         <w:tc>
           <w:tcPr>
@@ -14283,20 +15349,27 @@
                 <w:rFonts w:ascii="Arial" w:hAnsi="Arial" w:cs="Arial"/>
               </w:rPr>
               <w:br/>
+            </w:r>
+            <w:proofErr w:type="spellStart"/>
+            <w:r>
+              <w:rPr>
+                <w:rFonts w:ascii="Arial" w:hAnsi="Arial" w:cs="Arial"/>
+              </w:rPr>
               <w:t>007B</w:t>
             </w:r>
-          </w:p>
-        </w:tc>
-        <w:tc>
-          <w:tcPr>
-            <w:tcW w:w="0" w:type="auto"/>
-            <w:tcBorders>
-              <w:top w:val="single" w:sz="12" w:space="0" w:color="000000"/>
-              <w:left w:val="single" w:sz="12" w:space="0" w:color="000000"/>
-              <w:bottom w:val="single" w:sz="12" w:space="0" w:color="000000"/>
-              <w:right w:val="single" w:sz="12" w:space="0" w:color="000000"/>
-            </w:tcBorders>
-            <w:shd w:val="clear" w:color="auto" w:fill="DDA0DD"/>
+            <w:proofErr w:type="spellEnd"/>
+          </w:p>
+        </w:tc>
+        <w:tc>
+          <w:tcPr>
+            <w:tcW w:w="889" w:type="dxa"/>
+            <w:tcBorders>
+              <w:top w:val="single" w:sz="12" w:space="0" w:color="000000"/>
+              <w:left w:val="single" w:sz="12" w:space="0" w:color="000000"/>
+              <w:bottom w:val="single" w:sz="12" w:space="0" w:color="000000"/>
+              <w:right w:val="single" w:sz="12" w:space="0" w:color="000000"/>
+            </w:tcBorders>
+            <w:shd w:val="clear" w:color="auto" w:fill="FFFACD"/>
             <w:vAlign w:val="center"/>
           </w:tcPr>
           <w:p>
@@ -14306,20 +15379,45 @@
               <w:jc w:val="center"/>
               <w:rPr>
                 <w:rFonts w:ascii="Courier" w:hAnsi="Courier"/>
-                <w:sz w:val="24"/>
-              </w:rPr>
-            </w:pPr>
-            <w:r>
-              <w:rPr>
-                <w:rFonts w:ascii="Arial" w:hAnsi="Arial" w:cs="Arial"/>
-              </w:rPr>
-              <w:t> </w:t>
-            </w:r>
-          </w:p>
-        </w:tc>
-        <w:tc>
-          <w:tcPr>
-            <w:tcW w:w="0" w:type="auto"/>
+                <w:sz w:val="18"/>
+                <w:szCs w:val="18"/>
+              </w:rPr>
+            </w:pPr>
+            <w:r>
+              <w:rPr>
+                <w:rFonts w:ascii="Arial" w:hAnsi="Arial" w:cs="Arial"/>
+              </w:rPr>
+              <w:t>‍</w:t>
+            </w:r>
+            <w:r>
+              <w:rPr>
+                <w:rFonts w:ascii="Nirmala UI" w:hAnsi="Nirmala UI" w:cs="Nirmala UI"/>
+              </w:rPr>
+              <w:t>্</w:t>
+            </w:r>
+            <w:r>
+              <w:rPr>
+                <w:rFonts w:ascii="Arial" w:hAnsi="Arial" w:cs="Arial"/>
+                <w:sz w:val="18"/>
+                <w:szCs w:val="18"/>
+              </w:rPr>
+              <w:br/>
+            </w:r>
+            <w:proofErr w:type="spellStart"/>
+            <w:r>
+              <w:rPr>
+                <w:rFonts w:ascii="Arial" w:hAnsi="Arial" w:cs="Arial"/>
+                <w:sz w:val="14"/>
+                <w:szCs w:val="14"/>
+              </w:rPr>
+              <w:t>200D,09CD</w:t>
+            </w:r>
+            <w:proofErr w:type="spellEnd"/>
+          </w:p>
+        </w:tc>
+        <w:tc>
+          <w:tcPr>
+            <w:tcW w:w="886" w:type="dxa"/>
             <w:tcBorders>
               <w:top w:val="single" w:sz="12" w:space="0" w:color="000000"/>
               <w:left w:val="single" w:sz="12" w:space="0" w:color="000000"/>
@@ -14335,18 +15433,23 @@
               <w:jc w:val="center"/>
               <w:rPr>
                 <w:rFonts w:ascii="Courier" w:hAnsi="Courier"/>
-                <w:sz w:val="24"/>
-              </w:rPr>
-            </w:pPr>
-            <w:r>
-              <w:rPr>
-                <w:rFonts w:ascii="Arial" w:hAnsi="Arial" w:cs="Arial"/>
+                <w:sz w:val="18"/>
+                <w:szCs w:val="18"/>
+              </w:rPr>
+            </w:pPr>
+            <w:r>
+              <w:rPr>
+                <w:rFonts w:ascii="Arial" w:hAnsi="Arial" w:cs="Arial"/>
+                <w:sz w:val="18"/>
+                <w:szCs w:val="18"/>
               </w:rPr>
               <w:t>H</w:t>
             </w:r>
             <w:r>
               <w:rPr>
                 <w:rFonts w:ascii="Arial" w:hAnsi="Arial" w:cs="Arial"/>
+                <w:sz w:val="18"/>
+                <w:szCs w:val="18"/>
               </w:rPr>
               <w:br/>
               <w:t>0048</w:t>
@@ -14371,18 +15474,23 @@
               <w:jc w:val="center"/>
               <w:rPr>
                 <w:rFonts w:ascii="Courier" w:hAnsi="Courier"/>
-                <w:sz w:val="24"/>
-              </w:rPr>
-            </w:pPr>
-            <w:r>
-              <w:rPr>
-                <w:rFonts w:ascii="Arial" w:hAnsi="Arial" w:cs="Arial"/>
+                <w:sz w:val="18"/>
+                <w:szCs w:val="18"/>
+              </w:rPr>
+            </w:pPr>
+            <w:r>
+              <w:rPr>
+                <w:rFonts w:ascii="Arial" w:hAnsi="Arial" w:cs="Arial"/>
+                <w:sz w:val="18"/>
+                <w:szCs w:val="18"/>
               </w:rPr>
               <w:t>X</w:t>
             </w:r>
             <w:r>
               <w:rPr>
                 <w:rFonts w:ascii="Arial" w:hAnsi="Arial" w:cs="Arial"/>
+                <w:sz w:val="18"/>
+                <w:szCs w:val="18"/>
               </w:rPr>
               <w:br/>
               <w:t>0058</w:t>
@@ -14407,34 +15515,48 @@
               <w:jc w:val="center"/>
               <w:rPr>
                 <w:rFonts w:ascii="Courier" w:hAnsi="Courier"/>
-                <w:sz w:val="24"/>
-              </w:rPr>
-            </w:pPr>
-            <w:r>
-              <w:rPr>
-                <w:rFonts w:ascii="Arial" w:hAnsi="Arial" w:cs="Arial"/>
+                <w:sz w:val="18"/>
+                <w:szCs w:val="18"/>
+              </w:rPr>
+            </w:pPr>
+            <w:r>
+              <w:rPr>
+                <w:rFonts w:ascii="Arial" w:hAnsi="Arial" w:cs="Arial"/>
+                <w:sz w:val="18"/>
+                <w:szCs w:val="18"/>
               </w:rPr>
               <w:t>°</w:t>
             </w:r>
             <w:r>
               <w:rPr>
                 <w:rFonts w:ascii="Arial" w:hAnsi="Arial" w:cs="Arial"/>
-              </w:rPr>
-              <w:br/>
+                <w:sz w:val="18"/>
+                <w:szCs w:val="18"/>
+              </w:rPr>
+              <w:br/>
+            </w:r>
+            <w:proofErr w:type="spellStart"/>
+            <w:r>
+              <w:rPr>
+                <w:rFonts w:ascii="Arial" w:hAnsi="Arial" w:cs="Arial"/>
+                <w:sz w:val="18"/>
+                <w:szCs w:val="18"/>
+              </w:rPr>
               <w:t>00B0</w:t>
             </w:r>
-          </w:p>
-        </w:tc>
-        <w:tc>
-          <w:tcPr>
-            <w:tcW w:w="0" w:type="auto"/>
-            <w:tcBorders>
-              <w:top w:val="single" w:sz="12" w:space="0" w:color="000000"/>
-              <w:left w:val="single" w:sz="12" w:space="0" w:color="000000"/>
-              <w:bottom w:val="single" w:sz="12" w:space="0" w:color="000000"/>
-              <w:right w:val="single" w:sz="12" w:space="0" w:color="000000"/>
-            </w:tcBorders>
-            <w:shd w:val="clear" w:color="auto" w:fill="DDA0DD"/>
+            <w:proofErr w:type="spellEnd"/>
+          </w:p>
+        </w:tc>
+        <w:tc>
+          <w:tcPr>
+            <w:tcW w:w="0" w:type="auto"/>
+            <w:tcBorders>
+              <w:top w:val="single" w:sz="12" w:space="0" w:color="000000"/>
+              <w:left w:val="single" w:sz="12" w:space="0" w:color="000000"/>
+              <w:bottom w:val="single" w:sz="12" w:space="0" w:color="000000"/>
+              <w:right w:val="single" w:sz="12" w:space="0" w:color="000000"/>
+            </w:tcBorders>
+            <w:shd w:val="clear" w:color="auto" w:fill="FFFACD"/>
             <w:vAlign w:val="center"/>
           </w:tcPr>
           <w:p>
@@ -14444,15 +15566,44 @@
               <w:jc w:val="center"/>
               <w:rPr>
                 <w:rFonts w:ascii="Courier" w:hAnsi="Courier"/>
-                <w:sz w:val="24"/>
-              </w:rPr>
-            </w:pPr>
-            <w:r>
-              <w:rPr>
-                <w:rFonts w:ascii="Arial" w:hAnsi="Arial" w:cs="Arial"/>
-              </w:rPr>
-              <w:t> </w:t>
-            </w:r>
+                <w:sz w:val="16"/>
+                <w:szCs w:val="16"/>
+              </w:rPr>
+            </w:pPr>
+            <w:r>
+              <w:rPr>
+                <w:rFonts w:ascii="Arial" w:hAnsi="Arial" w:cs="Arial"/>
+                <w:sz w:val="16"/>
+                <w:szCs w:val="16"/>
+              </w:rPr>
+              <w:t>‍</w:t>
+            </w:r>
+            <w:r>
+              <w:rPr>
+                <w:rFonts w:ascii="Nirmala UI" w:hAnsi="Nirmala UI" w:cs="Nirmala UI"/>
+                <w:sz w:val="16"/>
+                <w:szCs w:val="16"/>
+              </w:rPr>
+              <w:t>ূ</w:t>
+            </w:r>
+            <w:r>
+              <w:rPr>
+                <w:rFonts w:ascii="Arial" w:hAnsi="Arial" w:cs="Arial"/>
+                <w:sz w:val="16"/>
+                <w:szCs w:val="16"/>
+              </w:rPr>
+              <w:br/>
+            </w:r>
+            <w:proofErr w:type="spellStart"/>
+            <w:r>
+              <w:rPr>
+                <w:rFonts w:ascii="Arial" w:hAnsi="Arial" w:cs="Arial"/>
+                <w:sz w:val="16"/>
+                <w:szCs w:val="16"/>
+              </w:rPr>
+              <w:t>200D,09C2</w:t>
+            </w:r>
+            <w:proofErr w:type="spellEnd"/>
           </w:p>
         </w:tc>
         <w:bookmarkStart w:id="68" w:name="_MCCTEMPBM_CRPT01490070___7"/>
@@ -14723,13 +15874,20 @@
                 <w:rFonts w:ascii="Arial" w:hAnsi="Arial" w:cs="Arial"/>
               </w:rPr>
               <w:br/>
+            </w:r>
+            <w:proofErr w:type="spellStart"/>
+            <w:r>
+              <w:rPr>
+                <w:rFonts w:ascii="Arial" w:hAnsi="Arial" w:cs="Arial"/>
+              </w:rPr>
               <w:t>007D</w:t>
             </w:r>
-          </w:p>
-        </w:tc>
-        <w:tc>
-          <w:tcPr>
-            <w:tcW w:w="0" w:type="auto"/>
+            <w:proofErr w:type="spellEnd"/>
+          </w:p>
+        </w:tc>
+        <w:tc>
+          <w:tcPr>
+            <w:tcW w:w="889" w:type="dxa"/>
             <w:tcBorders>
               <w:top w:val="single" w:sz="12" w:space="0" w:color="000000"/>
               <w:left w:val="single" w:sz="12" w:space="0" w:color="000000"/>
@@ -14746,7 +15904,8 @@
               <w:jc w:val="center"/>
               <w:rPr>
                 <w:rFonts w:ascii="Courier" w:hAnsi="Courier"/>
-                <w:sz w:val="24"/>
+                <w:sz w:val="18"/>
+                <w:szCs w:val="18"/>
               </w:rPr>
             </w:pPr>
             <w:r>
@@ -14759,7 +15918,7 @@
         </w:tc>
         <w:tc>
           <w:tcPr>
-            <w:tcW w:w="0" w:type="auto"/>
+            <w:tcW w:w="886" w:type="dxa"/>
             <w:tcBorders>
               <w:top w:val="single" w:sz="12" w:space="0" w:color="000000"/>
               <w:left w:val="single" w:sz="12" w:space="0" w:color="000000"/>
@@ -14775,18 +15934,23 @@
               <w:jc w:val="center"/>
               <w:rPr>
                 <w:rFonts w:ascii="Courier" w:hAnsi="Courier"/>
-                <w:sz w:val="24"/>
-              </w:rPr>
-            </w:pPr>
-            <w:r>
-              <w:rPr>
-                <w:rFonts w:ascii="Arial" w:hAnsi="Arial" w:cs="Arial"/>
+                <w:sz w:val="18"/>
+                <w:szCs w:val="18"/>
+              </w:rPr>
+            </w:pPr>
+            <w:r>
+              <w:rPr>
+                <w:rFonts w:ascii="Arial" w:hAnsi="Arial" w:cs="Arial"/>
+                <w:sz w:val="18"/>
+                <w:szCs w:val="18"/>
               </w:rPr>
               <w:t>I</w:t>
             </w:r>
             <w:r>
               <w:rPr>
                 <w:rFonts w:ascii="Arial" w:hAnsi="Arial" w:cs="Arial"/>
+                <w:sz w:val="18"/>
+                <w:szCs w:val="18"/>
               </w:rPr>
               <w:br/>
               <w:t>0049</w:t>
@@ -14811,18 +15975,23 @@
               <w:jc w:val="center"/>
               <w:rPr>
                 <w:rFonts w:ascii="Courier" w:hAnsi="Courier"/>
-                <w:sz w:val="24"/>
-              </w:rPr>
-            </w:pPr>
-            <w:r>
-              <w:rPr>
-                <w:rFonts w:ascii="Arial" w:hAnsi="Arial" w:cs="Arial"/>
+                <w:sz w:val="18"/>
+                <w:szCs w:val="18"/>
+              </w:rPr>
+            </w:pPr>
+            <w:r>
+              <w:rPr>
+                <w:rFonts w:ascii="Arial" w:hAnsi="Arial" w:cs="Arial"/>
+                <w:sz w:val="18"/>
+                <w:szCs w:val="18"/>
               </w:rPr>
               <w:t>Y</w:t>
             </w:r>
             <w:r>
               <w:rPr>
                 <w:rFonts w:ascii="Arial" w:hAnsi="Arial" w:cs="Arial"/>
+                <w:sz w:val="18"/>
+                <w:szCs w:val="18"/>
               </w:rPr>
               <w:br/>
               <w:t>0059</w:t>
@@ -14847,34 +16016,48 @@
               <w:jc w:val="center"/>
               <w:rPr>
                 <w:rFonts w:ascii="Courier" w:hAnsi="Courier"/>
-                <w:sz w:val="24"/>
-              </w:rPr>
-            </w:pPr>
-            <w:r>
-              <w:rPr>
-                <w:rFonts w:ascii="Arial" w:hAnsi="Arial" w:cs="Arial"/>
+                <w:sz w:val="18"/>
+                <w:szCs w:val="18"/>
+              </w:rPr>
+            </w:pPr>
+            <w:r>
+              <w:rPr>
+                <w:rFonts w:ascii="Arial" w:hAnsi="Arial" w:cs="Arial"/>
+                <w:sz w:val="18"/>
+                <w:szCs w:val="18"/>
               </w:rPr>
               <w:t>×</w:t>
             </w:r>
             <w:r>
               <w:rPr>
                 <w:rFonts w:ascii="Arial" w:hAnsi="Arial" w:cs="Arial"/>
-              </w:rPr>
-              <w:br/>
+                <w:sz w:val="18"/>
+                <w:szCs w:val="18"/>
+              </w:rPr>
+              <w:br/>
+            </w:r>
+            <w:proofErr w:type="spellStart"/>
+            <w:r>
+              <w:rPr>
+                <w:rFonts w:ascii="Arial" w:hAnsi="Arial" w:cs="Arial"/>
+                <w:sz w:val="18"/>
+                <w:szCs w:val="18"/>
+              </w:rPr>
               <w:t>00D7</w:t>
             </w:r>
-          </w:p>
-        </w:tc>
-        <w:tc>
-          <w:tcPr>
-            <w:tcW w:w="0" w:type="auto"/>
-            <w:tcBorders>
-              <w:top w:val="single" w:sz="12" w:space="0" w:color="000000"/>
-              <w:left w:val="single" w:sz="12" w:space="0" w:color="000000"/>
-              <w:bottom w:val="single" w:sz="12" w:space="0" w:color="000000"/>
-              <w:right w:val="single" w:sz="12" w:space="0" w:color="000000"/>
-            </w:tcBorders>
-            <w:shd w:val="clear" w:color="auto" w:fill="DDA0DD"/>
+            <w:proofErr w:type="spellEnd"/>
+          </w:p>
+        </w:tc>
+        <w:tc>
+          <w:tcPr>
+            <w:tcW w:w="0" w:type="auto"/>
+            <w:tcBorders>
+              <w:top w:val="single" w:sz="12" w:space="0" w:color="000000"/>
+              <w:left w:val="single" w:sz="12" w:space="0" w:color="000000"/>
+              <w:bottom w:val="single" w:sz="12" w:space="0" w:color="000000"/>
+              <w:right w:val="single" w:sz="12" w:space="0" w:color="000000"/>
+            </w:tcBorders>
+            <w:shd w:val="clear" w:color="auto" w:fill="FFFACD"/>
             <w:vAlign w:val="center"/>
           </w:tcPr>
           <w:p>
@@ -14884,15 +16067,44 @@
               <w:jc w:val="center"/>
               <w:rPr>
                 <w:rFonts w:ascii="Courier" w:hAnsi="Courier"/>
-                <w:sz w:val="24"/>
-              </w:rPr>
-            </w:pPr>
-            <w:r>
-              <w:rPr>
-                <w:rFonts w:ascii="Arial" w:hAnsi="Arial" w:cs="Arial"/>
-              </w:rPr>
-              <w:t> </w:t>
-            </w:r>
+                <w:sz w:val="16"/>
+                <w:szCs w:val="16"/>
+              </w:rPr>
+            </w:pPr>
+            <w:r>
+              <w:rPr>
+                <w:rFonts w:ascii="Arial" w:hAnsi="Arial" w:cs="Arial"/>
+                <w:sz w:val="16"/>
+                <w:szCs w:val="16"/>
+              </w:rPr>
+              <w:t>‍</w:t>
+            </w:r>
+            <w:r>
+              <w:rPr>
+                <w:rFonts w:ascii="Nirmala UI" w:hAnsi="Nirmala UI" w:cs="Nirmala UI"/>
+                <w:sz w:val="16"/>
+                <w:szCs w:val="16"/>
+              </w:rPr>
+              <w:t>ৃ</w:t>
+            </w:r>
+            <w:r>
+              <w:rPr>
+                <w:rFonts w:ascii="Arial" w:hAnsi="Arial" w:cs="Arial"/>
+                <w:sz w:val="16"/>
+                <w:szCs w:val="16"/>
+              </w:rPr>
+              <w:br/>
+            </w:r>
+            <w:proofErr w:type="spellStart"/>
+            <w:r>
+              <w:rPr>
+                <w:rFonts w:ascii="Arial" w:hAnsi="Arial" w:cs="Arial"/>
+                <w:sz w:val="16"/>
+                <w:szCs w:val="16"/>
+              </w:rPr>
+              <w:t>200D,09C3</w:t>
+            </w:r>
+            <w:proofErr w:type="spellEnd"/>
           </w:p>
         </w:tc>
         <w:bookmarkStart w:id="70" w:name="_MCCTEMPBM_CRPT01490072___7"/>
@@ -15094,8 +16306,15 @@
                 <w:rFonts w:ascii="Arial" w:hAnsi="Arial" w:cs="Arial"/>
               </w:rPr>
               <w:br/>
+            </w:r>
+            <w:proofErr w:type="spellStart"/>
+            <w:r>
+              <w:rPr>
+                <w:rFonts w:ascii="Arial" w:hAnsi="Arial" w:cs="Arial"/>
+              </w:rPr>
               <w:t>000C</w:t>
             </w:r>
+            <w:proofErr w:type="spellEnd"/>
           </w:p>
         </w:tc>
         <w:tc>
@@ -15153,39 +16372,57 @@
               <w:jc w:val="center"/>
               <w:rPr>
                 <w:rFonts w:ascii="Courier" w:hAnsi="Courier"/>
-                <w:sz w:val="24"/>
+                <w:sz w:val="18"/>
+                <w:szCs w:val="18"/>
               </w:rPr>
             </w:pPr>
             <w:r>
               <w:rPr>
                 <w:rFonts w:ascii="Nirmala UI" w:hAnsi="Nirmala UI" w:cs="Nirmala UI"/>
+                <w:sz w:val="18"/>
+                <w:szCs w:val="18"/>
               </w:rPr>
               <w:t>১</w:t>
             </w:r>
             <w:r>
               <w:rPr>
                 <w:rFonts w:ascii="Arial" w:hAnsi="Arial" w:cs="Arial"/>
+                <w:sz w:val="18"/>
+                <w:szCs w:val="18"/>
               </w:rPr>
               <w:t>⁄</w:t>
             </w:r>
             <w:r>
               <w:rPr>
                 <w:rFonts w:ascii="Nirmala UI" w:hAnsi="Nirmala UI" w:cs="Nirmala UI"/>
+                <w:sz w:val="18"/>
+                <w:szCs w:val="18"/>
               </w:rPr>
               <w:t>৪</w:t>
             </w:r>
             <w:r>
               <w:rPr>
                 <w:rFonts w:ascii="Arial" w:hAnsi="Arial" w:cs="Arial"/>
-              </w:rPr>
-              <w:br/>
+                <w:sz w:val="18"/>
+                <w:szCs w:val="18"/>
+              </w:rPr>
+              <w:br/>
+            </w:r>
+            <w:proofErr w:type="spellStart"/>
+            <w:r>
+              <w:rPr>
+                <w:rFonts w:ascii="Arial" w:hAnsi="Arial" w:cs="Arial"/>
+                <w:sz w:val="18"/>
+                <w:szCs w:val="18"/>
+              </w:rPr>
               <w:t>09E7,2044,09EA</w:t>
             </w:r>
-          </w:p>
-        </w:tc>
-        <w:tc>
-          <w:tcPr>
-            <w:tcW w:w="0" w:type="auto"/>
+            <w:proofErr w:type="spellEnd"/>
+          </w:p>
+        </w:tc>
+        <w:tc>
+          <w:tcPr>
+            <w:tcW w:w="889" w:type="dxa"/>
             <w:tcBorders>
               <w:top w:val="single" w:sz="12" w:space="0" w:color="000000"/>
               <w:left w:val="single" w:sz="12" w:space="0" w:color="000000"/>
@@ -15221,7 +16458,7 @@
         </w:tc>
         <w:tc>
           <w:tcPr>
-            <w:tcW w:w="0" w:type="auto"/>
+            <w:tcW w:w="886" w:type="dxa"/>
             <w:tcBorders>
               <w:top w:val="single" w:sz="12" w:space="0" w:color="000000"/>
               <w:left w:val="single" w:sz="12" w:space="0" w:color="000000"/>
@@ -15237,22 +16474,36 @@
               <w:jc w:val="center"/>
               <w:rPr>
                 <w:rFonts w:ascii="Courier" w:hAnsi="Courier"/>
-                <w:sz w:val="24"/>
-              </w:rPr>
-            </w:pPr>
-            <w:r>
-              <w:rPr>
-                <w:rFonts w:ascii="Arial" w:hAnsi="Arial" w:cs="Arial"/>
+                <w:sz w:val="18"/>
+                <w:szCs w:val="18"/>
+              </w:rPr>
+            </w:pPr>
+            <w:r>
+              <w:rPr>
+                <w:rFonts w:ascii="Arial" w:hAnsi="Arial" w:cs="Arial"/>
+                <w:sz w:val="18"/>
+                <w:szCs w:val="18"/>
               </w:rPr>
               <w:t>J</w:t>
             </w:r>
             <w:r>
               <w:rPr>
                 <w:rFonts w:ascii="Arial" w:hAnsi="Arial" w:cs="Arial"/>
-              </w:rPr>
-              <w:br/>
+                <w:sz w:val="18"/>
+                <w:szCs w:val="18"/>
+              </w:rPr>
+              <w:br/>
+            </w:r>
+            <w:proofErr w:type="spellStart"/>
+            <w:r>
+              <w:rPr>
+                <w:rFonts w:ascii="Arial" w:hAnsi="Arial" w:cs="Arial"/>
+                <w:sz w:val="18"/>
+                <w:szCs w:val="18"/>
+              </w:rPr>
               <w:t>004A</w:t>
             </w:r>
+            <w:proofErr w:type="spellEnd"/>
           </w:p>
         </w:tc>
         <w:tc>
@@ -15273,22 +16524,36 @@
               <w:jc w:val="center"/>
               <w:rPr>
                 <w:rFonts w:ascii="Courier" w:hAnsi="Courier"/>
-                <w:sz w:val="24"/>
-              </w:rPr>
-            </w:pPr>
-            <w:r>
-              <w:rPr>
-                <w:rFonts w:ascii="Arial" w:hAnsi="Arial" w:cs="Arial"/>
+                <w:sz w:val="18"/>
+                <w:szCs w:val="18"/>
+              </w:rPr>
+            </w:pPr>
+            <w:r>
+              <w:rPr>
+                <w:rFonts w:ascii="Arial" w:hAnsi="Arial" w:cs="Arial"/>
+                <w:sz w:val="18"/>
+                <w:szCs w:val="18"/>
               </w:rPr>
               <w:t>Z</w:t>
             </w:r>
             <w:r>
               <w:rPr>
                 <w:rFonts w:ascii="Arial" w:hAnsi="Arial" w:cs="Arial"/>
-              </w:rPr>
-              <w:br/>
+                <w:sz w:val="18"/>
+                <w:szCs w:val="18"/>
+              </w:rPr>
+              <w:br/>
+            </w:r>
+            <w:proofErr w:type="spellStart"/>
+            <w:r>
+              <w:rPr>
+                <w:rFonts w:ascii="Arial" w:hAnsi="Arial" w:cs="Arial"/>
+                <w:sz w:val="18"/>
+                <w:szCs w:val="18"/>
+              </w:rPr>
               <w:t>005A</w:t>
             </w:r>
+            <w:proofErr w:type="spellEnd"/>
           </w:p>
         </w:tc>
         <w:tc>
@@ -15309,34 +16574,48 @@
               <w:jc w:val="center"/>
               <w:rPr>
                 <w:rFonts w:ascii="Courier" w:hAnsi="Courier"/>
-                <w:sz w:val="24"/>
-              </w:rPr>
-            </w:pPr>
-            <w:r>
-              <w:rPr>
-                <w:rFonts w:ascii="Arial" w:hAnsi="Arial" w:cs="Arial"/>
+                <w:sz w:val="18"/>
+                <w:szCs w:val="18"/>
+              </w:rPr>
+            </w:pPr>
+            <w:r>
+              <w:rPr>
+                <w:rFonts w:ascii="Arial" w:hAnsi="Arial" w:cs="Arial"/>
+                <w:sz w:val="18"/>
+                <w:szCs w:val="18"/>
               </w:rPr>
               <w:t>÷</w:t>
             </w:r>
             <w:r>
               <w:rPr>
                 <w:rFonts w:ascii="Arial" w:hAnsi="Arial" w:cs="Arial"/>
-              </w:rPr>
-              <w:br/>
+                <w:sz w:val="18"/>
+                <w:szCs w:val="18"/>
+              </w:rPr>
+              <w:br/>
+            </w:r>
+            <w:proofErr w:type="spellStart"/>
+            <w:r>
+              <w:rPr>
+                <w:rFonts w:ascii="Arial" w:hAnsi="Arial" w:cs="Arial"/>
+                <w:sz w:val="18"/>
+                <w:szCs w:val="18"/>
+              </w:rPr>
               <w:t>00F7</w:t>
             </w:r>
-          </w:p>
-        </w:tc>
-        <w:tc>
-          <w:tcPr>
-            <w:tcW w:w="0" w:type="auto"/>
-            <w:tcBorders>
-              <w:top w:val="single" w:sz="12" w:space="0" w:color="000000"/>
-              <w:left w:val="single" w:sz="12" w:space="0" w:color="000000"/>
-              <w:bottom w:val="single" w:sz="12" w:space="0" w:color="000000"/>
-              <w:right w:val="single" w:sz="12" w:space="0" w:color="000000"/>
-            </w:tcBorders>
-            <w:shd w:val="clear" w:color="auto" w:fill="DDA0DD"/>
+            <w:proofErr w:type="spellEnd"/>
+          </w:p>
+        </w:tc>
+        <w:tc>
+          <w:tcPr>
+            <w:tcW w:w="0" w:type="auto"/>
+            <w:tcBorders>
+              <w:top w:val="single" w:sz="12" w:space="0" w:color="000000"/>
+              <w:left w:val="single" w:sz="12" w:space="0" w:color="000000"/>
+              <w:bottom w:val="single" w:sz="12" w:space="0" w:color="000000"/>
+              <w:right w:val="single" w:sz="12" w:space="0" w:color="000000"/>
+            </w:tcBorders>
+            <w:shd w:val="clear" w:color="auto" w:fill="FFFACD"/>
             <w:vAlign w:val="center"/>
           </w:tcPr>
           <w:p>
@@ -15346,15 +16625,44 @@
               <w:jc w:val="center"/>
               <w:rPr>
                 <w:rFonts w:ascii="Courier" w:hAnsi="Courier"/>
-                <w:sz w:val="24"/>
-              </w:rPr>
-            </w:pPr>
-            <w:r>
-              <w:rPr>
-                <w:rFonts w:ascii="Arial" w:hAnsi="Arial" w:cs="Arial"/>
-              </w:rPr>
-              <w:t> </w:t>
-            </w:r>
+                <w:sz w:val="16"/>
+                <w:szCs w:val="16"/>
+              </w:rPr>
+            </w:pPr>
+            <w:r>
+              <w:rPr>
+                <w:rFonts w:ascii="Arial" w:hAnsi="Arial" w:cs="Arial"/>
+                <w:sz w:val="16"/>
+                <w:szCs w:val="16"/>
+              </w:rPr>
+              <w:t>‍</w:t>
+            </w:r>
+            <w:r>
+              <w:rPr>
+                <w:rFonts w:ascii="Nirmala UI" w:hAnsi="Nirmala UI" w:cs="Nirmala UI"/>
+                <w:sz w:val="16"/>
+                <w:szCs w:val="16"/>
+              </w:rPr>
+              <w:t>ৢ</w:t>
+            </w:r>
+            <w:r>
+              <w:rPr>
+                <w:rFonts w:ascii="Arial" w:hAnsi="Arial" w:cs="Arial"/>
+                <w:sz w:val="16"/>
+                <w:szCs w:val="16"/>
+              </w:rPr>
+              <w:br/>
+            </w:r>
+            <w:proofErr w:type="spellStart"/>
+            <w:r>
+              <w:rPr>
+                <w:rFonts w:ascii="Arial" w:hAnsi="Arial" w:cs="Arial"/>
+                <w:sz w:val="16"/>
+                <w:szCs w:val="16"/>
+              </w:rPr>
+              <w:t>200D,09E2</w:t>
+            </w:r>
+            <w:proofErr w:type="spellEnd"/>
           </w:p>
         </w:tc>
         <w:bookmarkStart w:id="72" w:name="_MCCTEMPBM_CRPT01490074___7"/>
@@ -15584,6 +16892,7 @@
                 <w:sz w:val="24"/>
               </w:rPr>
             </w:pPr>
+            <w:proofErr w:type="spellStart"/>
             <w:r>
               <w:rPr>
                 <w:rFonts w:ascii="Arial" w:hAnsi="Arial" w:cs="Arial"/>
@@ -15592,6 +16901,7 @@
               </w:rPr>
               <w:t>SS3</w:t>
             </w:r>
+            <w:proofErr w:type="spellEnd"/>
             <w:r>
               <w:rPr>
                 <w:rFonts w:ascii="Arial" w:hAnsi="Arial" w:cs="Arial"/>
@@ -15620,39 +16930,57 @@
               <w:jc w:val="center"/>
               <w:rPr>
                 <w:rFonts w:ascii="Courier" w:hAnsi="Courier"/>
-                <w:sz w:val="24"/>
+                <w:sz w:val="18"/>
+                <w:szCs w:val="18"/>
               </w:rPr>
             </w:pPr>
             <w:r>
               <w:rPr>
                 <w:rFonts w:ascii="Nirmala UI" w:hAnsi="Nirmala UI" w:cs="Nirmala UI"/>
+                <w:sz w:val="18"/>
+                <w:szCs w:val="18"/>
               </w:rPr>
               <w:t>১</w:t>
             </w:r>
             <w:r>
               <w:rPr>
                 <w:rFonts w:ascii="Arial" w:hAnsi="Arial" w:cs="Arial"/>
+                <w:sz w:val="18"/>
+                <w:szCs w:val="18"/>
               </w:rPr>
               <w:t>⁄</w:t>
             </w:r>
             <w:r>
               <w:rPr>
                 <w:rFonts w:ascii="Nirmala UI" w:hAnsi="Nirmala UI" w:cs="Nirmala UI"/>
+                <w:sz w:val="18"/>
+                <w:szCs w:val="18"/>
               </w:rPr>
               <w:t>২</w:t>
             </w:r>
             <w:r>
               <w:rPr>
                 <w:rFonts w:ascii="Arial" w:hAnsi="Arial" w:cs="Arial"/>
-              </w:rPr>
-              <w:br/>
+                <w:sz w:val="18"/>
+                <w:szCs w:val="18"/>
+              </w:rPr>
+              <w:br/>
+            </w:r>
+            <w:proofErr w:type="spellStart"/>
+            <w:r>
+              <w:rPr>
+                <w:rFonts w:ascii="Arial" w:hAnsi="Arial" w:cs="Arial"/>
+                <w:sz w:val="18"/>
+                <w:szCs w:val="18"/>
+              </w:rPr>
               <w:t>09E7,2044,09E8</w:t>
             </w:r>
-          </w:p>
-        </w:tc>
-        <w:tc>
-          <w:tcPr>
-            <w:tcW w:w="0" w:type="auto"/>
+            <w:proofErr w:type="spellEnd"/>
+          </w:p>
+        </w:tc>
+        <w:tc>
+          <w:tcPr>
+            <w:tcW w:w="889" w:type="dxa"/>
             <w:tcBorders>
               <w:top w:val="single" w:sz="12" w:space="0" w:color="000000"/>
               <w:left w:val="single" w:sz="12" w:space="0" w:color="000000"/>
@@ -15688,7 +17016,7 @@
         </w:tc>
         <w:tc>
           <w:tcPr>
-            <w:tcW w:w="0" w:type="auto"/>
+            <w:tcW w:w="886" w:type="dxa"/>
             <w:tcBorders>
               <w:top w:val="single" w:sz="12" w:space="0" w:color="000000"/>
               <w:left w:val="single" w:sz="12" w:space="0" w:color="000000"/>
@@ -15704,22 +17032,36 @@
               <w:jc w:val="center"/>
               <w:rPr>
                 <w:rFonts w:ascii="Courier" w:hAnsi="Courier"/>
-                <w:sz w:val="24"/>
-              </w:rPr>
-            </w:pPr>
-            <w:r>
-              <w:rPr>
-                <w:rFonts w:ascii="Arial" w:hAnsi="Arial" w:cs="Arial"/>
+                <w:sz w:val="18"/>
+                <w:szCs w:val="18"/>
+              </w:rPr>
+            </w:pPr>
+            <w:r>
+              <w:rPr>
+                <w:rFonts w:ascii="Arial" w:hAnsi="Arial" w:cs="Arial"/>
+                <w:sz w:val="18"/>
+                <w:szCs w:val="18"/>
               </w:rPr>
               <w:t>K</w:t>
             </w:r>
             <w:r>
               <w:rPr>
                 <w:rFonts w:ascii="Arial" w:hAnsi="Arial" w:cs="Arial"/>
-              </w:rPr>
-              <w:br/>
+                <w:sz w:val="18"/>
+                <w:szCs w:val="18"/>
+              </w:rPr>
+              <w:br/>
+            </w:r>
+            <w:proofErr w:type="spellStart"/>
+            <w:r>
+              <w:rPr>
+                <w:rFonts w:ascii="Arial" w:hAnsi="Arial" w:cs="Arial"/>
+                <w:sz w:val="18"/>
+                <w:szCs w:val="18"/>
+              </w:rPr>
               <w:t>004B</w:t>
             </w:r>
+            <w:proofErr w:type="spellEnd"/>
           </w:p>
         </w:tc>
         <w:tc>
@@ -15741,12 +17083,15 @@
               <w:jc w:val="center"/>
               <w:rPr>
                 <w:rFonts w:ascii="Courier" w:hAnsi="Courier"/>
-                <w:sz w:val="24"/>
-              </w:rPr>
-            </w:pPr>
-            <w:r>
-              <w:rPr>
-                <w:rFonts w:ascii="Arial" w:hAnsi="Arial" w:cs="Arial"/>
+                <w:sz w:val="18"/>
+                <w:szCs w:val="18"/>
+              </w:rPr>
+            </w:pPr>
+            <w:r>
+              <w:rPr>
+                <w:rFonts w:ascii="Arial" w:hAnsi="Arial" w:cs="Arial"/>
+                <w:sz w:val="18"/>
+                <w:szCs w:val="18"/>
               </w:rPr>
               <w:t> </w:t>
             </w:r>
@@ -15770,22 +17115,36 @@
               <w:jc w:val="center"/>
               <w:rPr>
                 <w:rFonts w:ascii="Courier" w:hAnsi="Courier"/>
-                <w:sz w:val="24"/>
-              </w:rPr>
-            </w:pPr>
-            <w:r>
-              <w:rPr>
-                <w:rFonts w:ascii="Arial" w:hAnsi="Arial" w:cs="Arial"/>
+                <w:sz w:val="18"/>
+                <w:szCs w:val="18"/>
+              </w:rPr>
+            </w:pPr>
+            <w:r>
+              <w:rPr>
+                <w:rFonts w:ascii="Arial" w:hAnsi="Arial" w:cs="Arial"/>
+                <w:sz w:val="18"/>
+                <w:szCs w:val="18"/>
               </w:rPr>
               <w:t>±</w:t>
             </w:r>
             <w:r>
               <w:rPr>
                 <w:rFonts w:ascii="Arial" w:hAnsi="Arial" w:cs="Arial"/>
-              </w:rPr>
-              <w:br/>
+                <w:sz w:val="18"/>
+                <w:szCs w:val="18"/>
+              </w:rPr>
+              <w:br/>
+            </w:r>
+            <w:proofErr w:type="spellStart"/>
+            <w:r>
+              <w:rPr>
+                <w:rFonts w:ascii="Arial" w:hAnsi="Arial" w:cs="Arial"/>
+                <w:sz w:val="18"/>
+                <w:szCs w:val="18"/>
+              </w:rPr>
               <w:t>00B1</w:t>
             </w:r>
+            <w:proofErr w:type="spellEnd"/>
           </w:p>
         </w:tc>
         <w:tc>
@@ -15820,8 +17179,15 @@
                 <w:rFonts w:ascii="Arial" w:hAnsi="Arial" w:cs="Arial"/>
               </w:rPr>
               <w:br/>
+            </w:r>
+            <w:proofErr w:type="spellStart"/>
+            <w:r>
+              <w:rPr>
+                <w:rFonts w:ascii="Arial" w:hAnsi="Arial" w:cs="Arial"/>
+              </w:rPr>
               <w:t>09CE</w:t>
             </w:r>
+            <w:proofErr w:type="spellEnd"/>
           </w:p>
         </w:tc>
         <w:bookmarkStart w:id="74" w:name="_MCCTEMPBM_CRPT01490076___7"/>
@@ -16056,8 +17422,15 @@
                 <w:rFonts w:ascii="Arial" w:hAnsi="Arial" w:cs="Arial"/>
               </w:rPr>
               <w:br/>
+            </w:r>
+            <w:proofErr w:type="spellStart"/>
+            <w:r>
+              <w:rPr>
+                <w:rFonts w:ascii="Arial" w:hAnsi="Arial" w:cs="Arial"/>
+              </w:rPr>
               <w:t>09E6</w:t>
             </w:r>
+            <w:proofErr w:type="spellEnd"/>
           </w:p>
         </w:tc>
         <w:tc>
@@ -16079,39 +17452,57 @@
               <w:jc w:val="center"/>
               <w:rPr>
                 <w:rFonts w:ascii="Courier" w:hAnsi="Courier"/>
-                <w:sz w:val="24"/>
+                <w:sz w:val="18"/>
+                <w:szCs w:val="18"/>
               </w:rPr>
             </w:pPr>
             <w:r>
               <w:rPr>
                 <w:rFonts w:ascii="Nirmala UI" w:hAnsi="Nirmala UI" w:cs="Nirmala UI"/>
+                <w:sz w:val="18"/>
+                <w:szCs w:val="18"/>
               </w:rPr>
               <w:t>৩</w:t>
             </w:r>
             <w:r>
               <w:rPr>
                 <w:rFonts w:ascii="Arial" w:hAnsi="Arial" w:cs="Arial"/>
+                <w:sz w:val="18"/>
+                <w:szCs w:val="18"/>
               </w:rPr>
               <w:t>⁄</w:t>
             </w:r>
             <w:r>
               <w:rPr>
                 <w:rFonts w:ascii="Nirmala UI" w:hAnsi="Nirmala UI" w:cs="Nirmala UI"/>
+                <w:sz w:val="18"/>
+                <w:szCs w:val="18"/>
               </w:rPr>
               <w:t>৪</w:t>
             </w:r>
             <w:r>
               <w:rPr>
                 <w:rFonts w:ascii="Arial" w:hAnsi="Arial" w:cs="Arial"/>
-              </w:rPr>
-              <w:br/>
+                <w:sz w:val="18"/>
+                <w:szCs w:val="18"/>
+              </w:rPr>
+              <w:br/>
+            </w:r>
+            <w:proofErr w:type="spellStart"/>
+            <w:r>
+              <w:rPr>
+                <w:rFonts w:ascii="Arial" w:hAnsi="Arial" w:cs="Arial"/>
+                <w:sz w:val="18"/>
+                <w:szCs w:val="18"/>
+              </w:rPr>
               <w:t>09E9,2044,09EA</w:t>
             </w:r>
-          </w:p>
-        </w:tc>
-        <w:tc>
-          <w:tcPr>
-            <w:tcW w:w="0" w:type="auto"/>
+            <w:proofErr w:type="spellEnd"/>
+          </w:p>
+        </w:tc>
+        <w:tc>
+          <w:tcPr>
+            <w:tcW w:w="889" w:type="dxa"/>
             <w:tcBorders>
               <w:top w:val="single" w:sz="12" w:space="0" w:color="000000"/>
               <w:left w:val="single" w:sz="12" w:space="0" w:color="000000"/>
@@ -16141,13 +17532,20 @@
                 <w:rFonts w:ascii="Arial" w:hAnsi="Arial" w:cs="Arial"/>
               </w:rPr>
               <w:br/>
+            </w:r>
+            <w:proofErr w:type="spellStart"/>
+            <w:r>
+              <w:rPr>
+                <w:rFonts w:ascii="Arial" w:hAnsi="Arial" w:cs="Arial"/>
+              </w:rPr>
               <w:t>005B</w:t>
             </w:r>
-          </w:p>
-        </w:tc>
-        <w:tc>
-          <w:tcPr>
-            <w:tcW w:w="0" w:type="auto"/>
+            <w:proofErr w:type="spellEnd"/>
+          </w:p>
+        </w:tc>
+        <w:tc>
+          <w:tcPr>
+            <w:tcW w:w="886" w:type="dxa"/>
             <w:tcBorders>
               <w:top w:val="single" w:sz="12" w:space="0" w:color="000000"/>
               <w:left w:val="single" w:sz="12" w:space="0" w:color="000000"/>
@@ -16163,22 +17561,36 @@
               <w:jc w:val="center"/>
               <w:rPr>
                 <w:rFonts w:ascii="Courier" w:hAnsi="Courier"/>
-                <w:sz w:val="24"/>
-              </w:rPr>
-            </w:pPr>
-            <w:r>
-              <w:rPr>
-                <w:rFonts w:ascii="Arial" w:hAnsi="Arial" w:cs="Arial"/>
+                <w:sz w:val="18"/>
+                <w:szCs w:val="18"/>
+              </w:rPr>
+            </w:pPr>
+            <w:r>
+              <w:rPr>
+                <w:rFonts w:ascii="Arial" w:hAnsi="Arial" w:cs="Arial"/>
+                <w:sz w:val="18"/>
+                <w:szCs w:val="18"/>
               </w:rPr>
               <w:t>L</w:t>
             </w:r>
             <w:r>
               <w:rPr>
                 <w:rFonts w:ascii="Arial" w:hAnsi="Arial" w:cs="Arial"/>
-              </w:rPr>
-              <w:br/>
+                <w:sz w:val="18"/>
+                <w:szCs w:val="18"/>
+              </w:rPr>
+              <w:br/>
+            </w:r>
+            <w:proofErr w:type="spellStart"/>
+            <w:r>
+              <w:rPr>
+                <w:rFonts w:ascii="Arial" w:hAnsi="Arial" w:cs="Arial"/>
+                <w:sz w:val="18"/>
+                <w:szCs w:val="18"/>
+              </w:rPr>
               <w:t>004C</w:t>
             </w:r>
+            <w:proofErr w:type="spellEnd"/>
           </w:p>
         </w:tc>
         <w:tc>
@@ -16200,12 +17612,15 @@
               <w:jc w:val="center"/>
               <w:rPr>
                 <w:rFonts w:ascii="Courier" w:hAnsi="Courier"/>
-                <w:sz w:val="24"/>
-              </w:rPr>
-            </w:pPr>
-            <w:r>
-              <w:rPr>
-                <w:rFonts w:ascii="Arial" w:hAnsi="Arial" w:cs="Arial"/>
+                <w:sz w:val="18"/>
+                <w:szCs w:val="18"/>
+              </w:rPr>
+            </w:pPr>
+            <w:r>
+              <w:rPr>
+                <w:rFonts w:ascii="Arial" w:hAnsi="Arial" w:cs="Arial"/>
+                <w:sz w:val="18"/>
+                <w:szCs w:val="18"/>
               </w:rPr>
               <w:t> </w:t>
             </w:r>
@@ -16229,18 +17644,23 @@
               <w:jc w:val="center"/>
               <w:rPr>
                 <w:rFonts w:ascii="Courier" w:hAnsi="Courier"/>
-                <w:sz w:val="24"/>
-              </w:rPr>
-            </w:pPr>
-            <w:r>
-              <w:rPr>
-                <w:rFonts w:ascii="Arial" w:hAnsi="Arial" w:cs="Arial"/>
+                <w:sz w:val="18"/>
+                <w:szCs w:val="18"/>
+              </w:rPr>
+            </w:pPr>
+            <w:r>
+              <w:rPr>
+                <w:rFonts w:ascii="Arial" w:hAnsi="Arial" w:cs="Arial"/>
+                <w:sz w:val="18"/>
+                <w:szCs w:val="18"/>
               </w:rPr>
               <w:t>‰</w:t>
             </w:r>
             <w:r>
               <w:rPr>
                 <w:rFonts w:ascii="Arial" w:hAnsi="Arial" w:cs="Arial"/>
+                <w:sz w:val="18"/>
+                <w:szCs w:val="18"/>
               </w:rPr>
               <w:br/>
               <w:t>2030</w:t>
@@ -16476,8 +17896,15 @@
                 <w:rFonts w:ascii="Arial" w:hAnsi="Arial" w:cs="Arial"/>
               </w:rPr>
               <w:br/>
+            </w:r>
+            <w:proofErr w:type="spellStart"/>
+            <w:r>
+              <w:rPr>
+                <w:rFonts w:ascii="Arial" w:hAnsi="Arial" w:cs="Arial"/>
+              </w:rPr>
               <w:t>009B</w:t>
             </w:r>
+            <w:proofErr w:type="spellEnd"/>
           </w:p>
         </w:tc>
         <w:tc>
@@ -16512,8 +17939,15 @@
                 <w:rFonts w:ascii="Arial" w:hAnsi="Arial" w:cs="Arial"/>
               </w:rPr>
               <w:br/>
+            </w:r>
+            <w:proofErr w:type="spellStart"/>
+            <w:r>
+              <w:rPr>
+                <w:rFonts w:ascii="Arial" w:hAnsi="Arial" w:cs="Arial"/>
+              </w:rPr>
               <w:t>09E7</w:t>
             </w:r>
+            <w:proofErr w:type="spellEnd"/>
           </w:p>
         </w:tc>
         <w:tc>
@@ -16548,13 +17982,20 @@
                 <w:rFonts w:ascii="Arial" w:hAnsi="Arial" w:cs="Arial"/>
               </w:rPr>
               <w:br/>
+            </w:r>
+            <w:proofErr w:type="spellStart"/>
+            <w:r>
+              <w:rPr>
+                <w:rFonts w:ascii="Arial" w:hAnsi="Arial" w:cs="Arial"/>
+              </w:rPr>
               <w:t>2A7D</w:t>
             </w:r>
-          </w:p>
-        </w:tc>
-        <w:tc>
-          <w:tcPr>
-            <w:tcW w:w="0" w:type="auto"/>
+            <w:proofErr w:type="spellEnd"/>
+          </w:p>
+        </w:tc>
+        <w:tc>
+          <w:tcPr>
+            <w:tcW w:w="889" w:type="dxa"/>
             <w:tcBorders>
               <w:top w:val="single" w:sz="12" w:space="0" w:color="000000"/>
               <w:left w:val="single" w:sz="12" w:space="0" w:color="000000"/>
@@ -16590,7 +18031,7 @@
         </w:tc>
         <w:tc>
           <w:tcPr>
-            <w:tcW w:w="0" w:type="auto"/>
+            <w:tcW w:w="886" w:type="dxa"/>
             <w:tcBorders>
               <w:top w:val="single" w:sz="12" w:space="0" w:color="000000"/>
               <w:left w:val="single" w:sz="12" w:space="0" w:color="000000"/>
@@ -16606,22 +18047,36 @@
               <w:jc w:val="center"/>
               <w:rPr>
                 <w:rFonts w:ascii="Courier" w:hAnsi="Courier"/>
-                <w:sz w:val="24"/>
-              </w:rPr>
-            </w:pPr>
-            <w:r>
-              <w:rPr>
-                <w:rFonts w:ascii="Arial" w:hAnsi="Arial" w:cs="Arial"/>
+                <w:sz w:val="18"/>
+                <w:szCs w:val="18"/>
+              </w:rPr>
+            </w:pPr>
+            <w:r>
+              <w:rPr>
+                <w:rFonts w:ascii="Arial" w:hAnsi="Arial" w:cs="Arial"/>
+                <w:sz w:val="18"/>
+                <w:szCs w:val="18"/>
               </w:rPr>
               <w:t>M</w:t>
             </w:r>
             <w:r>
               <w:rPr>
                 <w:rFonts w:ascii="Arial" w:hAnsi="Arial" w:cs="Arial"/>
-              </w:rPr>
-              <w:br/>
+                <w:sz w:val="18"/>
+                <w:szCs w:val="18"/>
+              </w:rPr>
+              <w:br/>
+            </w:r>
+            <w:proofErr w:type="spellStart"/>
+            <w:r>
+              <w:rPr>
+                <w:rFonts w:ascii="Arial" w:hAnsi="Arial" w:cs="Arial"/>
+                <w:sz w:val="18"/>
+                <w:szCs w:val="18"/>
+              </w:rPr>
               <w:t>004D</w:t>
             </w:r>
+            <w:proofErr w:type="spellEnd"/>
           </w:p>
         </w:tc>
         <w:tc>
@@ -16643,12 +18098,15 @@
               <w:jc w:val="center"/>
               <w:rPr>
                 <w:rFonts w:ascii="Courier" w:hAnsi="Courier"/>
-                <w:sz w:val="24"/>
-              </w:rPr>
-            </w:pPr>
-            <w:r>
-              <w:rPr>
-                <w:rFonts w:ascii="Arial" w:hAnsi="Arial" w:cs="Arial"/>
+                <w:sz w:val="18"/>
+                <w:szCs w:val="18"/>
+              </w:rPr>
+            </w:pPr>
+            <w:r>
+              <w:rPr>
+                <w:rFonts w:ascii="Arial" w:hAnsi="Arial" w:cs="Arial"/>
+                <w:sz w:val="18"/>
+                <w:szCs w:val="18"/>
               </w:rPr>
               <w:t> </w:t>
             </w:r>
@@ -16672,22 +18130,36 @@
               <w:jc w:val="center"/>
               <w:rPr>
                 <w:rFonts w:ascii="Courier" w:hAnsi="Courier"/>
-                <w:sz w:val="24"/>
-              </w:rPr>
-            </w:pPr>
-            <w:r>
-              <w:rPr>
-                <w:rFonts w:ascii="Arial" w:hAnsi="Arial" w:cs="Arial"/>
+                <w:sz w:val="18"/>
+                <w:szCs w:val="18"/>
+              </w:rPr>
+            </w:pPr>
+            <w:r>
+              <w:rPr>
+                <w:rFonts w:ascii="Arial" w:hAnsi="Arial" w:cs="Arial"/>
+                <w:sz w:val="18"/>
+                <w:szCs w:val="18"/>
               </w:rPr>
               <w:t>«</w:t>
             </w:r>
             <w:r>
               <w:rPr>
                 <w:rFonts w:ascii="Arial" w:hAnsi="Arial" w:cs="Arial"/>
-              </w:rPr>
-              <w:br/>
+                <w:sz w:val="18"/>
+                <w:szCs w:val="18"/>
+              </w:rPr>
+              <w:br/>
+            </w:r>
+            <w:proofErr w:type="spellStart"/>
+            <w:r>
+              <w:rPr>
+                <w:rFonts w:ascii="Arial" w:hAnsi="Arial" w:cs="Arial"/>
+                <w:sz w:val="18"/>
+                <w:szCs w:val="18"/>
+              </w:rPr>
               <w:t>00AB</w:t>
             </w:r>
+            <w:proofErr w:type="spellEnd"/>
           </w:p>
         </w:tc>
         <w:tc>
@@ -16916,8 +18388,15 @@
                 <w:rFonts w:ascii="Arial" w:hAnsi="Arial" w:cs="Arial"/>
               </w:rPr>
               <w:br/>
+            </w:r>
+            <w:proofErr w:type="spellStart"/>
+            <w:r>
+              <w:rPr>
+                <w:rFonts w:ascii="Arial" w:hAnsi="Arial" w:cs="Arial"/>
+              </w:rPr>
               <w:t>002D</w:t>
             </w:r>
+            <w:proofErr w:type="spellEnd"/>
           </w:p>
         </w:tc>
         <w:tc>
@@ -16952,8 +18431,15 @@
                 <w:rFonts w:ascii="Arial" w:hAnsi="Arial" w:cs="Arial"/>
               </w:rPr>
               <w:br/>
+            </w:r>
+            <w:proofErr w:type="spellStart"/>
+            <w:r>
+              <w:rPr>
+                <w:rFonts w:ascii="Arial" w:hAnsi="Arial" w:cs="Arial"/>
+              </w:rPr>
               <w:t>09E8</w:t>
             </w:r>
+            <w:proofErr w:type="spellEnd"/>
           </w:p>
         </w:tc>
         <w:tc>
@@ -16988,13 +18474,20 @@
                 <w:rFonts w:ascii="Arial" w:hAnsi="Arial" w:cs="Arial"/>
               </w:rPr>
               <w:br/>
+            </w:r>
+            <w:proofErr w:type="spellStart"/>
+            <w:r>
+              <w:rPr>
+                <w:rFonts w:ascii="Arial" w:hAnsi="Arial" w:cs="Arial"/>
+              </w:rPr>
               <w:t>2A7E</w:t>
             </w:r>
-          </w:p>
-        </w:tc>
-        <w:tc>
-          <w:tcPr>
-            <w:tcW w:w="0" w:type="auto"/>
+            <w:proofErr w:type="spellEnd"/>
+          </w:p>
+        </w:tc>
+        <w:tc>
+          <w:tcPr>
+            <w:tcW w:w="889" w:type="dxa"/>
             <w:tcBorders>
               <w:top w:val="single" w:sz="12" w:space="0" w:color="000000"/>
               <w:left w:val="single" w:sz="12" w:space="0" w:color="000000"/>
@@ -17024,13 +18517,20 @@
                 <w:rFonts w:ascii="Arial" w:hAnsi="Arial" w:cs="Arial"/>
               </w:rPr>
               <w:br/>
+            </w:r>
+            <w:proofErr w:type="spellStart"/>
+            <w:r>
+              <w:rPr>
+                <w:rFonts w:ascii="Arial" w:hAnsi="Arial" w:cs="Arial"/>
+              </w:rPr>
               <w:t>005D</w:t>
             </w:r>
-          </w:p>
-        </w:tc>
-        <w:tc>
-          <w:tcPr>
-            <w:tcW w:w="0" w:type="auto"/>
+            <w:proofErr w:type="spellEnd"/>
+          </w:p>
+        </w:tc>
+        <w:tc>
+          <w:tcPr>
+            <w:tcW w:w="886" w:type="dxa"/>
             <w:tcBorders>
               <w:top w:val="single" w:sz="12" w:space="0" w:color="000000"/>
               <w:left w:val="single" w:sz="12" w:space="0" w:color="000000"/>
@@ -17046,22 +18546,36 @@
               <w:jc w:val="center"/>
               <w:rPr>
                 <w:rFonts w:ascii="Courier" w:hAnsi="Courier"/>
-                <w:sz w:val="24"/>
-              </w:rPr>
-            </w:pPr>
-            <w:r>
-              <w:rPr>
-                <w:rFonts w:ascii="Arial" w:hAnsi="Arial" w:cs="Arial"/>
+                <w:sz w:val="18"/>
+                <w:szCs w:val="18"/>
+              </w:rPr>
+            </w:pPr>
+            <w:r>
+              <w:rPr>
+                <w:rFonts w:ascii="Arial" w:hAnsi="Arial" w:cs="Arial"/>
+                <w:sz w:val="18"/>
+                <w:szCs w:val="18"/>
               </w:rPr>
               <w:t>N</w:t>
             </w:r>
             <w:r>
               <w:rPr>
                 <w:rFonts w:ascii="Arial" w:hAnsi="Arial" w:cs="Arial"/>
-              </w:rPr>
-              <w:br/>
+                <w:sz w:val="18"/>
+                <w:szCs w:val="18"/>
+              </w:rPr>
+              <w:br/>
+            </w:r>
+            <w:proofErr w:type="spellStart"/>
+            <w:r>
+              <w:rPr>
+                <w:rFonts w:ascii="Arial" w:hAnsi="Arial" w:cs="Arial"/>
+                <w:sz w:val="18"/>
+                <w:szCs w:val="18"/>
+              </w:rPr>
               <w:t>004E</w:t>
             </w:r>
+            <w:proofErr w:type="spellEnd"/>
           </w:p>
         </w:tc>
         <w:tc>
@@ -17083,12 +18597,15 @@
               <w:jc w:val="center"/>
               <w:rPr>
                 <w:rFonts w:ascii="Courier" w:hAnsi="Courier"/>
-                <w:sz w:val="24"/>
-              </w:rPr>
-            </w:pPr>
-            <w:r>
-              <w:rPr>
-                <w:rFonts w:ascii="Arial" w:hAnsi="Arial" w:cs="Arial"/>
+                <w:sz w:val="18"/>
+                <w:szCs w:val="18"/>
+              </w:rPr>
+            </w:pPr>
+            <w:r>
+              <w:rPr>
+                <w:rFonts w:ascii="Arial" w:hAnsi="Arial" w:cs="Arial"/>
+                <w:sz w:val="18"/>
+                <w:szCs w:val="18"/>
               </w:rPr>
               <w:t> </w:t>
             </w:r>
@@ -17112,22 +18629,36 @@
               <w:jc w:val="center"/>
               <w:rPr>
                 <w:rFonts w:ascii="Courier" w:hAnsi="Courier"/>
-                <w:sz w:val="24"/>
-              </w:rPr>
-            </w:pPr>
-            <w:r>
-              <w:rPr>
-                <w:rFonts w:ascii="Arial" w:hAnsi="Arial" w:cs="Arial"/>
+                <w:sz w:val="18"/>
+                <w:szCs w:val="18"/>
+              </w:rPr>
+            </w:pPr>
+            <w:r>
+              <w:rPr>
+                <w:rFonts w:ascii="Arial" w:hAnsi="Arial" w:cs="Arial"/>
+                <w:sz w:val="18"/>
+                <w:szCs w:val="18"/>
               </w:rPr>
               <w:t>»</w:t>
             </w:r>
             <w:r>
               <w:rPr>
                 <w:rFonts w:ascii="Arial" w:hAnsi="Arial" w:cs="Arial"/>
-              </w:rPr>
-              <w:br/>
+                <w:sz w:val="18"/>
+                <w:szCs w:val="18"/>
+              </w:rPr>
+              <w:br/>
+            </w:r>
+            <w:proofErr w:type="spellStart"/>
+            <w:r>
+              <w:rPr>
+                <w:rFonts w:ascii="Arial" w:hAnsi="Arial" w:cs="Arial"/>
+                <w:sz w:val="18"/>
+                <w:szCs w:val="18"/>
+              </w:rPr>
               <w:t>00BB</w:t>
             </w:r>
+            <w:proofErr w:type="spellEnd"/>
           </w:p>
         </w:tc>
         <w:tc>
@@ -17386,8 +18917,15 @@
                 <w:rFonts w:ascii="Arial" w:hAnsi="Arial" w:cs="Arial"/>
               </w:rPr>
               <w:br/>
+            </w:r>
+            <w:proofErr w:type="spellStart"/>
+            <w:r>
+              <w:rPr>
+                <w:rFonts w:ascii="Arial" w:hAnsi="Arial" w:cs="Arial"/>
+              </w:rPr>
               <w:t>09E9</w:t>
             </w:r>
+            <w:proofErr w:type="spellEnd"/>
           </w:p>
         </w:tc>
         <w:tc>
@@ -17422,13 +18960,20 @@
                 <w:rFonts w:ascii="Arial" w:hAnsi="Arial" w:cs="Arial"/>
               </w:rPr>
               <w:br/>
+            </w:r>
+            <w:proofErr w:type="spellStart"/>
+            <w:r>
+              <w:rPr>
+                <w:rFonts w:ascii="Arial" w:hAnsi="Arial" w:cs="Arial"/>
+              </w:rPr>
               <w:t>005C</w:t>
             </w:r>
-          </w:p>
-        </w:tc>
-        <w:tc>
-          <w:tcPr>
-            <w:tcW w:w="0" w:type="auto"/>
+            <w:proofErr w:type="spellEnd"/>
+          </w:p>
+        </w:tc>
+        <w:tc>
+          <w:tcPr>
+            <w:tcW w:w="889" w:type="dxa"/>
             <w:tcBorders>
               <w:top w:val="single" w:sz="12" w:space="0" w:color="000000"/>
               <w:left w:val="single" w:sz="12" w:space="0" w:color="000000"/>
@@ -17458,13 +19003,20 @@
                 <w:rFonts w:ascii="Arial" w:hAnsi="Arial" w:cs="Arial"/>
               </w:rPr>
               <w:br/>
+            </w:r>
+            <w:proofErr w:type="spellStart"/>
+            <w:r>
+              <w:rPr>
+                <w:rFonts w:ascii="Arial" w:hAnsi="Arial" w:cs="Arial"/>
+              </w:rPr>
               <w:t>00B7</w:t>
             </w:r>
-          </w:p>
-        </w:tc>
-        <w:tc>
-          <w:tcPr>
-            <w:tcW w:w="0" w:type="auto"/>
+            <w:proofErr w:type="spellEnd"/>
+          </w:p>
+        </w:tc>
+        <w:tc>
+          <w:tcPr>
+            <w:tcW w:w="886" w:type="dxa"/>
             <w:tcBorders>
               <w:top w:val="single" w:sz="12" w:space="0" w:color="000000"/>
               <w:left w:val="single" w:sz="12" w:space="0" w:color="000000"/>
@@ -17480,22 +19032,36 @@
               <w:jc w:val="center"/>
               <w:rPr>
                 <w:rFonts w:ascii="Courier" w:hAnsi="Courier"/>
-                <w:sz w:val="24"/>
-              </w:rPr>
-            </w:pPr>
-            <w:r>
-              <w:rPr>
-                <w:rFonts w:ascii="Arial" w:hAnsi="Arial" w:cs="Arial"/>
+                <w:sz w:val="18"/>
+                <w:szCs w:val="18"/>
+              </w:rPr>
+            </w:pPr>
+            <w:r>
+              <w:rPr>
+                <w:rFonts w:ascii="Arial" w:hAnsi="Arial" w:cs="Arial"/>
+                <w:sz w:val="18"/>
+                <w:szCs w:val="18"/>
               </w:rPr>
               <w:t>O</w:t>
             </w:r>
             <w:r>
               <w:rPr>
                 <w:rFonts w:ascii="Arial" w:hAnsi="Arial" w:cs="Arial"/>
-              </w:rPr>
-              <w:br/>
+                <w:sz w:val="18"/>
+                <w:szCs w:val="18"/>
+              </w:rPr>
+              <w:br/>
+            </w:r>
+            <w:proofErr w:type="spellStart"/>
+            <w:r>
+              <w:rPr>
+                <w:rFonts w:ascii="Arial" w:hAnsi="Arial" w:cs="Arial"/>
+                <w:sz w:val="18"/>
+                <w:szCs w:val="18"/>
+              </w:rPr>
               <w:t>004F</w:t>
             </w:r>
+            <w:proofErr w:type="spellEnd"/>
           </w:p>
         </w:tc>
         <w:tc>
@@ -17517,12 +19083,15 @@
               <w:jc w:val="center"/>
               <w:rPr>
                 <w:rFonts w:ascii="Courier" w:hAnsi="Courier"/>
-                <w:sz w:val="24"/>
-              </w:rPr>
-            </w:pPr>
-            <w:r>
-              <w:rPr>
-                <w:rFonts w:ascii="Arial" w:hAnsi="Arial" w:cs="Arial"/>
+                <w:sz w:val="18"/>
+                <w:szCs w:val="18"/>
+              </w:rPr>
+            </w:pPr>
+            <w:r>
+              <w:rPr>
+                <w:rFonts w:ascii="Arial" w:hAnsi="Arial" w:cs="Arial"/>
+                <w:sz w:val="18"/>
+                <w:szCs w:val="18"/>
               </w:rPr>
               <w:t> </w:t>
             </w:r>
@@ -17546,18 +19115,23 @@
               <w:jc w:val="center"/>
               <w:rPr>
                 <w:rFonts w:ascii="Courier" w:hAnsi="Courier"/>
-                <w:sz w:val="24"/>
-              </w:rPr>
-            </w:pPr>
-            <w:r>
-              <w:rPr>
-                <w:rFonts w:ascii="Arial" w:hAnsi="Arial" w:cs="Arial"/>
+                <w:sz w:val="18"/>
+                <w:szCs w:val="18"/>
+              </w:rPr>
+            </w:pPr>
+            <w:r>
+              <w:rPr>
+                <w:rFonts w:ascii="Arial" w:hAnsi="Arial" w:cs="Arial"/>
+                <w:sz w:val="18"/>
+                <w:szCs w:val="18"/>
               </w:rPr>
               <w:t>’</w:t>
             </w:r>
             <w:r>
               <w:rPr>
                 <w:rFonts w:ascii="Arial" w:hAnsi="Arial" w:cs="Arial"/>
+                <w:sz w:val="18"/>
+                <w:szCs w:val="18"/>
               </w:rPr>
               <w:br/>
               <w:t>2019</w:t>
@@ -17596,8 +19170,15 @@
                 <w:rFonts w:ascii="Arial" w:hAnsi="Arial" w:cs="Arial"/>
               </w:rPr>
               <w:br/>
+            </w:r>
+            <w:proofErr w:type="spellStart"/>
+            <w:r>
+              <w:rPr>
+                <w:rFonts w:ascii="Arial" w:hAnsi="Arial" w:cs="Arial"/>
+              </w:rPr>
               <w:t>09FA</w:t>
             </w:r>
+            <w:proofErr w:type="spellEnd"/>
           </w:p>
         </w:tc>
         <w:bookmarkStart w:id="82" w:name="_MCCTEMPBM_CRPT01490084___7"/>
@@ -17623,8 +19204,21 @@
             <w:pPr>
               <w:pStyle w:val="TAL"/>
             </w:pPr>
-            <w:r>
-              <w:t>In the event that an MS receives a code where a symbol is not represented in the above table then the MS shall display the REPLACEMENT CHARACTER (U+FFFD).</w:t>
+            <w:proofErr w:type="gramStart"/>
+            <w:r>
+              <w:t>In the event that</w:t>
+            </w:r>
+            <w:proofErr w:type="gramEnd"/>
+            <w:r>
+              <w:t xml:space="preserve"> an MS receives a code where a symbol is not represented in the above table then the MS shall display the REPLACEMENT CHARACTER (</w:t>
+            </w:r>
+            <w:proofErr w:type="spellStart"/>
+            <w:r>
+              <w:t>U+FFFD</w:t>
+            </w:r>
+            <w:proofErr w:type="spellEnd"/>
+            <w:r>
+              <w:t>).</w:t>
             </w:r>
           </w:p>
           <w:p>
@@ -17667,21 +19261,43 @@
             <w:pPr>
               <w:pStyle w:val="TAN"/>
             </w:pPr>
-            <w:r>
-              <w:t>SS3:</w:t>
+            <w:proofErr w:type="spellStart"/>
+            <w:r>
+              <w:t>SS3</w:t>
+            </w:r>
+            <w:proofErr w:type="spellEnd"/>
+            <w:r>
+              <w:t>:</w:t>
             </w:r>
             <w:r>
               <w:tab/>
               <w:t xml:space="preserve">SINGLE SHIFT THREE; This code is reserved for the extension to another extension table. </w:t>
             </w:r>
             <w:r>
-              <w:t>When splitting a message text into submessages, there must be no cut right after an SS3.</w:t>
+              <w:t xml:space="preserve">When splitting a message text into </w:t>
+            </w:r>
+            <w:proofErr w:type="spellStart"/>
+            <w:r>
+              <w:t>submessages</w:t>
+            </w:r>
+            <w:proofErr w:type="spellEnd"/>
+            <w:r>
+              <w:t xml:space="preserve">, there must be no cut right after an </w:t>
+            </w:r>
+            <w:proofErr w:type="spellStart"/>
+            <w:r>
+              <w:t>SS3</w:t>
+            </w:r>
+            <w:proofErr w:type="spellEnd"/>
+            <w:r>
+              <w:t>.</w:t>
             </w:r>
           </w:p>
           <w:p>
             <w:pPr>
               <w:pStyle w:val="TAN"/>
             </w:pPr>
+            <w:proofErr w:type="spellStart"/>
             <w:r>
               <w:t>U+</w:t>
             </w:r>
@@ -17692,6 +19308,7 @@
               </w:rPr>
               <w:t>2044</w:t>
             </w:r>
+            <w:proofErr w:type="spellEnd"/>
             <w:r>
               <w:tab/>
             </w:r>

--- a/A.4.14.docx
+++ b/A.4.14.docx
@@ -9579,17 +9579,17 @@
         <w:gridCol w:w="505"/>
         <w:gridCol w:w="717"/>
         <w:gridCol w:w="695"/>
-        <w:gridCol w:w="1578"/>
-        <w:gridCol w:w="1000"/>
-        <w:gridCol w:w="714"/>
-        <w:gridCol w:w="637"/>
-        <w:gridCol w:w="667"/>
-        <w:gridCol w:w="1026"/>
+        <w:gridCol w:w="1729"/>
+        <w:gridCol w:w="803"/>
+        <w:gridCol w:w="750"/>
+        <w:gridCol w:w="817"/>
+        <w:gridCol w:w="706"/>
+        <w:gridCol w:w="817"/>
       </w:tblGrid>
       <w:tr>
         <w:trPr>
           <w:cantSplit/>
-          <w:trHeight w:hRule="exact" w:val="480"/>
+          <w:trHeight w:hRule="exact" w:val="397"/>
         </w:trPr>
         <w:tc>
           <w:tcPr>
@@ -9785,7 +9785,7 @@
         </w:tc>
         <w:tc>
           <w:tcPr>
-            <w:tcW w:w="889" w:type="dxa"/>
+            <w:tcW w:w="1000" w:type="dxa"/>
             <w:tcBorders>
               <w:top w:val="single" w:sz="6" w:space="0" w:color="auto"/>
               <w:left w:val="single" w:sz="6" w:space="0" w:color="auto"/>
@@ -9816,7 +9816,7 @@
         </w:tc>
         <w:tc>
           <w:tcPr>
-            <w:tcW w:w="886" w:type="dxa"/>
+            <w:tcW w:w="714" w:type="dxa"/>
             <w:tcBorders>
               <w:top w:val="single" w:sz="6" w:space="0" w:color="auto"/>
               <w:left w:val="single" w:sz="6" w:space="0" w:color="auto"/>
@@ -9944,7 +9944,7 @@
       <w:tr>
         <w:trPr>
           <w:cantSplit/>
-          <w:trHeight w:hRule="exact" w:val="480"/>
+          <w:trHeight w:hRule="exact" w:val="397"/>
         </w:trPr>
         <w:tc>
           <w:tcPr>
@@ -10141,7 +10141,7 @@
         </w:tc>
         <w:tc>
           <w:tcPr>
-            <w:tcW w:w="889" w:type="dxa"/>
+            <w:tcW w:w="1000" w:type="dxa"/>
             <w:tcBorders>
               <w:top w:val="single" w:sz="6" w:space="0" w:color="auto"/>
               <w:left w:val="single" w:sz="6" w:space="0" w:color="auto"/>
@@ -10172,7 +10172,7 @@
         </w:tc>
         <w:tc>
           <w:tcPr>
-            <w:tcW w:w="886" w:type="dxa"/>
+            <w:tcW w:w="714" w:type="dxa"/>
             <w:tcBorders>
               <w:top w:val="single" w:sz="6" w:space="0" w:color="auto"/>
               <w:left w:val="single" w:sz="6" w:space="0" w:color="auto"/>
@@ -10300,7 +10300,7 @@
       <w:tr>
         <w:trPr>
           <w:cantSplit/>
-          <w:trHeight w:hRule="exact" w:val="480"/>
+          <w:trHeight w:hRule="exact" w:val="397"/>
         </w:trPr>
         <w:tc>
           <w:tcPr>
@@ -10494,7 +10494,7 @@
         </w:tc>
         <w:tc>
           <w:tcPr>
-            <w:tcW w:w="889" w:type="dxa"/>
+            <w:tcW w:w="1000" w:type="dxa"/>
             <w:tcBorders>
               <w:top w:val="single" w:sz="6" w:space="0" w:color="auto"/>
               <w:left w:val="single" w:sz="6" w:space="0" w:color="auto"/>
@@ -10524,7 +10524,7 @@
         </w:tc>
         <w:tc>
           <w:tcPr>
-            <w:tcW w:w="886" w:type="dxa"/>
+            <w:tcW w:w="714" w:type="dxa"/>
             <w:tcBorders>
               <w:top w:val="single" w:sz="6" w:space="0" w:color="auto"/>
               <w:left w:val="single" w:sz="6" w:space="0" w:color="auto"/>
@@ -10920,7 +10920,7 @@
         </w:tc>
         <w:tc>
           <w:tcPr>
-            <w:tcW w:w="889" w:type="dxa"/>
+            <w:tcW w:w="1000" w:type="dxa"/>
             <w:tcBorders>
               <w:top w:val="single" w:sz="6" w:space="0" w:color="auto"/>
               <w:left w:val="single" w:sz="6" w:space="0" w:color="auto"/>
@@ -10951,7 +10951,7 @@
         </w:tc>
         <w:tc>
           <w:tcPr>
-            <w:tcW w:w="886" w:type="dxa"/>
+            <w:tcW w:w="714" w:type="dxa"/>
             <w:tcBorders>
               <w:top w:val="single" w:sz="6" w:space="0" w:color="auto"/>
               <w:left w:val="single" w:sz="6" w:space="0" w:color="auto"/>
@@ -11361,7 +11361,7 @@
         </w:tc>
         <w:tc>
           <w:tcPr>
-            <w:tcW w:w="889" w:type="dxa"/>
+            <w:tcW w:w="1000" w:type="dxa"/>
             <w:tcBorders>
               <w:top w:val="single" w:sz="12" w:space="0" w:color="000000"/>
               <w:left w:val="single" w:sz="12" w:space="0" w:color="000000"/>
@@ -11404,7 +11404,7 @@
         </w:tc>
         <w:tc>
           <w:tcPr>
-            <w:tcW w:w="886" w:type="dxa"/>
+            <w:tcW w:w="714" w:type="dxa"/>
             <w:tcBorders>
               <w:top w:val="single" w:sz="12" w:space="0" w:color="000000"/>
               <w:left w:val="single" w:sz="12" w:space="0" w:color="000000"/>
@@ -11874,7 +11874,7 @@
         </w:tc>
         <w:tc>
           <w:tcPr>
-            <w:tcW w:w="889" w:type="dxa"/>
+            <w:tcW w:w="1000" w:type="dxa"/>
             <w:tcBorders>
               <w:top w:val="single" w:sz="12" w:space="0" w:color="000000"/>
               <w:left w:val="single" w:sz="12" w:space="0" w:color="000000"/>
@@ -11917,7 +11917,7 @@
         </w:tc>
         <w:tc>
           <w:tcPr>
-            <w:tcW w:w="886" w:type="dxa"/>
+            <w:tcW w:w="714" w:type="dxa"/>
             <w:tcBorders>
               <w:top w:val="single" w:sz="12" w:space="0" w:color="000000"/>
               <w:left w:val="single" w:sz="12" w:space="0" w:color="000000"/>
@@ -12383,7 +12383,7 @@
         </w:tc>
         <w:tc>
           <w:tcPr>
-            <w:tcW w:w="889" w:type="dxa"/>
+            <w:tcW w:w="1000" w:type="dxa"/>
             <w:tcBorders>
               <w:top w:val="single" w:sz="12" w:space="0" w:color="000000"/>
               <w:left w:val="single" w:sz="12" w:space="0" w:color="000000"/>
@@ -12427,7 +12427,7 @@
         </w:tc>
         <w:tc>
           <w:tcPr>
-            <w:tcW w:w="886" w:type="dxa"/>
+            <w:tcW w:w="714" w:type="dxa"/>
             <w:tcBorders>
               <w:top w:val="single" w:sz="12" w:space="0" w:color="000000"/>
               <w:left w:val="single" w:sz="12" w:space="0" w:color="000000"/>
@@ -12895,7 +12895,7 @@
         </w:tc>
         <w:tc>
           <w:tcPr>
-            <w:tcW w:w="889" w:type="dxa"/>
+            <w:tcW w:w="1000" w:type="dxa"/>
             <w:tcBorders>
               <w:top w:val="single" w:sz="12" w:space="0" w:color="000000"/>
               <w:left w:val="single" w:sz="12" w:space="0" w:color="000000"/>
@@ -12939,7 +12939,7 @@
         </w:tc>
         <w:tc>
           <w:tcPr>
-            <w:tcW w:w="886" w:type="dxa"/>
+            <w:tcW w:w="714" w:type="dxa"/>
             <w:tcBorders>
               <w:top w:val="single" w:sz="12" w:space="0" w:color="000000"/>
               <w:left w:val="single" w:sz="12" w:space="0" w:color="000000"/>
@@ -13412,7 +13412,7 @@
         </w:tc>
         <w:tc>
           <w:tcPr>
-            <w:tcW w:w="889" w:type="dxa"/>
+            <w:tcW w:w="1000" w:type="dxa"/>
             <w:tcBorders>
               <w:top w:val="single" w:sz="12" w:space="0" w:color="000000"/>
               <w:left w:val="single" w:sz="12" w:space="0" w:color="000000"/>
@@ -13442,7 +13442,7 @@
         </w:tc>
         <w:tc>
           <w:tcPr>
-            <w:tcW w:w="886" w:type="dxa"/>
+            <w:tcW w:w="714" w:type="dxa"/>
             <w:tcBorders>
               <w:top w:val="single" w:sz="12" w:space="0" w:color="000000"/>
               <w:left w:val="single" w:sz="12" w:space="0" w:color="000000"/>
@@ -13908,7 +13908,7 @@
         </w:tc>
         <w:tc>
           <w:tcPr>
-            <w:tcW w:w="889" w:type="dxa"/>
+            <w:tcW w:w="1000" w:type="dxa"/>
             <w:tcBorders>
               <w:top w:val="single" w:sz="12" w:space="0" w:color="000000"/>
               <w:left w:val="single" w:sz="12" w:space="0" w:color="000000"/>
@@ -13938,7 +13938,7 @@
         </w:tc>
         <w:tc>
           <w:tcPr>
-            <w:tcW w:w="886" w:type="dxa"/>
+            <w:tcW w:w="714" w:type="dxa"/>
             <w:tcBorders>
               <w:top w:val="single" w:sz="12" w:space="0" w:color="000000"/>
               <w:left w:val="single" w:sz="12" w:space="0" w:color="000000"/>
@@ -14391,7 +14391,7 @@
         </w:tc>
         <w:tc>
           <w:tcPr>
-            <w:tcW w:w="889" w:type="dxa"/>
+            <w:tcW w:w="1000" w:type="dxa"/>
             <w:tcBorders>
               <w:top w:val="single" w:sz="12" w:space="0" w:color="000000"/>
               <w:left w:val="single" w:sz="12" w:space="0" w:color="000000"/>
@@ -14421,7 +14421,7 @@
         </w:tc>
         <w:tc>
           <w:tcPr>
-            <w:tcW w:w="886" w:type="dxa"/>
+            <w:tcW w:w="714" w:type="dxa"/>
             <w:tcBorders>
               <w:top w:val="single" w:sz="12" w:space="0" w:color="000000"/>
               <w:left w:val="single" w:sz="12" w:space="0" w:color="000000"/>
@@ -14600,7 +14600,7 @@
       <w:tr>
         <w:trPr>
           <w:cantSplit/>
-          <w:trHeight w:hRule="exact" w:val="510"/>
+          <w:trHeight w:hRule="exact" w:val="810"/>
         </w:trPr>
         <w:tc>
           <w:tcPr>
@@ -14862,7 +14862,7 @@
         </w:tc>
         <w:tc>
           <w:tcPr>
-            <w:tcW w:w="889" w:type="dxa"/>
+            <w:tcW w:w="1000" w:type="dxa"/>
             <w:tcBorders>
               <w:top w:val="single" w:sz="12" w:space="0" w:color="000000"/>
               <w:left w:val="single" w:sz="12" w:space="0" w:color="000000"/>
@@ -14892,7 +14892,7 @@
         </w:tc>
         <w:tc>
           <w:tcPr>
-            <w:tcW w:w="886" w:type="dxa"/>
+            <w:tcW w:w="714" w:type="dxa"/>
             <w:tcBorders>
               <w:top w:val="single" w:sz="12" w:space="0" w:color="000000"/>
               <w:left w:val="single" w:sz="12" w:space="0" w:color="000000"/>
@@ -15040,32 +15040,32 @@
               <w:spacing w:after="0" w:line="240" w:lineRule="exact"/>
               <w:jc w:val="center"/>
               <w:rPr>
-                <w:rFonts w:ascii="Courier" w:hAnsi="Courier"/>
-                <w:sz w:val="16"/>
-                <w:szCs w:val="16"/>
-              </w:rPr>
-            </w:pPr>
-            <w:r>
-              <w:rPr>
-                <w:rFonts w:ascii="Arial" w:hAnsi="Arial" w:cs="Arial"/>
-                <w:sz w:val="16"/>
-                <w:szCs w:val="16"/>
+                <w:rFonts w:ascii="Arial" w:hAnsi="Arial" w:cs="Arial"/>
+                <w:sz w:val="18"/>
+                <w:szCs w:val="18"/>
+              </w:rPr>
+            </w:pPr>
+            <w:r>
+              <w:rPr>
+                <w:rFonts w:ascii="Arial" w:hAnsi="Arial" w:cs="Arial"/>
+                <w:sz w:val="18"/>
+                <w:szCs w:val="18"/>
               </w:rPr>
               <w:t>‍</w:t>
             </w:r>
             <w:r>
               <w:rPr>
                 <w:rFonts w:ascii="Nirmala UI" w:hAnsi="Nirmala UI" w:cs="Nirmala UI"/>
-                <w:sz w:val="16"/>
-                <w:szCs w:val="16"/>
+                <w:sz w:val="18"/>
+                <w:szCs w:val="18"/>
               </w:rPr>
               <w:t>ু</w:t>
             </w:r>
             <w:r>
               <w:rPr>
                 <w:rFonts w:ascii="Arial" w:hAnsi="Arial" w:cs="Arial"/>
-                <w:sz w:val="16"/>
-                <w:szCs w:val="16"/>
+                <w:sz w:val="18"/>
+                <w:szCs w:val="18"/>
               </w:rPr>
               <w:br/>
             </w:r>
@@ -15073,10 +15073,36 @@
             <w:r>
               <w:rPr>
                 <w:rFonts w:ascii="Arial" w:hAnsi="Arial" w:cs="Arial"/>
-                <w:sz w:val="16"/>
-                <w:szCs w:val="16"/>
-              </w:rPr>
-              <w:t>200D,09C1</w:t>
+                <w:sz w:val="18"/>
+                <w:szCs w:val="18"/>
+              </w:rPr>
+              <w:t>200D</w:t>
+            </w:r>
+            <w:proofErr w:type="spellEnd"/>
+            <w:r>
+              <w:rPr>
+                <w:rFonts w:ascii="Arial" w:hAnsi="Arial" w:cs="Arial"/>
+                <w:sz w:val="18"/>
+                <w:szCs w:val="18"/>
+              </w:rPr>
+              <w:t>,</w:t>
+            </w:r>
+            <w:r>
+              <w:rPr>
+                <w:rFonts w:ascii="Arial" w:hAnsi="Arial" w:cs="Arial"/>
+                <w:sz w:val="18"/>
+                <w:szCs w:val="18"/>
+              </w:rPr>
+              <w:br/>
+            </w:r>
+            <w:proofErr w:type="spellStart"/>
+            <w:r>
+              <w:rPr>
+                <w:rFonts w:ascii="Arial" w:hAnsi="Arial" w:cs="Arial"/>
+                <w:sz w:val="18"/>
+                <w:szCs w:val="18"/>
+              </w:rPr>
+              <w:t>09C1</w:t>
             </w:r>
             <w:proofErr w:type="spellEnd"/>
           </w:p>
@@ -15087,7 +15113,7 @@
       <w:tr>
         <w:trPr>
           <w:cantSplit/>
-          <w:trHeight w:hRule="exact" w:val="591"/>
+          <w:trHeight w:hRule="exact" w:val="709"/>
         </w:trPr>
         <w:tc>
           <w:tcPr>
@@ -15362,7 +15388,7 @@
         </w:tc>
         <w:tc>
           <w:tcPr>
-            <w:tcW w:w="889" w:type="dxa"/>
+            <w:tcW w:w="1000" w:type="dxa"/>
             <w:tcBorders>
               <w:top w:val="single" w:sz="12" w:space="0" w:color="000000"/>
               <w:left w:val="single" w:sz="12" w:space="0" w:color="000000"/>
@@ -15407,43 +15433,19 @@
             <w:r>
               <w:rPr>
                 <w:rFonts w:ascii="Arial" w:hAnsi="Arial" w:cs="Arial"/>
-                <w:sz w:val="14"/>
-                <w:szCs w:val="14"/>
-              </w:rPr>
-              <w:t>200D,09CD</w:t>
-            </w:r>
-            <w:proofErr w:type="spellEnd"/>
-          </w:p>
-        </w:tc>
-        <w:tc>
-          <w:tcPr>
-            <w:tcW w:w="886" w:type="dxa"/>
-            <w:tcBorders>
-              <w:top w:val="single" w:sz="12" w:space="0" w:color="000000"/>
-              <w:left w:val="single" w:sz="12" w:space="0" w:color="000000"/>
-              <w:bottom w:val="single" w:sz="12" w:space="0" w:color="000000"/>
-              <w:right w:val="single" w:sz="12" w:space="0" w:color="000000"/>
-            </w:tcBorders>
-            <w:vAlign w:val="center"/>
-          </w:tcPr>
-          <w:p>
-            <w:pPr>
-              <w:keepNext/>
-              <w:spacing w:after="0" w:line="240" w:lineRule="exact"/>
-              <w:jc w:val="center"/>
-              <w:rPr>
-                <w:rFonts w:ascii="Courier" w:hAnsi="Courier"/>
                 <w:sz w:val="18"/>
                 <w:szCs w:val="18"/>
               </w:rPr>
-            </w:pPr>
+              <w:t>200D</w:t>
+            </w:r>
+            <w:proofErr w:type="spellEnd"/>
             <w:r>
               <w:rPr>
                 <w:rFonts w:ascii="Arial" w:hAnsi="Arial" w:cs="Arial"/>
                 <w:sz w:val="18"/>
                 <w:szCs w:val="18"/>
               </w:rPr>
-              <w:t>H</w:t>
+              <w:t>,</w:t>
             </w:r>
             <w:r>
               <w:rPr>
@@ -15452,96 +15454,152 @@
                 <w:szCs w:val="18"/>
               </w:rPr>
               <w:br/>
-              <w:t>0048</w:t>
-            </w:r>
-          </w:p>
-        </w:tc>
-        <w:tc>
-          <w:tcPr>
-            <w:tcW w:w="0" w:type="auto"/>
-            <w:tcBorders>
-              <w:top w:val="single" w:sz="12" w:space="0" w:color="000000"/>
-              <w:left w:val="single" w:sz="12" w:space="0" w:color="000000"/>
-              <w:bottom w:val="single" w:sz="12" w:space="0" w:color="000000"/>
-              <w:right w:val="single" w:sz="12" w:space="0" w:color="000000"/>
-            </w:tcBorders>
-            <w:vAlign w:val="center"/>
-          </w:tcPr>
-          <w:p>
-            <w:pPr>
-              <w:keepNext/>
-              <w:spacing w:after="0" w:line="240" w:lineRule="exact"/>
-              <w:jc w:val="center"/>
-              <w:rPr>
-                <w:rFonts w:ascii="Courier" w:hAnsi="Courier"/>
+            </w:r>
+            <w:proofErr w:type="spellStart"/>
+            <w:r>
+              <w:rPr>
+                <w:rFonts w:ascii="Arial" w:hAnsi="Arial" w:cs="Arial"/>
                 <w:sz w:val="18"/>
                 <w:szCs w:val="18"/>
               </w:rPr>
-            </w:pPr>
-            <w:r>
-              <w:rPr>
-                <w:rFonts w:ascii="Arial" w:hAnsi="Arial" w:cs="Arial"/>
+              <w:t>09C</w:t>
+            </w:r>
+            <w:r>
+              <w:rPr>
+                <w:rFonts w:ascii="Arial" w:hAnsi="Arial" w:cs="Arial"/>
+              </w:rPr>
+              <w:t>D</w:t>
+            </w:r>
+            <w:proofErr w:type="spellEnd"/>
+          </w:p>
+        </w:tc>
+        <w:tc>
+          <w:tcPr>
+            <w:tcW w:w="714" w:type="dxa"/>
+            <w:tcBorders>
+              <w:top w:val="single" w:sz="12" w:space="0" w:color="000000"/>
+              <w:left w:val="single" w:sz="12" w:space="0" w:color="000000"/>
+              <w:bottom w:val="single" w:sz="12" w:space="0" w:color="000000"/>
+              <w:right w:val="single" w:sz="12" w:space="0" w:color="000000"/>
+            </w:tcBorders>
+            <w:vAlign w:val="center"/>
+          </w:tcPr>
+          <w:p>
+            <w:pPr>
+              <w:keepNext/>
+              <w:spacing w:after="0" w:line="240" w:lineRule="exact"/>
+              <w:jc w:val="center"/>
+              <w:rPr>
+                <w:rFonts w:ascii="Courier" w:hAnsi="Courier"/>
                 <w:sz w:val="18"/>
                 <w:szCs w:val="18"/>
               </w:rPr>
-              <w:t>X</w:t>
-            </w:r>
+            </w:pPr>
             <w:r>
               <w:rPr>
                 <w:rFonts w:ascii="Arial" w:hAnsi="Arial" w:cs="Arial"/>
                 <w:sz w:val="18"/>
                 <w:szCs w:val="18"/>
               </w:rPr>
-              <w:br/>
-              <w:t>0058</w:t>
-            </w:r>
-          </w:p>
-        </w:tc>
-        <w:tc>
-          <w:tcPr>
-            <w:tcW w:w="0" w:type="auto"/>
-            <w:tcBorders>
-              <w:top w:val="single" w:sz="12" w:space="0" w:color="000000"/>
-              <w:left w:val="single" w:sz="12" w:space="0" w:color="000000"/>
-              <w:bottom w:val="single" w:sz="12" w:space="0" w:color="000000"/>
-              <w:right w:val="single" w:sz="12" w:space="0" w:color="000000"/>
-            </w:tcBorders>
-            <w:vAlign w:val="center"/>
-          </w:tcPr>
-          <w:p>
-            <w:pPr>
-              <w:keepNext/>
-              <w:spacing w:after="0" w:line="240" w:lineRule="exact"/>
-              <w:jc w:val="center"/>
-              <w:rPr>
-                <w:rFonts w:ascii="Courier" w:hAnsi="Courier"/>
+              <w:t>H</w:t>
+            </w:r>
+            <w:r>
+              <w:rPr>
+                <w:rFonts w:ascii="Arial" w:hAnsi="Arial" w:cs="Arial"/>
                 <w:sz w:val="18"/>
                 <w:szCs w:val="18"/>
               </w:rPr>
-            </w:pPr>
-            <w:r>
-              <w:rPr>
-                <w:rFonts w:ascii="Arial" w:hAnsi="Arial" w:cs="Arial"/>
+              <w:br/>
+              <w:t>0048</w:t>
+            </w:r>
+          </w:p>
+        </w:tc>
+        <w:tc>
+          <w:tcPr>
+            <w:tcW w:w="0" w:type="auto"/>
+            <w:tcBorders>
+              <w:top w:val="single" w:sz="12" w:space="0" w:color="000000"/>
+              <w:left w:val="single" w:sz="12" w:space="0" w:color="000000"/>
+              <w:bottom w:val="single" w:sz="12" w:space="0" w:color="000000"/>
+              <w:right w:val="single" w:sz="12" w:space="0" w:color="000000"/>
+            </w:tcBorders>
+            <w:vAlign w:val="center"/>
+          </w:tcPr>
+          <w:p>
+            <w:pPr>
+              <w:keepNext/>
+              <w:spacing w:after="0" w:line="240" w:lineRule="exact"/>
+              <w:jc w:val="center"/>
+              <w:rPr>
+                <w:rFonts w:ascii="Courier" w:hAnsi="Courier"/>
                 <w:sz w:val="18"/>
                 <w:szCs w:val="18"/>
               </w:rPr>
-              <w:t>°</w:t>
-            </w:r>
+            </w:pPr>
             <w:r>
               <w:rPr>
                 <w:rFonts w:ascii="Arial" w:hAnsi="Arial" w:cs="Arial"/>
                 <w:sz w:val="18"/>
                 <w:szCs w:val="18"/>
               </w:rPr>
-              <w:br/>
-            </w:r>
-            <w:proofErr w:type="spellStart"/>
+              <w:t>X</w:t>
+            </w:r>
             <w:r>
               <w:rPr>
                 <w:rFonts w:ascii="Arial" w:hAnsi="Arial" w:cs="Arial"/>
                 <w:sz w:val="18"/>
                 <w:szCs w:val="18"/>
               </w:rPr>
+              <w:br/>
+              <w:t>0058</w:t>
+            </w:r>
+          </w:p>
+        </w:tc>
+        <w:tc>
+          <w:tcPr>
+            <w:tcW w:w="0" w:type="auto"/>
+            <w:tcBorders>
+              <w:top w:val="single" w:sz="12" w:space="0" w:color="000000"/>
+              <w:left w:val="single" w:sz="12" w:space="0" w:color="000000"/>
+              <w:bottom w:val="single" w:sz="12" w:space="0" w:color="000000"/>
+              <w:right w:val="single" w:sz="12" w:space="0" w:color="000000"/>
+            </w:tcBorders>
+            <w:vAlign w:val="center"/>
+          </w:tcPr>
+          <w:p>
+            <w:pPr>
+              <w:keepNext/>
+              <w:spacing w:after="0" w:line="240" w:lineRule="exact"/>
+              <w:jc w:val="center"/>
+              <w:rPr>
+                <w:rFonts w:ascii="Courier" w:hAnsi="Courier"/>
+                <w:sz w:val="18"/>
+                <w:szCs w:val="18"/>
+              </w:rPr>
+            </w:pPr>
+            <w:r>
+              <w:rPr>
+                <w:rFonts w:ascii="Arial" w:hAnsi="Arial" w:cs="Arial"/>
+                <w:sz w:val="18"/>
+                <w:szCs w:val="18"/>
+              </w:rPr>
+              <w:t>°</w:t>
+            </w:r>
+            <w:r>
+              <w:rPr>
+                <w:rFonts w:ascii="Arial" w:hAnsi="Arial" w:cs="Arial"/>
+                <w:sz w:val="18"/>
+                <w:szCs w:val="18"/>
+              </w:rPr>
+              <w:br/>
+            </w:r>
+            <w:proofErr w:type="spellStart"/>
+            <w:r>
+              <w:rPr>
+                <w:rFonts w:ascii="Arial" w:hAnsi="Arial" w:cs="Arial"/>
+                <w:sz w:val="18"/>
+                <w:szCs w:val="18"/>
+              </w:rPr>
               <w:t>00B0</w:t>
             </w:r>
             <w:proofErr w:type="spellEnd"/>
@@ -15566,31 +15624,31 @@
               <w:jc w:val="center"/>
               <w:rPr>
                 <w:rFonts w:ascii="Courier" w:hAnsi="Courier"/>
-                <w:sz w:val="16"/>
-                <w:szCs w:val="16"/>
-              </w:rPr>
-            </w:pPr>
-            <w:r>
-              <w:rPr>
-                <w:rFonts w:ascii="Arial" w:hAnsi="Arial" w:cs="Arial"/>
-                <w:sz w:val="16"/>
-                <w:szCs w:val="16"/>
+                <w:sz w:val="18"/>
+                <w:szCs w:val="18"/>
+              </w:rPr>
+            </w:pPr>
+            <w:r>
+              <w:rPr>
+                <w:rFonts w:ascii="Arial" w:hAnsi="Arial" w:cs="Arial"/>
+                <w:sz w:val="18"/>
+                <w:szCs w:val="18"/>
               </w:rPr>
               <w:t>‍</w:t>
             </w:r>
             <w:r>
               <w:rPr>
                 <w:rFonts w:ascii="Nirmala UI" w:hAnsi="Nirmala UI" w:cs="Nirmala UI"/>
-                <w:sz w:val="16"/>
-                <w:szCs w:val="16"/>
+                <w:sz w:val="18"/>
+                <w:szCs w:val="18"/>
               </w:rPr>
               <w:t>ূ</w:t>
             </w:r>
             <w:r>
               <w:rPr>
                 <w:rFonts w:ascii="Arial" w:hAnsi="Arial" w:cs="Arial"/>
-                <w:sz w:val="16"/>
-                <w:szCs w:val="16"/>
+                <w:sz w:val="18"/>
+                <w:szCs w:val="18"/>
               </w:rPr>
               <w:br/>
             </w:r>
@@ -15598,10 +15656,36 @@
             <w:r>
               <w:rPr>
                 <w:rFonts w:ascii="Arial" w:hAnsi="Arial" w:cs="Arial"/>
-                <w:sz w:val="16"/>
-                <w:szCs w:val="16"/>
-              </w:rPr>
-              <w:t>200D,09C2</w:t>
+                <w:sz w:val="18"/>
+                <w:szCs w:val="18"/>
+              </w:rPr>
+              <w:t>200D</w:t>
+            </w:r>
+            <w:proofErr w:type="spellEnd"/>
+            <w:r>
+              <w:rPr>
+                <w:rFonts w:ascii="Arial" w:hAnsi="Arial" w:cs="Arial"/>
+                <w:sz w:val="18"/>
+                <w:szCs w:val="18"/>
+              </w:rPr>
+              <w:t>,</w:t>
+            </w:r>
+            <w:r>
+              <w:rPr>
+                <w:rFonts w:ascii="Arial" w:hAnsi="Arial" w:cs="Arial"/>
+                <w:sz w:val="18"/>
+                <w:szCs w:val="18"/>
+              </w:rPr>
+              <w:br/>
+            </w:r>
+            <w:proofErr w:type="spellStart"/>
+            <w:r>
+              <w:rPr>
+                <w:rFonts w:ascii="Arial" w:hAnsi="Arial" w:cs="Arial"/>
+                <w:sz w:val="18"/>
+                <w:szCs w:val="18"/>
+              </w:rPr>
+              <w:t>09C2</w:t>
             </w:r>
             <w:proofErr w:type="spellEnd"/>
           </w:p>
@@ -15612,7 +15696,7 @@
       <w:tr>
         <w:trPr>
           <w:cantSplit/>
-          <w:trHeight w:hRule="exact" w:val="510"/>
+          <w:trHeight w:hRule="exact" w:val="719"/>
         </w:trPr>
         <w:tc>
           <w:tcPr>
@@ -15887,7 +15971,7 @@
         </w:tc>
         <w:tc>
           <w:tcPr>
-            <w:tcW w:w="889" w:type="dxa"/>
+            <w:tcW w:w="1000" w:type="dxa"/>
             <w:tcBorders>
               <w:top w:val="single" w:sz="12" w:space="0" w:color="000000"/>
               <w:left w:val="single" w:sz="12" w:space="0" w:color="000000"/>
@@ -15918,7 +16002,7 @@
         </w:tc>
         <w:tc>
           <w:tcPr>
-            <w:tcW w:w="886" w:type="dxa"/>
+            <w:tcW w:w="714" w:type="dxa"/>
             <w:tcBorders>
               <w:top w:val="single" w:sz="12" w:space="0" w:color="000000"/>
               <w:left w:val="single" w:sz="12" w:space="0" w:color="000000"/>
@@ -16067,31 +16151,31 @@
               <w:jc w:val="center"/>
               <w:rPr>
                 <w:rFonts w:ascii="Courier" w:hAnsi="Courier"/>
-                <w:sz w:val="16"/>
-                <w:szCs w:val="16"/>
-              </w:rPr>
-            </w:pPr>
-            <w:r>
-              <w:rPr>
-                <w:rFonts w:ascii="Arial" w:hAnsi="Arial" w:cs="Arial"/>
-                <w:sz w:val="16"/>
-                <w:szCs w:val="16"/>
+                <w:sz w:val="18"/>
+                <w:szCs w:val="18"/>
+              </w:rPr>
+            </w:pPr>
+            <w:r>
+              <w:rPr>
+                <w:rFonts w:ascii="Arial" w:hAnsi="Arial" w:cs="Arial"/>
+                <w:sz w:val="18"/>
+                <w:szCs w:val="18"/>
               </w:rPr>
               <w:t>‍</w:t>
             </w:r>
             <w:r>
               <w:rPr>
                 <w:rFonts w:ascii="Nirmala UI" w:hAnsi="Nirmala UI" w:cs="Nirmala UI"/>
-                <w:sz w:val="16"/>
-                <w:szCs w:val="16"/>
+                <w:sz w:val="18"/>
+                <w:szCs w:val="18"/>
               </w:rPr>
               <w:t>ৃ</w:t>
             </w:r>
             <w:r>
               <w:rPr>
                 <w:rFonts w:ascii="Arial" w:hAnsi="Arial" w:cs="Arial"/>
-                <w:sz w:val="16"/>
-                <w:szCs w:val="16"/>
+                <w:sz w:val="18"/>
+                <w:szCs w:val="18"/>
               </w:rPr>
               <w:br/>
             </w:r>
@@ -16099,10 +16183,36 @@
             <w:r>
               <w:rPr>
                 <w:rFonts w:ascii="Arial" w:hAnsi="Arial" w:cs="Arial"/>
-                <w:sz w:val="16"/>
-                <w:szCs w:val="16"/>
-              </w:rPr>
-              <w:t>200D,09C3</w:t>
+                <w:sz w:val="18"/>
+                <w:szCs w:val="18"/>
+              </w:rPr>
+              <w:t>200D</w:t>
+            </w:r>
+            <w:proofErr w:type="spellEnd"/>
+            <w:r>
+              <w:rPr>
+                <w:rFonts w:ascii="Arial" w:hAnsi="Arial" w:cs="Arial"/>
+                <w:sz w:val="18"/>
+                <w:szCs w:val="18"/>
+              </w:rPr>
+              <w:t>,</w:t>
+            </w:r>
+            <w:r>
+              <w:rPr>
+                <w:rFonts w:ascii="Arial" w:hAnsi="Arial" w:cs="Arial"/>
+                <w:sz w:val="18"/>
+                <w:szCs w:val="18"/>
+              </w:rPr>
+              <w:br/>
+            </w:r>
+            <w:proofErr w:type="spellStart"/>
+            <w:r>
+              <w:rPr>
+                <w:rFonts w:ascii="Arial" w:hAnsi="Arial" w:cs="Arial"/>
+                <w:sz w:val="18"/>
+                <w:szCs w:val="18"/>
+              </w:rPr>
+              <w:t>09C3</w:t>
             </w:r>
             <w:proofErr w:type="spellEnd"/>
           </w:p>
@@ -16113,7 +16223,7 @@
       <w:tr>
         <w:trPr>
           <w:cantSplit/>
-          <w:trHeight w:hRule="exact" w:val="510"/>
+          <w:trHeight w:hRule="exact" w:val="701"/>
         </w:trPr>
         <w:tc>
           <w:tcPr>
@@ -16422,7 +16532,7 @@
         </w:tc>
         <w:tc>
           <w:tcPr>
-            <w:tcW w:w="889" w:type="dxa"/>
+            <w:tcW w:w="1000" w:type="dxa"/>
             <w:tcBorders>
               <w:top w:val="single" w:sz="12" w:space="0" w:color="000000"/>
               <w:left w:val="single" w:sz="12" w:space="0" w:color="000000"/>
@@ -16458,7 +16568,7 @@
         </w:tc>
         <w:tc>
           <w:tcPr>
-            <w:tcW w:w="886" w:type="dxa"/>
+            <w:tcW w:w="714" w:type="dxa"/>
             <w:tcBorders>
               <w:top w:val="single" w:sz="12" w:space="0" w:color="000000"/>
               <w:left w:val="single" w:sz="12" w:space="0" w:color="000000"/>
@@ -16625,31 +16735,31 @@
               <w:jc w:val="center"/>
               <w:rPr>
                 <w:rFonts w:ascii="Courier" w:hAnsi="Courier"/>
-                <w:sz w:val="16"/>
-                <w:szCs w:val="16"/>
-              </w:rPr>
-            </w:pPr>
-            <w:r>
-              <w:rPr>
-                <w:rFonts w:ascii="Arial" w:hAnsi="Arial" w:cs="Arial"/>
-                <w:sz w:val="16"/>
-                <w:szCs w:val="16"/>
+                <w:sz w:val="18"/>
+                <w:szCs w:val="18"/>
+              </w:rPr>
+            </w:pPr>
+            <w:r>
+              <w:rPr>
+                <w:rFonts w:ascii="Arial" w:hAnsi="Arial" w:cs="Arial"/>
+                <w:sz w:val="18"/>
+                <w:szCs w:val="18"/>
               </w:rPr>
               <w:t>‍</w:t>
             </w:r>
             <w:r>
               <w:rPr>
                 <w:rFonts w:ascii="Nirmala UI" w:hAnsi="Nirmala UI" w:cs="Nirmala UI"/>
-                <w:sz w:val="16"/>
-                <w:szCs w:val="16"/>
+                <w:sz w:val="18"/>
+                <w:szCs w:val="18"/>
               </w:rPr>
               <w:t>ৢ</w:t>
             </w:r>
             <w:r>
               <w:rPr>
                 <w:rFonts w:ascii="Arial" w:hAnsi="Arial" w:cs="Arial"/>
-                <w:sz w:val="16"/>
-                <w:szCs w:val="16"/>
+                <w:sz w:val="18"/>
+                <w:szCs w:val="18"/>
               </w:rPr>
               <w:br/>
             </w:r>
@@ -16657,10 +16767,36 @@
             <w:r>
               <w:rPr>
                 <w:rFonts w:ascii="Arial" w:hAnsi="Arial" w:cs="Arial"/>
-                <w:sz w:val="16"/>
-                <w:szCs w:val="16"/>
-              </w:rPr>
-              <w:t>200D,09E2</w:t>
+                <w:sz w:val="18"/>
+                <w:szCs w:val="18"/>
+              </w:rPr>
+              <w:t>200D</w:t>
+            </w:r>
+            <w:proofErr w:type="spellEnd"/>
+            <w:r>
+              <w:rPr>
+                <w:rFonts w:ascii="Arial" w:hAnsi="Arial" w:cs="Arial"/>
+                <w:sz w:val="18"/>
+                <w:szCs w:val="18"/>
+              </w:rPr>
+              <w:t>,</w:t>
+            </w:r>
+            <w:r>
+              <w:rPr>
+                <w:rFonts w:ascii="Arial" w:hAnsi="Arial" w:cs="Arial"/>
+                <w:sz w:val="18"/>
+                <w:szCs w:val="18"/>
+              </w:rPr>
+              <w:br/>
+            </w:r>
+            <w:proofErr w:type="spellStart"/>
+            <w:r>
+              <w:rPr>
+                <w:rFonts w:ascii="Arial" w:hAnsi="Arial" w:cs="Arial"/>
+                <w:sz w:val="18"/>
+                <w:szCs w:val="18"/>
+              </w:rPr>
+              <w:t>09E2</w:t>
             </w:r>
             <w:proofErr w:type="spellEnd"/>
           </w:p>
@@ -16920,7 +17056,6 @@
               <w:bottom w:val="single" w:sz="12" w:space="0" w:color="000000"/>
               <w:right w:val="single" w:sz="12" w:space="0" w:color="000000"/>
             </w:tcBorders>
-            <w:shd w:val="clear" w:color="auto" w:fill="CAEDFB" w:themeFill="accent4" w:themeFillTint="33"/>
             <w:vAlign w:val="center"/>
           </w:tcPr>
           <w:p>
@@ -16937,32 +17072,193 @@
             <w:r>
               <w:rPr>
                 <w:rFonts w:ascii="Nirmala UI" w:hAnsi="Nirmala UI" w:cs="Nirmala UI"/>
+              </w:rPr>
+              <w:t>১</w:t>
+            </w:r>
+            <w:r>
+              <w:rPr>
+                <w:rFonts w:ascii="Arial" w:hAnsi="Arial" w:cs="Arial"/>
+              </w:rPr>
+              <w:t>⁄</w:t>
+            </w:r>
+            <w:r>
+              <w:rPr>
+                <w:rFonts w:ascii="Nirmala UI" w:hAnsi="Nirmala UI" w:cs="Nirmala UI"/>
+              </w:rPr>
+              <w:t>২</w:t>
+            </w:r>
+            <w:r>
+              <w:rPr>
+                <w:rFonts w:ascii="Arial" w:hAnsi="Arial" w:cs="Arial"/>
+              </w:rPr>
+              <w:br/>
+            </w:r>
+            <w:proofErr w:type="spellStart"/>
+            <w:r>
+              <w:rPr>
+                <w:rFonts w:ascii="Arial" w:hAnsi="Arial" w:cs="Arial"/>
+              </w:rPr>
+              <w:t>09E7,2044,09E8</w:t>
+            </w:r>
+            <w:proofErr w:type="spellEnd"/>
+          </w:p>
+        </w:tc>
+        <w:tc>
+          <w:tcPr>
+            <w:tcW w:w="1000" w:type="dxa"/>
+            <w:tcBorders>
+              <w:top w:val="single" w:sz="12" w:space="0" w:color="000000"/>
+              <w:left w:val="single" w:sz="12" w:space="0" w:color="000000"/>
+              <w:bottom w:val="single" w:sz="12" w:space="0" w:color="000000"/>
+              <w:right w:val="single" w:sz="12" w:space="0" w:color="000000"/>
+            </w:tcBorders>
+            <w:vAlign w:val="center"/>
+          </w:tcPr>
+          <w:p>
+            <w:pPr>
+              <w:keepNext/>
+              <w:spacing w:after="0" w:line="240" w:lineRule="exact"/>
+              <w:jc w:val="center"/>
+              <w:rPr>
+                <w:rFonts w:ascii="Courier" w:hAnsi="Courier"/>
+                <w:sz w:val="24"/>
+              </w:rPr>
+            </w:pPr>
+            <w:r>
+              <w:rPr>
+                <w:rFonts w:ascii="Arial" w:hAnsi="Arial" w:cs="Arial"/>
+              </w:rPr>
+              <w:t>≠</w:t>
+            </w:r>
+            <w:r>
+              <w:rPr>
+                <w:rFonts w:ascii="Arial" w:hAnsi="Arial" w:cs="Arial"/>
+              </w:rPr>
+              <w:br/>
+              <w:t>2260</w:t>
+            </w:r>
+          </w:p>
+        </w:tc>
+        <w:tc>
+          <w:tcPr>
+            <w:tcW w:w="714" w:type="dxa"/>
+            <w:tcBorders>
+              <w:top w:val="single" w:sz="12" w:space="0" w:color="000000"/>
+              <w:left w:val="single" w:sz="12" w:space="0" w:color="000000"/>
+              <w:bottom w:val="single" w:sz="12" w:space="0" w:color="000000"/>
+              <w:right w:val="single" w:sz="12" w:space="0" w:color="000000"/>
+            </w:tcBorders>
+            <w:vAlign w:val="center"/>
+          </w:tcPr>
+          <w:p>
+            <w:pPr>
+              <w:keepNext/>
+              <w:spacing w:after="0" w:line="240" w:lineRule="exact"/>
+              <w:jc w:val="center"/>
+              <w:rPr>
+                <w:rFonts w:ascii="Courier" w:hAnsi="Courier"/>
                 <w:sz w:val="18"/>
                 <w:szCs w:val="18"/>
               </w:rPr>
-              <w:t>১</w:t>
-            </w:r>
-            <w:r>
-              <w:rPr>
-                <w:rFonts w:ascii="Arial" w:hAnsi="Arial" w:cs="Arial"/>
+            </w:pPr>
+            <w:r>
+              <w:rPr>
+                <w:rFonts w:ascii="Arial" w:hAnsi="Arial" w:cs="Arial"/>
+              </w:rPr>
+              <w:t>K</w:t>
+            </w:r>
+            <w:r>
+              <w:rPr>
+                <w:rFonts w:ascii="Arial" w:hAnsi="Arial" w:cs="Arial"/>
+              </w:rPr>
+              <w:br/>
+            </w:r>
+            <w:proofErr w:type="spellStart"/>
+            <w:r>
+              <w:rPr>
+                <w:rFonts w:ascii="Arial" w:hAnsi="Arial" w:cs="Arial"/>
+              </w:rPr>
+              <w:t>004B</w:t>
+            </w:r>
+            <w:proofErr w:type="spellEnd"/>
+          </w:p>
+        </w:tc>
+        <w:tc>
+          <w:tcPr>
+            <w:tcW w:w="0" w:type="auto"/>
+            <w:tcBorders>
+              <w:top w:val="single" w:sz="12" w:space="0" w:color="000000"/>
+              <w:left w:val="single" w:sz="12" w:space="0" w:color="000000"/>
+              <w:bottom w:val="single" w:sz="12" w:space="0" w:color="000000"/>
+              <w:right w:val="single" w:sz="12" w:space="0" w:color="000000"/>
+            </w:tcBorders>
+            <w:shd w:val="clear" w:color="auto" w:fill="FFFACD"/>
+            <w:vAlign w:val="center"/>
+          </w:tcPr>
+          <w:p>
+            <w:pPr>
+              <w:keepNext/>
+              <w:spacing w:after="0" w:line="240" w:lineRule="exact"/>
+              <w:jc w:val="center"/>
+              <w:rPr>
+                <w:rFonts w:ascii="Courier" w:hAnsi="Courier"/>
                 <w:sz w:val="18"/>
                 <w:szCs w:val="18"/>
               </w:rPr>
-              <w:t>⁄</w:t>
-            </w:r>
+            </w:pPr>
             <w:r>
               <w:rPr>
                 <w:rFonts w:ascii="Nirmala UI" w:hAnsi="Nirmala UI" w:cs="Nirmala UI"/>
+              </w:rPr>
+              <w:t>ᳵ</w:t>
+            </w:r>
+            <w:r>
+              <w:rPr>
+                <w:rFonts w:ascii="Arial" w:hAnsi="Arial" w:cs="Arial"/>
+              </w:rPr>
+              <w:br/>
+            </w:r>
+            <w:proofErr w:type="spellStart"/>
+            <w:r>
+              <w:rPr>
+                <w:rFonts w:ascii="Arial" w:hAnsi="Arial" w:cs="Arial"/>
+              </w:rPr>
+              <w:t>1CF5</w:t>
+            </w:r>
+            <w:proofErr w:type="spellEnd"/>
+          </w:p>
+        </w:tc>
+        <w:tc>
+          <w:tcPr>
+            <w:tcW w:w="0" w:type="auto"/>
+            <w:tcBorders>
+              <w:top w:val="single" w:sz="12" w:space="0" w:color="000000"/>
+              <w:left w:val="single" w:sz="12" w:space="0" w:color="000000"/>
+              <w:bottom w:val="single" w:sz="12" w:space="0" w:color="000000"/>
+              <w:right w:val="single" w:sz="12" w:space="0" w:color="000000"/>
+            </w:tcBorders>
+            <w:vAlign w:val="center"/>
+          </w:tcPr>
+          <w:p>
+            <w:pPr>
+              <w:keepNext/>
+              <w:spacing w:after="0" w:line="240" w:lineRule="exact"/>
+              <w:jc w:val="center"/>
+              <w:rPr>
+                <w:rFonts w:ascii="Courier" w:hAnsi="Courier"/>
                 <w:sz w:val="18"/>
                 <w:szCs w:val="18"/>
               </w:rPr>
-              <w:t>২</w:t>
-            </w:r>
-            <w:r>
-              <w:rPr>
-                <w:rFonts w:ascii="Arial" w:hAnsi="Arial" w:cs="Arial"/>
-                <w:sz w:val="18"/>
-                <w:szCs w:val="18"/>
+            </w:pPr>
+            <w:r>
+              <w:rPr>
+                <w:rFonts w:ascii="Arial" w:hAnsi="Arial" w:cs="Arial"/>
+              </w:rPr>
+              <w:t>±</w:t>
+            </w:r>
+            <w:r>
+              <w:rPr>
+                <w:rFonts w:ascii="Arial" w:hAnsi="Arial" w:cs="Arial"/>
               </w:rPr>
               <w:br/>
             </w:r>
@@ -16970,177 +17266,6 @@
             <w:r>
               <w:rPr>
                 <w:rFonts w:ascii="Arial" w:hAnsi="Arial" w:cs="Arial"/>
-                <w:sz w:val="18"/>
-                <w:szCs w:val="18"/>
-              </w:rPr>
-              <w:t>09E7,2044,09E8</w:t>
-            </w:r>
-            <w:proofErr w:type="spellEnd"/>
-          </w:p>
-        </w:tc>
-        <w:tc>
-          <w:tcPr>
-            <w:tcW w:w="889" w:type="dxa"/>
-            <w:tcBorders>
-              <w:top w:val="single" w:sz="12" w:space="0" w:color="000000"/>
-              <w:left w:val="single" w:sz="12" w:space="0" w:color="000000"/>
-              <w:bottom w:val="single" w:sz="12" w:space="0" w:color="000000"/>
-              <w:right w:val="single" w:sz="12" w:space="0" w:color="000000"/>
-            </w:tcBorders>
-            <w:vAlign w:val="center"/>
-          </w:tcPr>
-          <w:p>
-            <w:pPr>
-              <w:keepNext/>
-              <w:spacing w:after="0" w:line="240" w:lineRule="exact"/>
-              <w:jc w:val="center"/>
-              <w:rPr>
-                <w:rFonts w:ascii="Courier" w:hAnsi="Courier"/>
-                <w:sz w:val="24"/>
-              </w:rPr>
-            </w:pPr>
-            <w:r>
-              <w:rPr>
-                <w:rFonts w:ascii="Arial" w:hAnsi="Arial" w:cs="Arial"/>
-              </w:rPr>
-              <w:t>≠</w:t>
-            </w:r>
-            <w:r>
-              <w:rPr>
-                <w:rFonts w:ascii="Arial" w:hAnsi="Arial" w:cs="Arial"/>
-              </w:rPr>
-              <w:br/>
-              <w:t>2260</w:t>
-            </w:r>
-          </w:p>
-        </w:tc>
-        <w:tc>
-          <w:tcPr>
-            <w:tcW w:w="886" w:type="dxa"/>
-            <w:tcBorders>
-              <w:top w:val="single" w:sz="12" w:space="0" w:color="000000"/>
-              <w:left w:val="single" w:sz="12" w:space="0" w:color="000000"/>
-              <w:bottom w:val="single" w:sz="12" w:space="0" w:color="000000"/>
-              <w:right w:val="single" w:sz="12" w:space="0" w:color="000000"/>
-            </w:tcBorders>
-            <w:vAlign w:val="center"/>
-          </w:tcPr>
-          <w:p>
-            <w:pPr>
-              <w:keepNext/>
-              <w:spacing w:after="0" w:line="240" w:lineRule="exact"/>
-              <w:jc w:val="center"/>
-              <w:rPr>
-                <w:rFonts w:ascii="Courier" w:hAnsi="Courier"/>
-                <w:sz w:val="18"/>
-                <w:szCs w:val="18"/>
-              </w:rPr>
-            </w:pPr>
-            <w:r>
-              <w:rPr>
-                <w:rFonts w:ascii="Arial" w:hAnsi="Arial" w:cs="Arial"/>
-                <w:sz w:val="18"/>
-                <w:szCs w:val="18"/>
-              </w:rPr>
-              <w:t>K</w:t>
-            </w:r>
-            <w:r>
-              <w:rPr>
-                <w:rFonts w:ascii="Arial" w:hAnsi="Arial" w:cs="Arial"/>
-                <w:sz w:val="18"/>
-                <w:szCs w:val="18"/>
-              </w:rPr>
-              <w:br/>
-            </w:r>
-            <w:proofErr w:type="spellStart"/>
-            <w:r>
-              <w:rPr>
-                <w:rFonts w:ascii="Arial" w:hAnsi="Arial" w:cs="Arial"/>
-                <w:sz w:val="18"/>
-                <w:szCs w:val="18"/>
-              </w:rPr>
-              <w:t>004B</w:t>
-            </w:r>
-            <w:proofErr w:type="spellEnd"/>
-          </w:p>
-        </w:tc>
-        <w:tc>
-          <w:tcPr>
-            <w:tcW w:w="0" w:type="auto"/>
-            <w:tcBorders>
-              <w:top w:val="single" w:sz="12" w:space="0" w:color="000000"/>
-              <w:left w:val="single" w:sz="12" w:space="0" w:color="000000"/>
-              <w:bottom w:val="single" w:sz="12" w:space="0" w:color="000000"/>
-              <w:right w:val="single" w:sz="12" w:space="0" w:color="000000"/>
-            </w:tcBorders>
-            <w:shd w:val="clear" w:color="auto" w:fill="DDA0DD"/>
-            <w:vAlign w:val="center"/>
-          </w:tcPr>
-          <w:p>
-            <w:pPr>
-              <w:keepNext/>
-              <w:spacing w:after="0" w:line="240" w:lineRule="exact"/>
-              <w:jc w:val="center"/>
-              <w:rPr>
-                <w:rFonts w:ascii="Courier" w:hAnsi="Courier"/>
-                <w:sz w:val="18"/>
-                <w:szCs w:val="18"/>
-              </w:rPr>
-            </w:pPr>
-            <w:r>
-              <w:rPr>
-                <w:rFonts w:ascii="Arial" w:hAnsi="Arial" w:cs="Arial"/>
-                <w:sz w:val="18"/>
-                <w:szCs w:val="18"/>
-              </w:rPr>
-              <w:t> </w:t>
-            </w:r>
-          </w:p>
-        </w:tc>
-        <w:tc>
-          <w:tcPr>
-            <w:tcW w:w="0" w:type="auto"/>
-            <w:tcBorders>
-              <w:top w:val="single" w:sz="12" w:space="0" w:color="000000"/>
-              <w:left w:val="single" w:sz="12" w:space="0" w:color="000000"/>
-              <w:bottom w:val="single" w:sz="12" w:space="0" w:color="000000"/>
-              <w:right w:val="single" w:sz="12" w:space="0" w:color="000000"/>
-            </w:tcBorders>
-            <w:vAlign w:val="center"/>
-          </w:tcPr>
-          <w:p>
-            <w:pPr>
-              <w:keepNext/>
-              <w:spacing w:after="0" w:line="240" w:lineRule="exact"/>
-              <w:jc w:val="center"/>
-              <w:rPr>
-                <w:rFonts w:ascii="Courier" w:hAnsi="Courier"/>
-                <w:sz w:val="18"/>
-                <w:szCs w:val="18"/>
-              </w:rPr>
-            </w:pPr>
-            <w:r>
-              <w:rPr>
-                <w:rFonts w:ascii="Arial" w:hAnsi="Arial" w:cs="Arial"/>
-                <w:sz w:val="18"/>
-                <w:szCs w:val="18"/>
-              </w:rPr>
-              <w:t>±</w:t>
-            </w:r>
-            <w:r>
-              <w:rPr>
-                <w:rFonts w:ascii="Arial" w:hAnsi="Arial" w:cs="Arial"/>
-                <w:sz w:val="18"/>
-                <w:szCs w:val="18"/>
-              </w:rPr>
-              <w:br/>
-            </w:r>
-            <w:proofErr w:type="spellStart"/>
-            <w:r>
-              <w:rPr>
-                <w:rFonts w:ascii="Arial" w:hAnsi="Arial" w:cs="Arial"/>
-                <w:sz w:val="18"/>
-                <w:szCs w:val="18"/>
               </w:rPr>
               <w:t>00B1</w:t>
             </w:r>
@@ -17442,7 +17567,6 @@
               <w:bottom w:val="single" w:sz="12" w:space="0" w:color="000000"/>
               <w:right w:val="single" w:sz="12" w:space="0" w:color="000000"/>
             </w:tcBorders>
-            <w:shd w:val="clear" w:color="auto" w:fill="CAEDFB" w:themeFill="accent4" w:themeFillTint="33"/>
             <w:vAlign w:val="center"/>
           </w:tcPr>
           <w:p>
@@ -17459,208 +17583,200 @@
             <w:r>
               <w:rPr>
                 <w:rFonts w:ascii="Nirmala UI" w:hAnsi="Nirmala UI" w:cs="Nirmala UI"/>
+              </w:rPr>
+              <w:t>৩</w:t>
+            </w:r>
+            <w:r>
+              <w:rPr>
+                <w:rFonts w:ascii="Arial" w:hAnsi="Arial" w:cs="Arial"/>
+              </w:rPr>
+              <w:t>⁄</w:t>
+            </w:r>
+            <w:r>
+              <w:rPr>
+                <w:rFonts w:ascii="Nirmala UI" w:hAnsi="Nirmala UI" w:cs="Nirmala UI"/>
+              </w:rPr>
+              <w:t>৪</w:t>
+            </w:r>
+            <w:r>
+              <w:rPr>
+                <w:rFonts w:ascii="Arial" w:hAnsi="Arial" w:cs="Arial"/>
+              </w:rPr>
+              <w:br/>
+            </w:r>
+            <w:proofErr w:type="spellStart"/>
+            <w:r>
+              <w:rPr>
+                <w:rFonts w:ascii="Arial" w:hAnsi="Arial" w:cs="Arial"/>
+              </w:rPr>
+              <w:t>09E9,2044,09EA</w:t>
+            </w:r>
+            <w:proofErr w:type="spellEnd"/>
+          </w:p>
+        </w:tc>
+        <w:tc>
+          <w:tcPr>
+            <w:tcW w:w="1000" w:type="dxa"/>
+            <w:tcBorders>
+              <w:top w:val="single" w:sz="12" w:space="0" w:color="000000"/>
+              <w:left w:val="single" w:sz="12" w:space="0" w:color="000000"/>
+              <w:bottom w:val="single" w:sz="12" w:space="0" w:color="000000"/>
+              <w:right w:val="single" w:sz="12" w:space="0" w:color="000000"/>
+            </w:tcBorders>
+            <w:vAlign w:val="center"/>
+          </w:tcPr>
+          <w:p>
+            <w:pPr>
+              <w:keepNext/>
+              <w:spacing w:after="0" w:line="240" w:lineRule="exact"/>
+              <w:jc w:val="center"/>
+              <w:rPr>
+                <w:rFonts w:ascii="Courier" w:hAnsi="Courier"/>
+                <w:sz w:val="24"/>
+              </w:rPr>
+            </w:pPr>
+            <w:r>
+              <w:rPr>
+                <w:rFonts w:ascii="Arial" w:hAnsi="Arial" w:cs="Arial"/>
+              </w:rPr>
+              <w:t>[</w:t>
+            </w:r>
+            <w:r>
+              <w:rPr>
+                <w:rFonts w:ascii="Arial" w:hAnsi="Arial" w:cs="Arial"/>
+              </w:rPr>
+              <w:br/>
+            </w:r>
+            <w:proofErr w:type="spellStart"/>
+            <w:r>
+              <w:rPr>
+                <w:rFonts w:ascii="Arial" w:hAnsi="Arial" w:cs="Arial"/>
+              </w:rPr>
+              <w:t>005B</w:t>
+            </w:r>
+            <w:proofErr w:type="spellEnd"/>
+          </w:p>
+        </w:tc>
+        <w:tc>
+          <w:tcPr>
+            <w:tcW w:w="714" w:type="dxa"/>
+            <w:tcBorders>
+              <w:top w:val="single" w:sz="12" w:space="0" w:color="000000"/>
+              <w:left w:val="single" w:sz="12" w:space="0" w:color="000000"/>
+              <w:bottom w:val="single" w:sz="12" w:space="0" w:color="000000"/>
+              <w:right w:val="single" w:sz="12" w:space="0" w:color="000000"/>
+            </w:tcBorders>
+            <w:vAlign w:val="center"/>
+          </w:tcPr>
+          <w:p>
+            <w:pPr>
+              <w:keepNext/>
+              <w:spacing w:after="0" w:line="240" w:lineRule="exact"/>
+              <w:jc w:val="center"/>
+              <w:rPr>
+                <w:rFonts w:ascii="Courier" w:hAnsi="Courier"/>
                 <w:sz w:val="18"/>
                 <w:szCs w:val="18"/>
               </w:rPr>
-              <w:t>৩</w:t>
-            </w:r>
-            <w:r>
-              <w:rPr>
-                <w:rFonts w:ascii="Arial" w:hAnsi="Arial" w:cs="Arial"/>
+            </w:pPr>
+            <w:r>
+              <w:rPr>
+                <w:rFonts w:ascii="Arial" w:hAnsi="Arial" w:cs="Arial"/>
+              </w:rPr>
+              <w:t>L</w:t>
+            </w:r>
+            <w:r>
+              <w:rPr>
+                <w:rFonts w:ascii="Arial" w:hAnsi="Arial" w:cs="Arial"/>
+              </w:rPr>
+              <w:br/>
+            </w:r>
+            <w:proofErr w:type="spellStart"/>
+            <w:r>
+              <w:rPr>
+                <w:rFonts w:ascii="Arial" w:hAnsi="Arial" w:cs="Arial"/>
+              </w:rPr>
+              <w:t>004C</w:t>
+            </w:r>
+            <w:proofErr w:type="spellEnd"/>
+          </w:p>
+        </w:tc>
+        <w:tc>
+          <w:tcPr>
+            <w:tcW w:w="0" w:type="auto"/>
+            <w:tcBorders>
+              <w:top w:val="single" w:sz="12" w:space="0" w:color="000000"/>
+              <w:left w:val="single" w:sz="12" w:space="0" w:color="000000"/>
+              <w:bottom w:val="single" w:sz="12" w:space="0" w:color="000000"/>
+              <w:right w:val="single" w:sz="12" w:space="0" w:color="000000"/>
+            </w:tcBorders>
+            <w:shd w:val="clear" w:color="auto" w:fill="FFFACD"/>
+            <w:vAlign w:val="center"/>
+          </w:tcPr>
+          <w:p>
+            <w:pPr>
+              <w:keepNext/>
+              <w:spacing w:after="0" w:line="240" w:lineRule="exact"/>
+              <w:jc w:val="center"/>
+              <w:rPr>
+                <w:rFonts w:ascii="Courier" w:hAnsi="Courier"/>
                 <w:sz w:val="18"/>
                 <w:szCs w:val="18"/>
               </w:rPr>
-              <w:t>⁄</w:t>
-            </w:r>
+            </w:pPr>
             <w:r>
               <w:rPr>
                 <w:rFonts w:ascii="Nirmala UI" w:hAnsi="Nirmala UI" w:cs="Nirmala UI"/>
+              </w:rPr>
+              <w:t>ᳶ</w:t>
+            </w:r>
+            <w:r>
+              <w:rPr>
+                <w:rFonts w:ascii="Arial" w:hAnsi="Arial" w:cs="Arial"/>
+              </w:rPr>
+              <w:br/>
+            </w:r>
+            <w:proofErr w:type="spellStart"/>
+            <w:r>
+              <w:rPr>
+                <w:rFonts w:ascii="Arial" w:hAnsi="Arial" w:cs="Arial"/>
+              </w:rPr>
+              <w:t>1CF6</w:t>
+            </w:r>
+            <w:proofErr w:type="spellEnd"/>
+          </w:p>
+        </w:tc>
+        <w:tc>
+          <w:tcPr>
+            <w:tcW w:w="0" w:type="auto"/>
+            <w:tcBorders>
+              <w:top w:val="single" w:sz="12" w:space="0" w:color="000000"/>
+              <w:left w:val="single" w:sz="12" w:space="0" w:color="000000"/>
+              <w:bottom w:val="single" w:sz="12" w:space="0" w:color="000000"/>
+              <w:right w:val="single" w:sz="12" w:space="0" w:color="000000"/>
+            </w:tcBorders>
+            <w:vAlign w:val="center"/>
+          </w:tcPr>
+          <w:p>
+            <w:pPr>
+              <w:keepNext/>
+              <w:spacing w:after="0" w:line="240" w:lineRule="exact"/>
+              <w:jc w:val="center"/>
+              <w:rPr>
+                <w:rFonts w:ascii="Courier" w:hAnsi="Courier"/>
                 <w:sz w:val="18"/>
                 <w:szCs w:val="18"/>
               </w:rPr>
-              <w:t>৪</w:t>
-            </w:r>
-            <w:r>
-              <w:rPr>
-                <w:rFonts w:ascii="Arial" w:hAnsi="Arial" w:cs="Arial"/>
-                <w:sz w:val="18"/>
-                <w:szCs w:val="18"/>
-              </w:rPr>
-              <w:br/>
-            </w:r>
-            <w:proofErr w:type="spellStart"/>
-            <w:r>
-              <w:rPr>
-                <w:rFonts w:ascii="Arial" w:hAnsi="Arial" w:cs="Arial"/>
-                <w:sz w:val="18"/>
-                <w:szCs w:val="18"/>
-              </w:rPr>
-              <w:t>09E9,2044,09EA</w:t>
-            </w:r>
-            <w:proofErr w:type="spellEnd"/>
-          </w:p>
-        </w:tc>
-        <w:tc>
-          <w:tcPr>
-            <w:tcW w:w="889" w:type="dxa"/>
-            <w:tcBorders>
-              <w:top w:val="single" w:sz="12" w:space="0" w:color="000000"/>
-              <w:left w:val="single" w:sz="12" w:space="0" w:color="000000"/>
-              <w:bottom w:val="single" w:sz="12" w:space="0" w:color="000000"/>
-              <w:right w:val="single" w:sz="12" w:space="0" w:color="000000"/>
-            </w:tcBorders>
-            <w:vAlign w:val="center"/>
-          </w:tcPr>
-          <w:p>
-            <w:pPr>
-              <w:keepNext/>
-              <w:spacing w:after="0" w:line="240" w:lineRule="exact"/>
-              <w:jc w:val="center"/>
-              <w:rPr>
-                <w:rFonts w:ascii="Courier" w:hAnsi="Courier"/>
-                <w:sz w:val="24"/>
-              </w:rPr>
-            </w:pPr>
-            <w:r>
-              <w:rPr>
-                <w:rFonts w:ascii="Arial" w:hAnsi="Arial" w:cs="Arial"/>
-              </w:rPr>
-              <w:t>[</w:t>
-            </w:r>
-            <w:r>
-              <w:rPr>
-                <w:rFonts w:ascii="Arial" w:hAnsi="Arial" w:cs="Arial"/>
-              </w:rPr>
-              <w:br/>
-            </w:r>
-            <w:proofErr w:type="spellStart"/>
-            <w:r>
-              <w:rPr>
-                <w:rFonts w:ascii="Arial" w:hAnsi="Arial" w:cs="Arial"/>
-              </w:rPr>
-              <w:t>005B</w:t>
-            </w:r>
-            <w:proofErr w:type="spellEnd"/>
-          </w:p>
-        </w:tc>
-        <w:tc>
-          <w:tcPr>
-            <w:tcW w:w="886" w:type="dxa"/>
-            <w:tcBorders>
-              <w:top w:val="single" w:sz="12" w:space="0" w:color="000000"/>
-              <w:left w:val="single" w:sz="12" w:space="0" w:color="000000"/>
-              <w:bottom w:val="single" w:sz="12" w:space="0" w:color="000000"/>
-              <w:right w:val="single" w:sz="12" w:space="0" w:color="000000"/>
-            </w:tcBorders>
-            <w:vAlign w:val="center"/>
-          </w:tcPr>
-          <w:p>
-            <w:pPr>
-              <w:keepNext/>
-              <w:spacing w:after="0" w:line="240" w:lineRule="exact"/>
-              <w:jc w:val="center"/>
-              <w:rPr>
-                <w:rFonts w:ascii="Courier" w:hAnsi="Courier"/>
-                <w:sz w:val="18"/>
-                <w:szCs w:val="18"/>
-              </w:rPr>
-            </w:pPr>
-            <w:r>
-              <w:rPr>
-                <w:rFonts w:ascii="Arial" w:hAnsi="Arial" w:cs="Arial"/>
-                <w:sz w:val="18"/>
-                <w:szCs w:val="18"/>
-              </w:rPr>
-              <w:t>L</w:t>
-            </w:r>
-            <w:r>
-              <w:rPr>
-                <w:rFonts w:ascii="Arial" w:hAnsi="Arial" w:cs="Arial"/>
-                <w:sz w:val="18"/>
-                <w:szCs w:val="18"/>
-              </w:rPr>
-              <w:br/>
-            </w:r>
-            <w:proofErr w:type="spellStart"/>
-            <w:r>
-              <w:rPr>
-                <w:rFonts w:ascii="Arial" w:hAnsi="Arial" w:cs="Arial"/>
-                <w:sz w:val="18"/>
-                <w:szCs w:val="18"/>
-              </w:rPr>
-              <w:t>004C</w:t>
-            </w:r>
-            <w:proofErr w:type="spellEnd"/>
-          </w:p>
-        </w:tc>
-        <w:tc>
-          <w:tcPr>
-            <w:tcW w:w="0" w:type="auto"/>
-            <w:tcBorders>
-              <w:top w:val="single" w:sz="12" w:space="0" w:color="000000"/>
-              <w:left w:val="single" w:sz="12" w:space="0" w:color="000000"/>
-              <w:bottom w:val="single" w:sz="12" w:space="0" w:color="000000"/>
-              <w:right w:val="single" w:sz="12" w:space="0" w:color="000000"/>
-            </w:tcBorders>
-            <w:shd w:val="clear" w:color="auto" w:fill="DDA0DD"/>
-            <w:vAlign w:val="center"/>
-          </w:tcPr>
-          <w:p>
-            <w:pPr>
-              <w:keepNext/>
-              <w:spacing w:after="0" w:line="240" w:lineRule="exact"/>
-              <w:jc w:val="center"/>
-              <w:rPr>
-                <w:rFonts w:ascii="Courier" w:hAnsi="Courier"/>
-                <w:sz w:val="18"/>
-                <w:szCs w:val="18"/>
-              </w:rPr>
-            </w:pPr>
-            <w:r>
-              <w:rPr>
-                <w:rFonts w:ascii="Arial" w:hAnsi="Arial" w:cs="Arial"/>
-                <w:sz w:val="18"/>
-                <w:szCs w:val="18"/>
-              </w:rPr>
-              <w:t> </w:t>
-            </w:r>
-          </w:p>
-        </w:tc>
-        <w:tc>
-          <w:tcPr>
-            <w:tcW w:w="0" w:type="auto"/>
-            <w:tcBorders>
-              <w:top w:val="single" w:sz="12" w:space="0" w:color="000000"/>
-              <w:left w:val="single" w:sz="12" w:space="0" w:color="000000"/>
-              <w:bottom w:val="single" w:sz="12" w:space="0" w:color="000000"/>
-              <w:right w:val="single" w:sz="12" w:space="0" w:color="000000"/>
-            </w:tcBorders>
-            <w:vAlign w:val="center"/>
-          </w:tcPr>
-          <w:p>
-            <w:pPr>
-              <w:keepNext/>
-              <w:spacing w:after="0" w:line="240" w:lineRule="exact"/>
-              <w:jc w:val="center"/>
-              <w:rPr>
-                <w:rFonts w:ascii="Courier" w:hAnsi="Courier"/>
-                <w:sz w:val="18"/>
-                <w:szCs w:val="18"/>
-              </w:rPr>
-            </w:pPr>
-            <w:r>
-              <w:rPr>
-                <w:rFonts w:ascii="Arial" w:hAnsi="Arial" w:cs="Arial"/>
-                <w:sz w:val="18"/>
-                <w:szCs w:val="18"/>
+            </w:pPr>
+            <w:r>
+              <w:rPr>
+                <w:rFonts w:ascii="Arial" w:hAnsi="Arial" w:cs="Arial"/>
               </w:rPr>
               <w:t>‰</w:t>
             </w:r>
             <w:r>
               <w:rPr>
                 <w:rFonts w:ascii="Arial" w:hAnsi="Arial" w:cs="Arial"/>
-                <w:sz w:val="18"/>
-                <w:szCs w:val="18"/>
               </w:rPr>
               <w:br/>
               <w:t>2030</w:t>
@@ -17703,7 +17819,7 @@
       <w:tr>
         <w:trPr>
           <w:cantSplit/>
-          <w:trHeight w:hRule="exact" w:val="510"/>
+          <w:trHeight w:hRule="exact" w:val="785"/>
         </w:trPr>
         <w:tc>
           <w:tcPr>
@@ -17925,139 +18041,17 @@
               <w:jc w:val="center"/>
               <w:rPr>
                 <w:rFonts w:ascii="Courier" w:hAnsi="Courier"/>
-                <w:sz w:val="24"/>
-              </w:rPr>
-            </w:pPr>
-            <w:r>
-              <w:rPr>
-                <w:rFonts w:ascii="Nirmala UI" w:hAnsi="Nirmala UI" w:cs="Nirmala UI"/>
-              </w:rPr>
-              <w:t>১</w:t>
-            </w:r>
-            <w:r>
-              <w:rPr>
-                <w:rFonts w:ascii="Arial" w:hAnsi="Arial" w:cs="Arial"/>
-              </w:rPr>
-              <w:br/>
-            </w:r>
-            <w:proofErr w:type="spellStart"/>
-            <w:r>
-              <w:rPr>
-                <w:rFonts w:ascii="Arial" w:hAnsi="Arial" w:cs="Arial"/>
-              </w:rPr>
-              <w:t>09E7</w:t>
-            </w:r>
-            <w:proofErr w:type="spellEnd"/>
-          </w:p>
-        </w:tc>
-        <w:tc>
-          <w:tcPr>
-            <w:tcW w:w="0" w:type="auto"/>
-            <w:tcBorders>
-              <w:top w:val="single" w:sz="12" w:space="0" w:color="000000"/>
-              <w:left w:val="single" w:sz="12" w:space="0" w:color="000000"/>
-              <w:bottom w:val="single" w:sz="12" w:space="0" w:color="000000"/>
-              <w:right w:val="single" w:sz="12" w:space="0" w:color="000000"/>
-            </w:tcBorders>
-            <w:vAlign w:val="center"/>
-          </w:tcPr>
-          <w:p>
-            <w:pPr>
-              <w:keepNext/>
-              <w:spacing w:after="0" w:line="240" w:lineRule="exact"/>
-              <w:jc w:val="center"/>
-              <w:rPr>
-                <w:rFonts w:ascii="Courier" w:hAnsi="Courier"/>
-                <w:sz w:val="24"/>
-              </w:rPr>
-            </w:pPr>
-            <w:r>
-              <w:rPr>
-                <w:rFonts w:ascii="Cambria Math" w:hAnsi="Cambria Math" w:cs="Cambria Math"/>
-              </w:rPr>
-              <w:t>⩽</w:t>
-            </w:r>
-            <w:r>
-              <w:rPr>
-                <w:rFonts w:ascii="Arial" w:hAnsi="Arial" w:cs="Arial"/>
-              </w:rPr>
-              <w:br/>
-            </w:r>
-            <w:proofErr w:type="spellStart"/>
-            <w:r>
-              <w:rPr>
-                <w:rFonts w:ascii="Arial" w:hAnsi="Arial" w:cs="Arial"/>
-              </w:rPr>
-              <w:t>2A7D</w:t>
-            </w:r>
-            <w:proofErr w:type="spellEnd"/>
-          </w:p>
-        </w:tc>
-        <w:tc>
-          <w:tcPr>
-            <w:tcW w:w="889" w:type="dxa"/>
-            <w:tcBorders>
-              <w:top w:val="single" w:sz="12" w:space="0" w:color="000000"/>
-              <w:left w:val="single" w:sz="12" w:space="0" w:color="000000"/>
-              <w:bottom w:val="single" w:sz="12" w:space="0" w:color="000000"/>
-              <w:right w:val="single" w:sz="12" w:space="0" w:color="000000"/>
-            </w:tcBorders>
-            <w:vAlign w:val="center"/>
-          </w:tcPr>
-          <w:p>
-            <w:pPr>
-              <w:keepNext/>
-              <w:spacing w:after="0" w:line="240" w:lineRule="exact"/>
-              <w:jc w:val="center"/>
-              <w:rPr>
-                <w:rFonts w:ascii="Courier" w:hAnsi="Courier"/>
-                <w:sz w:val="24"/>
-              </w:rPr>
-            </w:pPr>
-            <w:r>
-              <w:rPr>
-                <w:rFonts w:ascii="Arial" w:hAnsi="Arial" w:cs="Arial"/>
-              </w:rPr>
-              <w:t>~</w:t>
-            </w:r>
-            <w:r>
-              <w:rPr>
-                <w:rFonts w:ascii="Arial" w:hAnsi="Arial" w:cs="Arial"/>
-              </w:rPr>
-              <w:br/>
-              <w:t>007E</w:t>
-            </w:r>
-          </w:p>
-        </w:tc>
-        <w:tc>
-          <w:tcPr>
-            <w:tcW w:w="886" w:type="dxa"/>
-            <w:tcBorders>
-              <w:top w:val="single" w:sz="12" w:space="0" w:color="000000"/>
-              <w:left w:val="single" w:sz="12" w:space="0" w:color="000000"/>
-              <w:bottom w:val="single" w:sz="12" w:space="0" w:color="000000"/>
-              <w:right w:val="single" w:sz="12" w:space="0" w:color="000000"/>
-            </w:tcBorders>
-            <w:vAlign w:val="center"/>
-          </w:tcPr>
-          <w:p>
-            <w:pPr>
-              <w:keepNext/>
-              <w:spacing w:after="0" w:line="240" w:lineRule="exact"/>
-              <w:jc w:val="center"/>
-              <w:rPr>
-                <w:rFonts w:ascii="Courier" w:hAnsi="Courier"/>
                 <w:sz w:val="18"/>
                 <w:szCs w:val="18"/>
               </w:rPr>
             </w:pPr>
             <w:r>
               <w:rPr>
-                <w:rFonts w:ascii="Arial" w:hAnsi="Arial" w:cs="Arial"/>
+                <w:rFonts w:ascii="Nirmala UI" w:hAnsi="Nirmala UI" w:cs="Nirmala UI"/>
                 <w:sz w:val="18"/>
                 <w:szCs w:val="18"/>
               </w:rPr>
-              <w:t>M</w:t>
+              <w:t>১</w:t>
             </w:r>
             <w:r>
               <w:rPr>
@@ -18074,7 +18068,7 @@
                 <w:sz w:val="18"/>
                 <w:szCs w:val="18"/>
               </w:rPr>
-              <w:t>004D</w:t>
+              <w:t>09E7</w:t>
             </w:r>
             <w:proofErr w:type="spellEnd"/>
           </w:p>
@@ -18088,7 +18082,85 @@
               <w:bottom w:val="single" w:sz="12" w:space="0" w:color="000000"/>
               <w:right w:val="single" w:sz="12" w:space="0" w:color="000000"/>
             </w:tcBorders>
-            <w:shd w:val="clear" w:color="auto" w:fill="DDA0DD"/>
+            <w:vAlign w:val="center"/>
+          </w:tcPr>
+          <w:p>
+            <w:pPr>
+              <w:keepNext/>
+              <w:spacing w:after="0" w:line="240" w:lineRule="exact"/>
+              <w:jc w:val="center"/>
+              <w:rPr>
+                <w:rFonts w:ascii="Courier" w:hAnsi="Courier"/>
+                <w:sz w:val="24"/>
+              </w:rPr>
+            </w:pPr>
+            <w:r>
+              <w:rPr>
+                <w:rFonts w:ascii="Cambria Math" w:hAnsi="Cambria Math" w:cs="Cambria Math"/>
+              </w:rPr>
+              <w:t>⩽</w:t>
+            </w:r>
+            <w:r>
+              <w:rPr>
+                <w:rFonts w:ascii="Arial" w:hAnsi="Arial" w:cs="Arial"/>
+              </w:rPr>
+              <w:br/>
+            </w:r>
+            <w:proofErr w:type="spellStart"/>
+            <w:r>
+              <w:rPr>
+                <w:rFonts w:ascii="Arial" w:hAnsi="Arial" w:cs="Arial"/>
+              </w:rPr>
+              <w:t>2A7D</w:t>
+            </w:r>
+            <w:proofErr w:type="spellEnd"/>
+          </w:p>
+        </w:tc>
+        <w:tc>
+          <w:tcPr>
+            <w:tcW w:w="1000" w:type="dxa"/>
+            <w:tcBorders>
+              <w:top w:val="single" w:sz="12" w:space="0" w:color="000000"/>
+              <w:left w:val="single" w:sz="12" w:space="0" w:color="000000"/>
+              <w:bottom w:val="single" w:sz="12" w:space="0" w:color="000000"/>
+              <w:right w:val="single" w:sz="12" w:space="0" w:color="000000"/>
+            </w:tcBorders>
+            <w:vAlign w:val="center"/>
+          </w:tcPr>
+          <w:p>
+            <w:pPr>
+              <w:keepNext/>
+              <w:spacing w:after="0" w:line="240" w:lineRule="exact"/>
+              <w:jc w:val="center"/>
+              <w:rPr>
+                <w:rFonts w:ascii="Courier" w:hAnsi="Courier"/>
+                <w:sz w:val="24"/>
+              </w:rPr>
+            </w:pPr>
+            <w:r>
+              <w:rPr>
+                <w:rFonts w:ascii="Arial" w:hAnsi="Arial" w:cs="Arial"/>
+              </w:rPr>
+              <w:t>~</w:t>
+            </w:r>
+            <w:r>
+              <w:rPr>
+                <w:rFonts w:ascii="Arial" w:hAnsi="Arial" w:cs="Arial"/>
+              </w:rPr>
+              <w:br/>
+              <w:t>007E</w:t>
+            </w:r>
+          </w:p>
+        </w:tc>
+        <w:tc>
+          <w:tcPr>
+            <w:tcW w:w="714" w:type="dxa"/>
+            <w:tcBorders>
+              <w:top w:val="single" w:sz="12" w:space="0" w:color="000000"/>
+              <w:left w:val="single" w:sz="12" w:space="0" w:color="000000"/>
+              <w:bottom w:val="single" w:sz="12" w:space="0" w:color="000000"/>
+              <w:right w:val="single" w:sz="12" w:space="0" w:color="000000"/>
+            </w:tcBorders>
             <w:vAlign w:val="center"/>
           </w:tcPr>
           <w:p>
@@ -18108,45 +18180,120 @@
                 <w:sz w:val="18"/>
                 <w:szCs w:val="18"/>
               </w:rPr>
-              <w:t> </w:t>
-            </w:r>
-          </w:p>
-        </w:tc>
-        <w:tc>
-          <w:tcPr>
-            <w:tcW w:w="0" w:type="auto"/>
-            <w:tcBorders>
-              <w:top w:val="single" w:sz="12" w:space="0" w:color="000000"/>
-              <w:left w:val="single" w:sz="12" w:space="0" w:color="000000"/>
-              <w:bottom w:val="single" w:sz="12" w:space="0" w:color="000000"/>
-              <w:right w:val="single" w:sz="12" w:space="0" w:color="000000"/>
-            </w:tcBorders>
-            <w:vAlign w:val="center"/>
-          </w:tcPr>
-          <w:p>
-            <w:pPr>
-              <w:keepNext/>
-              <w:spacing w:after="0" w:line="240" w:lineRule="exact"/>
-              <w:jc w:val="center"/>
-              <w:rPr>
-                <w:rFonts w:ascii="Courier" w:hAnsi="Courier"/>
+              <w:t>M</w:t>
+            </w:r>
+            <w:r>
+              <w:rPr>
+                <w:rFonts w:ascii="Arial" w:hAnsi="Arial" w:cs="Arial"/>
                 <w:sz w:val="18"/>
                 <w:szCs w:val="18"/>
               </w:rPr>
-            </w:pPr>
+              <w:br/>
+            </w:r>
+            <w:proofErr w:type="spellStart"/>
             <w:r>
               <w:rPr>
                 <w:rFonts w:ascii="Arial" w:hAnsi="Arial" w:cs="Arial"/>
                 <w:sz w:val="18"/>
                 <w:szCs w:val="18"/>
               </w:rPr>
+              <w:t>004D</w:t>
+            </w:r>
+            <w:proofErr w:type="spellEnd"/>
+          </w:p>
+        </w:tc>
+        <w:tc>
+          <w:tcPr>
+            <w:tcW w:w="0" w:type="auto"/>
+            <w:tcBorders>
+              <w:top w:val="single" w:sz="12" w:space="0" w:color="000000"/>
+              <w:left w:val="single" w:sz="12" w:space="0" w:color="000000"/>
+              <w:bottom w:val="single" w:sz="12" w:space="0" w:color="000000"/>
+              <w:right w:val="single" w:sz="12" w:space="0" w:color="000000"/>
+            </w:tcBorders>
+            <w:shd w:val="clear" w:color="auto" w:fill="FFFACD"/>
+            <w:vAlign w:val="center"/>
+          </w:tcPr>
+          <w:p>
+            <w:pPr>
+              <w:keepNext/>
+              <w:spacing w:after="0" w:line="240" w:lineRule="exact"/>
+              <w:jc w:val="center"/>
+              <w:rPr>
+                <w:rFonts w:ascii="Courier" w:hAnsi="Courier"/>
+              </w:rPr>
+            </w:pPr>
+            <w:r>
+              <w:rPr>
+                <w:rFonts w:ascii="Nirmala UI" w:hAnsi="Nirmala UI" w:cs="Nirmala UI"/>
+              </w:rPr>
+              <w:t>ᳵ‌</w:t>
+            </w:r>
+            <w:r>
+              <w:rPr>
+                <w:rFonts w:ascii="Arial" w:hAnsi="Arial" w:cs="Arial"/>
+              </w:rPr>
+              <w:br/>
+            </w:r>
+            <w:proofErr w:type="spellStart"/>
+            <w:r>
+              <w:rPr>
+                <w:rFonts w:ascii="Arial" w:hAnsi="Arial" w:cs="Arial"/>
+              </w:rPr>
+              <w:t>1CF5</w:t>
+            </w:r>
+            <w:proofErr w:type="spellEnd"/>
+            <w:r>
+              <w:rPr>
+                <w:rFonts w:ascii="Arial" w:hAnsi="Arial" w:cs="Arial"/>
+              </w:rPr>
+              <w:t>,</w:t>
+            </w:r>
+            <w:r>
+              <w:rPr>
+                <w:rFonts w:ascii="Arial" w:hAnsi="Arial" w:cs="Arial"/>
+              </w:rPr>
+              <w:br/>
+            </w:r>
+            <w:proofErr w:type="spellStart"/>
+            <w:r>
+              <w:rPr>
+                <w:rFonts w:ascii="Arial" w:hAnsi="Arial" w:cs="Arial"/>
+              </w:rPr>
+              <w:t>200C</w:t>
+            </w:r>
+            <w:proofErr w:type="spellEnd"/>
+          </w:p>
+        </w:tc>
+        <w:tc>
+          <w:tcPr>
+            <w:tcW w:w="0" w:type="auto"/>
+            <w:tcBorders>
+              <w:top w:val="single" w:sz="12" w:space="0" w:color="000000"/>
+              <w:left w:val="single" w:sz="12" w:space="0" w:color="000000"/>
+              <w:bottom w:val="single" w:sz="12" w:space="0" w:color="000000"/>
+              <w:right w:val="single" w:sz="12" w:space="0" w:color="000000"/>
+            </w:tcBorders>
+            <w:vAlign w:val="center"/>
+          </w:tcPr>
+          <w:p>
+            <w:pPr>
+              <w:keepNext/>
+              <w:spacing w:after="0" w:line="240" w:lineRule="exact"/>
+              <w:jc w:val="center"/>
+              <w:rPr>
+                <w:rFonts w:ascii="Courier" w:hAnsi="Courier"/>
+              </w:rPr>
+            </w:pPr>
+            <w:r>
+              <w:rPr>
+                <w:rFonts w:ascii="Arial" w:hAnsi="Arial" w:cs="Arial"/>
+              </w:rPr>
               <w:t>«</w:t>
             </w:r>
             <w:r>
               <w:rPr>
                 <w:rFonts w:ascii="Arial" w:hAnsi="Arial" w:cs="Arial"/>
-                <w:sz w:val="18"/>
-                <w:szCs w:val="18"/>
               </w:rPr>
               <w:br/>
             </w:r>
@@ -18154,8 +18301,6 @@
             <w:r>
               <w:rPr>
                 <w:rFonts w:ascii="Arial" w:hAnsi="Arial" w:cs="Arial"/>
-                <w:sz w:val="18"/>
-                <w:szCs w:val="18"/>
               </w:rPr>
               <w:t>00AB</w:t>
             </w:r>
@@ -18171,7 +18316,6 @@
               <w:bottom w:val="single" w:sz="12" w:space="0" w:color="000000"/>
               <w:right w:val="single" w:sz="12" w:space="0" w:color="000000"/>
             </w:tcBorders>
-            <w:shd w:val="clear" w:color="auto" w:fill="DDA0DD"/>
             <w:vAlign w:val="center"/>
           </w:tcPr>
           <w:p>
@@ -18188,8 +18332,22 @@
               <w:rPr>
                 <w:rFonts w:ascii="Arial" w:hAnsi="Arial" w:cs="Arial"/>
               </w:rPr>
-              <w:t> </w:t>
-            </w:r>
+              <w:t>𑷱</w:t>
+            </w:r>
+            <w:r>
+              <w:rPr>
+                <w:rFonts w:ascii="Arial" w:hAnsi="Arial" w:cs="Arial"/>
+              </w:rPr>
+              <w:br/>
+            </w:r>
+            <w:proofErr w:type="spellStart"/>
+            <w:r>
+              <w:rPr>
+                <w:rFonts w:ascii="Arial" w:hAnsi="Arial" w:cs="Arial"/>
+              </w:rPr>
+              <w:t>11DF1</w:t>
+            </w:r>
+            <w:proofErr w:type="spellEnd"/>
           </w:p>
         </w:tc>
         <w:bookmarkStart w:id="78" w:name="_MCCTEMPBM_CRPT01490080___7"/>
@@ -18198,7 +18356,7 @@
       <w:tr>
         <w:trPr>
           <w:cantSplit/>
-          <w:trHeight w:hRule="exact" w:val="510"/>
+          <w:trHeight w:hRule="exact" w:val="707"/>
         </w:trPr>
         <w:tc>
           <w:tcPr>
@@ -18417,146 +18575,17 @@
               <w:jc w:val="center"/>
               <w:rPr>
                 <w:rFonts w:ascii="Courier" w:hAnsi="Courier"/>
-                <w:sz w:val="24"/>
-              </w:rPr>
-            </w:pPr>
-            <w:r>
-              <w:rPr>
-                <w:rFonts w:ascii="Nirmala UI" w:hAnsi="Nirmala UI" w:cs="Nirmala UI"/>
-              </w:rPr>
-              <w:t>২</w:t>
-            </w:r>
-            <w:r>
-              <w:rPr>
-                <w:rFonts w:ascii="Arial" w:hAnsi="Arial" w:cs="Arial"/>
-              </w:rPr>
-              <w:br/>
-            </w:r>
-            <w:proofErr w:type="spellStart"/>
-            <w:r>
-              <w:rPr>
-                <w:rFonts w:ascii="Arial" w:hAnsi="Arial" w:cs="Arial"/>
-              </w:rPr>
-              <w:t>09E8</w:t>
-            </w:r>
-            <w:proofErr w:type="spellEnd"/>
-          </w:p>
-        </w:tc>
-        <w:tc>
-          <w:tcPr>
-            <w:tcW w:w="0" w:type="auto"/>
-            <w:tcBorders>
-              <w:top w:val="single" w:sz="12" w:space="0" w:color="000000"/>
-              <w:left w:val="single" w:sz="12" w:space="0" w:color="000000"/>
-              <w:bottom w:val="single" w:sz="12" w:space="0" w:color="000000"/>
-              <w:right w:val="single" w:sz="12" w:space="0" w:color="000000"/>
-            </w:tcBorders>
-            <w:vAlign w:val="center"/>
-          </w:tcPr>
-          <w:p>
-            <w:pPr>
-              <w:keepNext/>
-              <w:spacing w:after="0" w:line="240" w:lineRule="exact"/>
-              <w:jc w:val="center"/>
-              <w:rPr>
-                <w:rFonts w:ascii="Courier" w:hAnsi="Courier"/>
-                <w:sz w:val="24"/>
-              </w:rPr>
-            </w:pPr>
-            <w:r>
-              <w:rPr>
-                <w:rFonts w:ascii="Cambria Math" w:hAnsi="Cambria Math" w:cs="Cambria Math"/>
-              </w:rPr>
-              <w:t>⩾</w:t>
-            </w:r>
-            <w:r>
-              <w:rPr>
-                <w:rFonts w:ascii="Arial" w:hAnsi="Arial" w:cs="Arial"/>
-              </w:rPr>
-              <w:br/>
-            </w:r>
-            <w:proofErr w:type="spellStart"/>
-            <w:r>
-              <w:rPr>
-                <w:rFonts w:ascii="Arial" w:hAnsi="Arial" w:cs="Arial"/>
-              </w:rPr>
-              <w:t>2A7E</w:t>
-            </w:r>
-            <w:proofErr w:type="spellEnd"/>
-          </w:p>
-        </w:tc>
-        <w:tc>
-          <w:tcPr>
-            <w:tcW w:w="889" w:type="dxa"/>
-            <w:tcBorders>
-              <w:top w:val="single" w:sz="12" w:space="0" w:color="000000"/>
-              <w:left w:val="single" w:sz="12" w:space="0" w:color="000000"/>
-              <w:bottom w:val="single" w:sz="12" w:space="0" w:color="000000"/>
-              <w:right w:val="single" w:sz="12" w:space="0" w:color="000000"/>
-            </w:tcBorders>
-            <w:vAlign w:val="center"/>
-          </w:tcPr>
-          <w:p>
-            <w:pPr>
-              <w:keepNext/>
-              <w:spacing w:after="0" w:line="240" w:lineRule="exact"/>
-              <w:jc w:val="center"/>
-              <w:rPr>
-                <w:rFonts w:ascii="Courier" w:hAnsi="Courier"/>
-                <w:sz w:val="24"/>
-              </w:rPr>
-            </w:pPr>
-            <w:r>
-              <w:rPr>
-                <w:rFonts w:ascii="Arial" w:hAnsi="Arial" w:cs="Arial"/>
-              </w:rPr>
-              <w:t>]</w:t>
-            </w:r>
-            <w:r>
-              <w:rPr>
-                <w:rFonts w:ascii="Arial" w:hAnsi="Arial" w:cs="Arial"/>
-              </w:rPr>
-              <w:br/>
-            </w:r>
-            <w:proofErr w:type="spellStart"/>
-            <w:r>
-              <w:rPr>
-                <w:rFonts w:ascii="Arial" w:hAnsi="Arial" w:cs="Arial"/>
-              </w:rPr>
-              <w:t>005D</w:t>
-            </w:r>
-            <w:proofErr w:type="spellEnd"/>
-          </w:p>
-        </w:tc>
-        <w:tc>
-          <w:tcPr>
-            <w:tcW w:w="886" w:type="dxa"/>
-            <w:tcBorders>
-              <w:top w:val="single" w:sz="12" w:space="0" w:color="000000"/>
-              <w:left w:val="single" w:sz="12" w:space="0" w:color="000000"/>
-              <w:bottom w:val="single" w:sz="12" w:space="0" w:color="000000"/>
-              <w:right w:val="single" w:sz="12" w:space="0" w:color="000000"/>
-            </w:tcBorders>
-            <w:vAlign w:val="center"/>
-          </w:tcPr>
-          <w:p>
-            <w:pPr>
-              <w:keepNext/>
-              <w:spacing w:after="0" w:line="240" w:lineRule="exact"/>
-              <w:jc w:val="center"/>
-              <w:rPr>
-                <w:rFonts w:ascii="Courier" w:hAnsi="Courier"/>
                 <w:sz w:val="18"/>
                 <w:szCs w:val="18"/>
               </w:rPr>
             </w:pPr>
             <w:r>
               <w:rPr>
-                <w:rFonts w:ascii="Arial" w:hAnsi="Arial" w:cs="Arial"/>
+                <w:rFonts w:ascii="Nirmala UI" w:hAnsi="Nirmala UI" w:cs="Nirmala UI"/>
                 <w:sz w:val="18"/>
                 <w:szCs w:val="18"/>
               </w:rPr>
-              <w:t>N</w:t>
+              <w:t>২</w:t>
             </w:r>
             <w:r>
               <w:rPr>
@@ -18573,7 +18602,7 @@
                 <w:sz w:val="18"/>
                 <w:szCs w:val="18"/>
               </w:rPr>
-              <w:t>004E</w:t>
+              <w:t>09E8</w:t>
             </w:r>
             <w:proofErr w:type="spellEnd"/>
           </w:p>
@@ -18587,7 +18616,92 @@
               <w:bottom w:val="single" w:sz="12" w:space="0" w:color="000000"/>
               <w:right w:val="single" w:sz="12" w:space="0" w:color="000000"/>
             </w:tcBorders>
-            <w:shd w:val="clear" w:color="auto" w:fill="DDA0DD"/>
+            <w:vAlign w:val="center"/>
+          </w:tcPr>
+          <w:p>
+            <w:pPr>
+              <w:keepNext/>
+              <w:spacing w:after="0" w:line="240" w:lineRule="exact"/>
+              <w:jc w:val="center"/>
+              <w:rPr>
+                <w:rFonts w:ascii="Courier" w:hAnsi="Courier"/>
+                <w:sz w:val="24"/>
+              </w:rPr>
+            </w:pPr>
+            <w:r>
+              <w:rPr>
+                <w:rFonts w:ascii="Cambria Math" w:hAnsi="Cambria Math" w:cs="Cambria Math"/>
+              </w:rPr>
+              <w:t>⩾</w:t>
+            </w:r>
+            <w:r>
+              <w:rPr>
+                <w:rFonts w:ascii="Arial" w:hAnsi="Arial" w:cs="Arial"/>
+              </w:rPr>
+              <w:br/>
+            </w:r>
+            <w:proofErr w:type="spellStart"/>
+            <w:r>
+              <w:rPr>
+                <w:rFonts w:ascii="Arial" w:hAnsi="Arial" w:cs="Arial"/>
+              </w:rPr>
+              <w:t>2A7E</w:t>
+            </w:r>
+            <w:proofErr w:type="spellEnd"/>
+          </w:p>
+        </w:tc>
+        <w:tc>
+          <w:tcPr>
+            <w:tcW w:w="1000" w:type="dxa"/>
+            <w:tcBorders>
+              <w:top w:val="single" w:sz="12" w:space="0" w:color="000000"/>
+              <w:left w:val="single" w:sz="12" w:space="0" w:color="000000"/>
+              <w:bottom w:val="single" w:sz="12" w:space="0" w:color="000000"/>
+              <w:right w:val="single" w:sz="12" w:space="0" w:color="000000"/>
+            </w:tcBorders>
+            <w:vAlign w:val="center"/>
+          </w:tcPr>
+          <w:p>
+            <w:pPr>
+              <w:keepNext/>
+              <w:spacing w:after="0" w:line="240" w:lineRule="exact"/>
+              <w:jc w:val="center"/>
+              <w:rPr>
+                <w:rFonts w:ascii="Courier" w:hAnsi="Courier"/>
+                <w:sz w:val="24"/>
+              </w:rPr>
+            </w:pPr>
+            <w:r>
+              <w:rPr>
+                <w:rFonts w:ascii="Arial" w:hAnsi="Arial" w:cs="Arial"/>
+              </w:rPr>
+              <w:t>]</w:t>
+            </w:r>
+            <w:r>
+              <w:rPr>
+                <w:rFonts w:ascii="Arial" w:hAnsi="Arial" w:cs="Arial"/>
+              </w:rPr>
+              <w:br/>
+            </w:r>
+            <w:proofErr w:type="spellStart"/>
+            <w:r>
+              <w:rPr>
+                <w:rFonts w:ascii="Arial" w:hAnsi="Arial" w:cs="Arial"/>
+              </w:rPr>
+              <w:t>005D</w:t>
+            </w:r>
+            <w:proofErr w:type="spellEnd"/>
+          </w:p>
+        </w:tc>
+        <w:tc>
+          <w:tcPr>
+            <w:tcW w:w="714" w:type="dxa"/>
+            <w:tcBorders>
+              <w:top w:val="single" w:sz="12" w:space="0" w:color="000000"/>
+              <w:left w:val="single" w:sz="12" w:space="0" w:color="000000"/>
+              <w:bottom w:val="single" w:sz="12" w:space="0" w:color="000000"/>
+              <w:right w:val="single" w:sz="12" w:space="0" w:color="000000"/>
+            </w:tcBorders>
             <w:vAlign w:val="center"/>
           </w:tcPr>
           <w:p>
@@ -18607,45 +18721,120 @@
                 <w:sz w:val="18"/>
                 <w:szCs w:val="18"/>
               </w:rPr>
-              <w:t> </w:t>
-            </w:r>
-          </w:p>
-        </w:tc>
-        <w:tc>
-          <w:tcPr>
-            <w:tcW w:w="0" w:type="auto"/>
-            <w:tcBorders>
-              <w:top w:val="single" w:sz="12" w:space="0" w:color="000000"/>
-              <w:left w:val="single" w:sz="12" w:space="0" w:color="000000"/>
-              <w:bottom w:val="single" w:sz="12" w:space="0" w:color="000000"/>
-              <w:right w:val="single" w:sz="12" w:space="0" w:color="000000"/>
-            </w:tcBorders>
-            <w:vAlign w:val="center"/>
-          </w:tcPr>
-          <w:p>
-            <w:pPr>
-              <w:keepNext/>
-              <w:spacing w:after="0" w:line="240" w:lineRule="exact"/>
-              <w:jc w:val="center"/>
-              <w:rPr>
-                <w:rFonts w:ascii="Courier" w:hAnsi="Courier"/>
+              <w:t>N</w:t>
+            </w:r>
+            <w:r>
+              <w:rPr>
+                <w:rFonts w:ascii="Arial" w:hAnsi="Arial" w:cs="Arial"/>
                 <w:sz w:val="18"/>
                 <w:szCs w:val="18"/>
               </w:rPr>
-            </w:pPr>
+              <w:br/>
+            </w:r>
+            <w:proofErr w:type="spellStart"/>
             <w:r>
               <w:rPr>
                 <w:rFonts w:ascii="Arial" w:hAnsi="Arial" w:cs="Arial"/>
                 <w:sz w:val="18"/>
                 <w:szCs w:val="18"/>
               </w:rPr>
+              <w:t>004E</w:t>
+            </w:r>
+            <w:proofErr w:type="spellEnd"/>
+          </w:p>
+        </w:tc>
+        <w:tc>
+          <w:tcPr>
+            <w:tcW w:w="0" w:type="auto"/>
+            <w:tcBorders>
+              <w:top w:val="single" w:sz="12" w:space="0" w:color="000000"/>
+              <w:left w:val="single" w:sz="12" w:space="0" w:color="000000"/>
+              <w:bottom w:val="single" w:sz="12" w:space="0" w:color="000000"/>
+              <w:right w:val="single" w:sz="12" w:space="0" w:color="000000"/>
+            </w:tcBorders>
+            <w:shd w:val="clear" w:color="auto" w:fill="FFFACD"/>
+            <w:vAlign w:val="center"/>
+          </w:tcPr>
+          <w:p>
+            <w:pPr>
+              <w:keepNext/>
+              <w:spacing w:after="0" w:line="240" w:lineRule="exact"/>
+              <w:jc w:val="center"/>
+              <w:rPr>
+                <w:rFonts w:ascii="Courier" w:hAnsi="Courier"/>
+              </w:rPr>
+            </w:pPr>
+            <w:r>
+              <w:rPr>
+                <w:rFonts w:ascii="Nirmala UI" w:hAnsi="Nirmala UI" w:cs="Nirmala UI"/>
+              </w:rPr>
+              <w:t>ᳶ‌</w:t>
+            </w:r>
+            <w:r>
+              <w:rPr>
+                <w:rFonts w:ascii="Arial" w:hAnsi="Arial" w:cs="Arial"/>
+              </w:rPr>
+              <w:br/>
+            </w:r>
+            <w:proofErr w:type="spellStart"/>
+            <w:r>
+              <w:rPr>
+                <w:rFonts w:ascii="Arial" w:hAnsi="Arial" w:cs="Arial"/>
+              </w:rPr>
+              <w:t>1CF6</w:t>
+            </w:r>
+            <w:proofErr w:type="spellEnd"/>
+            <w:r>
+              <w:rPr>
+                <w:rFonts w:ascii="Arial" w:hAnsi="Arial" w:cs="Arial"/>
+              </w:rPr>
+              <w:t>,</w:t>
+            </w:r>
+            <w:r>
+              <w:rPr>
+                <w:rFonts w:ascii="Arial" w:hAnsi="Arial" w:cs="Arial"/>
+              </w:rPr>
+              <w:br/>
+            </w:r>
+            <w:proofErr w:type="spellStart"/>
+            <w:r>
+              <w:rPr>
+                <w:rFonts w:ascii="Arial" w:hAnsi="Arial" w:cs="Arial"/>
+              </w:rPr>
+              <w:t>200C</w:t>
+            </w:r>
+            <w:proofErr w:type="spellEnd"/>
+          </w:p>
+        </w:tc>
+        <w:tc>
+          <w:tcPr>
+            <w:tcW w:w="0" w:type="auto"/>
+            <w:tcBorders>
+              <w:top w:val="single" w:sz="12" w:space="0" w:color="000000"/>
+              <w:left w:val="single" w:sz="12" w:space="0" w:color="000000"/>
+              <w:bottom w:val="single" w:sz="12" w:space="0" w:color="000000"/>
+              <w:right w:val="single" w:sz="12" w:space="0" w:color="000000"/>
+            </w:tcBorders>
+            <w:vAlign w:val="center"/>
+          </w:tcPr>
+          <w:p>
+            <w:pPr>
+              <w:keepNext/>
+              <w:spacing w:after="0" w:line="240" w:lineRule="exact"/>
+              <w:jc w:val="center"/>
+              <w:rPr>
+                <w:rFonts w:ascii="Courier" w:hAnsi="Courier"/>
+              </w:rPr>
+            </w:pPr>
+            <w:r>
+              <w:rPr>
+                <w:rFonts w:ascii="Arial" w:hAnsi="Arial" w:cs="Arial"/>
+              </w:rPr>
               <w:t>»</w:t>
             </w:r>
             <w:r>
               <w:rPr>
                 <w:rFonts w:ascii="Arial" w:hAnsi="Arial" w:cs="Arial"/>
-                <w:sz w:val="18"/>
-                <w:szCs w:val="18"/>
               </w:rPr>
               <w:br/>
             </w:r>
@@ -18653,8 +18842,6 @@
             <w:r>
               <w:rPr>
                 <w:rFonts w:ascii="Arial" w:hAnsi="Arial" w:cs="Arial"/>
-                <w:sz w:val="18"/>
-                <w:szCs w:val="18"/>
               </w:rPr>
               <w:t>00BB</w:t>
             </w:r>
@@ -18903,146 +19090,17 @@
               <w:jc w:val="center"/>
               <w:rPr>
                 <w:rFonts w:ascii="Courier" w:hAnsi="Courier"/>
-                <w:sz w:val="24"/>
-              </w:rPr>
-            </w:pPr>
-            <w:r>
-              <w:rPr>
-                <w:rFonts w:ascii="Nirmala UI" w:hAnsi="Nirmala UI" w:cs="Nirmala UI"/>
-              </w:rPr>
-              <w:t>৩</w:t>
-            </w:r>
-            <w:r>
-              <w:rPr>
-                <w:rFonts w:ascii="Arial" w:hAnsi="Arial" w:cs="Arial"/>
-              </w:rPr>
-              <w:br/>
-            </w:r>
-            <w:proofErr w:type="spellStart"/>
-            <w:r>
-              <w:rPr>
-                <w:rFonts w:ascii="Arial" w:hAnsi="Arial" w:cs="Arial"/>
-              </w:rPr>
-              <w:t>09E9</w:t>
-            </w:r>
-            <w:proofErr w:type="spellEnd"/>
-          </w:p>
-        </w:tc>
-        <w:tc>
-          <w:tcPr>
-            <w:tcW w:w="0" w:type="auto"/>
-            <w:tcBorders>
-              <w:top w:val="single" w:sz="12" w:space="0" w:color="000000"/>
-              <w:left w:val="single" w:sz="12" w:space="0" w:color="000000"/>
-              <w:bottom w:val="single" w:sz="12" w:space="0" w:color="000000"/>
-              <w:right w:val="single" w:sz="12" w:space="0" w:color="000000"/>
-            </w:tcBorders>
-            <w:vAlign w:val="center"/>
-          </w:tcPr>
-          <w:p>
-            <w:pPr>
-              <w:keepNext/>
-              <w:spacing w:after="0" w:line="240" w:lineRule="exact"/>
-              <w:jc w:val="center"/>
-              <w:rPr>
-                <w:rFonts w:ascii="Courier" w:hAnsi="Courier"/>
-                <w:sz w:val="24"/>
-              </w:rPr>
-            </w:pPr>
-            <w:r>
-              <w:rPr>
-                <w:rFonts w:ascii="Arial" w:hAnsi="Arial" w:cs="Arial"/>
-              </w:rPr>
-              <w:t>\</w:t>
-            </w:r>
-            <w:r>
-              <w:rPr>
-                <w:rFonts w:ascii="Arial" w:hAnsi="Arial" w:cs="Arial"/>
-              </w:rPr>
-              <w:br/>
-            </w:r>
-            <w:proofErr w:type="spellStart"/>
-            <w:r>
-              <w:rPr>
-                <w:rFonts w:ascii="Arial" w:hAnsi="Arial" w:cs="Arial"/>
-              </w:rPr>
-              <w:t>005C</w:t>
-            </w:r>
-            <w:proofErr w:type="spellEnd"/>
-          </w:p>
-        </w:tc>
-        <w:tc>
-          <w:tcPr>
-            <w:tcW w:w="889" w:type="dxa"/>
-            <w:tcBorders>
-              <w:top w:val="single" w:sz="12" w:space="0" w:color="000000"/>
-              <w:left w:val="single" w:sz="12" w:space="0" w:color="000000"/>
-              <w:bottom w:val="single" w:sz="12" w:space="0" w:color="000000"/>
-              <w:right w:val="single" w:sz="12" w:space="0" w:color="000000"/>
-            </w:tcBorders>
-            <w:vAlign w:val="center"/>
-          </w:tcPr>
-          <w:p>
-            <w:pPr>
-              <w:keepNext/>
-              <w:spacing w:after="0" w:line="240" w:lineRule="exact"/>
-              <w:jc w:val="center"/>
-              <w:rPr>
-                <w:rFonts w:ascii="Courier" w:hAnsi="Courier"/>
-                <w:sz w:val="24"/>
-              </w:rPr>
-            </w:pPr>
-            <w:r>
-              <w:rPr>
-                <w:rFonts w:ascii="Arial" w:hAnsi="Arial" w:cs="Arial"/>
-              </w:rPr>
-              <w:t>·</w:t>
-            </w:r>
-            <w:r>
-              <w:rPr>
-                <w:rFonts w:ascii="Arial" w:hAnsi="Arial" w:cs="Arial"/>
-              </w:rPr>
-              <w:br/>
-            </w:r>
-            <w:proofErr w:type="spellStart"/>
-            <w:r>
-              <w:rPr>
-                <w:rFonts w:ascii="Arial" w:hAnsi="Arial" w:cs="Arial"/>
-              </w:rPr>
-              <w:t>00B7</w:t>
-            </w:r>
-            <w:proofErr w:type="spellEnd"/>
-          </w:p>
-        </w:tc>
-        <w:tc>
-          <w:tcPr>
-            <w:tcW w:w="886" w:type="dxa"/>
-            <w:tcBorders>
-              <w:top w:val="single" w:sz="12" w:space="0" w:color="000000"/>
-              <w:left w:val="single" w:sz="12" w:space="0" w:color="000000"/>
-              <w:bottom w:val="single" w:sz="12" w:space="0" w:color="000000"/>
-              <w:right w:val="single" w:sz="12" w:space="0" w:color="000000"/>
-            </w:tcBorders>
-            <w:vAlign w:val="center"/>
-          </w:tcPr>
-          <w:p>
-            <w:pPr>
-              <w:keepNext/>
-              <w:spacing w:after="0" w:line="240" w:lineRule="exact"/>
-              <w:jc w:val="center"/>
-              <w:rPr>
-                <w:rFonts w:ascii="Courier" w:hAnsi="Courier"/>
                 <w:sz w:val="18"/>
                 <w:szCs w:val="18"/>
               </w:rPr>
             </w:pPr>
             <w:r>
               <w:rPr>
-                <w:rFonts w:ascii="Arial" w:hAnsi="Arial" w:cs="Arial"/>
+                <w:rFonts w:ascii="Nirmala UI" w:hAnsi="Nirmala UI" w:cs="Nirmala UI"/>
                 <w:sz w:val="18"/>
                 <w:szCs w:val="18"/>
               </w:rPr>
-              <w:t>O</w:t>
+              <w:t>৩</w:t>
             </w:r>
             <w:r>
               <w:rPr>
@@ -19059,7 +19117,7 @@
                 <w:sz w:val="18"/>
                 <w:szCs w:val="18"/>
               </w:rPr>
-              <w:t>004F</w:t>
+              <w:t>09E9</w:t>
             </w:r>
             <w:proofErr w:type="spellEnd"/>
           </w:p>
@@ -19073,7 +19131,92 @@
               <w:bottom w:val="single" w:sz="12" w:space="0" w:color="000000"/>
               <w:right w:val="single" w:sz="12" w:space="0" w:color="000000"/>
             </w:tcBorders>
-            <w:shd w:val="clear" w:color="auto" w:fill="DDA0DD"/>
+            <w:vAlign w:val="center"/>
+          </w:tcPr>
+          <w:p>
+            <w:pPr>
+              <w:keepNext/>
+              <w:spacing w:after="0" w:line="240" w:lineRule="exact"/>
+              <w:jc w:val="center"/>
+              <w:rPr>
+                <w:rFonts w:ascii="Courier" w:hAnsi="Courier"/>
+                <w:sz w:val="24"/>
+              </w:rPr>
+            </w:pPr>
+            <w:r>
+              <w:rPr>
+                <w:rFonts w:ascii="Arial" w:hAnsi="Arial" w:cs="Arial"/>
+              </w:rPr>
+              <w:t>\</w:t>
+            </w:r>
+            <w:r>
+              <w:rPr>
+                <w:rFonts w:ascii="Arial" w:hAnsi="Arial" w:cs="Arial"/>
+              </w:rPr>
+              <w:br/>
+            </w:r>
+            <w:proofErr w:type="spellStart"/>
+            <w:r>
+              <w:rPr>
+                <w:rFonts w:ascii="Arial" w:hAnsi="Arial" w:cs="Arial"/>
+              </w:rPr>
+              <w:t>005C</w:t>
+            </w:r>
+            <w:proofErr w:type="spellEnd"/>
+          </w:p>
+        </w:tc>
+        <w:tc>
+          <w:tcPr>
+            <w:tcW w:w="1000" w:type="dxa"/>
+            <w:tcBorders>
+              <w:top w:val="single" w:sz="12" w:space="0" w:color="000000"/>
+              <w:left w:val="single" w:sz="12" w:space="0" w:color="000000"/>
+              <w:bottom w:val="single" w:sz="12" w:space="0" w:color="000000"/>
+              <w:right w:val="single" w:sz="12" w:space="0" w:color="000000"/>
+            </w:tcBorders>
+            <w:vAlign w:val="center"/>
+          </w:tcPr>
+          <w:p>
+            <w:pPr>
+              <w:keepNext/>
+              <w:spacing w:after="0" w:line="240" w:lineRule="exact"/>
+              <w:jc w:val="center"/>
+              <w:rPr>
+                <w:rFonts w:ascii="Courier" w:hAnsi="Courier"/>
+                <w:sz w:val="24"/>
+              </w:rPr>
+            </w:pPr>
+            <w:r>
+              <w:rPr>
+                <w:rFonts w:ascii="Arial" w:hAnsi="Arial" w:cs="Arial"/>
+              </w:rPr>
+              <w:t>·</w:t>
+            </w:r>
+            <w:r>
+              <w:rPr>
+                <w:rFonts w:ascii="Arial" w:hAnsi="Arial" w:cs="Arial"/>
+              </w:rPr>
+              <w:br/>
+            </w:r>
+            <w:proofErr w:type="spellStart"/>
+            <w:r>
+              <w:rPr>
+                <w:rFonts w:ascii="Arial" w:hAnsi="Arial" w:cs="Arial"/>
+              </w:rPr>
+              <w:t>00B7</w:t>
+            </w:r>
+            <w:proofErr w:type="spellEnd"/>
+          </w:p>
+        </w:tc>
+        <w:tc>
+          <w:tcPr>
+            <w:tcW w:w="714" w:type="dxa"/>
+            <w:tcBorders>
+              <w:top w:val="single" w:sz="12" w:space="0" w:color="000000"/>
+              <w:left w:val="single" w:sz="12" w:space="0" w:color="000000"/>
+              <w:bottom w:val="single" w:sz="12" w:space="0" w:color="000000"/>
+              <w:right w:val="single" w:sz="12" w:space="0" w:color="000000"/>
+            </w:tcBorders>
             <w:vAlign w:val="center"/>
           </w:tcPr>
           <w:p>
@@ -19090,11 +19233,68 @@
             <w:r>
               <w:rPr>
                 <w:rFonts w:ascii="Arial" w:hAnsi="Arial" w:cs="Arial"/>
+              </w:rPr>
+              <w:t>O</w:t>
+            </w:r>
+            <w:r>
+              <w:rPr>
+                <w:rFonts w:ascii="Arial" w:hAnsi="Arial" w:cs="Arial"/>
+              </w:rPr>
+              <w:br/>
+            </w:r>
+            <w:proofErr w:type="spellStart"/>
+            <w:r>
+              <w:rPr>
+                <w:rFonts w:ascii="Arial" w:hAnsi="Arial" w:cs="Arial"/>
+              </w:rPr>
+              <w:t>004F</w:t>
+            </w:r>
+            <w:proofErr w:type="spellEnd"/>
+          </w:p>
+        </w:tc>
+        <w:tc>
+          <w:tcPr>
+            <w:tcW w:w="0" w:type="auto"/>
+            <w:tcBorders>
+              <w:top w:val="single" w:sz="12" w:space="0" w:color="000000"/>
+              <w:left w:val="single" w:sz="12" w:space="0" w:color="000000"/>
+              <w:bottom w:val="single" w:sz="12" w:space="0" w:color="000000"/>
+              <w:right w:val="single" w:sz="12" w:space="0" w:color="000000"/>
+            </w:tcBorders>
+            <w:shd w:val="clear" w:color="auto" w:fill="FFFACD"/>
+            <w:vAlign w:val="center"/>
+          </w:tcPr>
+          <w:p>
+            <w:pPr>
+              <w:keepNext/>
+              <w:spacing w:after="0" w:line="240" w:lineRule="exact"/>
+              <w:jc w:val="center"/>
+              <w:rPr>
+                <w:rFonts w:ascii="Courier" w:hAnsi="Courier"/>
                 <w:sz w:val="18"/>
                 <w:szCs w:val="18"/>
               </w:rPr>
-              <w:t> </w:t>
-            </w:r>
+            </w:pPr>
+            <w:r>
+              <w:rPr>
+                <w:rFonts w:ascii="Arial" w:hAnsi="Arial" w:cs="Arial"/>
+              </w:rPr>
+              <w:t>𑷰</w:t>
+            </w:r>
+            <w:r>
+              <w:rPr>
+                <w:rFonts w:ascii="Arial" w:hAnsi="Arial" w:cs="Arial"/>
+              </w:rPr>
+              <w:br/>
+            </w:r>
+            <w:proofErr w:type="spellStart"/>
+            <w:r>
+              <w:rPr>
+                <w:rFonts w:ascii="Arial" w:hAnsi="Arial" w:cs="Arial"/>
+              </w:rPr>
+              <w:t>11DF0</w:t>
+            </w:r>
+            <w:proofErr w:type="spellEnd"/>
           </w:p>
         </w:tc>
         <w:tc>
@@ -19122,16 +19322,12 @@
             <w:r>
               <w:rPr>
                 <w:rFonts w:ascii="Arial" w:hAnsi="Arial" w:cs="Arial"/>
-                <w:sz w:val="18"/>
-                <w:szCs w:val="18"/>
               </w:rPr>
               <w:t>’</w:t>
             </w:r>
             <w:r>
               <w:rPr>
                 <w:rFonts w:ascii="Arial" w:hAnsi="Arial" w:cs="Arial"/>
-                <w:sz w:val="18"/>
-                <w:szCs w:val="18"/>
               </w:rPr>
               <w:br/>
               <w:t>2019</w:t>
